--- a/SGB_Functionality_Audit_2026/01_SGB_Constitution/06_LGAA_SGB_Constitution_Approved_and_Signed.docx
+++ b/SGB_Functionality_Audit_2026/01_SGB_Constitution/06_LGAA_SGB_Constitution_Approved_and_Signed.docx
@@ -2802,7 +2802,7 @@
           <w:tcPr>
             <w:tcW w:type="dxa" w:w="3590"/>
             <w:tcMar>
-              <w:top w:type="dxa" w:w="160"/>
+              <w:top w:type="dxa" w:w="140"/>
               <w:left w:type="dxa" w:w="40"/>
               <w:bottom w:type="dxa" w:w="40"/>
               <w:right w:type="dxa" w:w="40"/>
@@ -2811,22 +2811,24 @@
           <w:p>
             <w:pPr>
               <w:keepLines/>
+              <w:pBdr>
+                <w:bottom w:val="single" w:color="64748B" w:sz="6"/>
+              </w:pBdr>
               <w:spacing w:after="20" w:before="0"/>
             </w:pPr>
             <w:r>
               <w:rPr>
                 <w:rFonts w:ascii="Arial" w:cs="Arial" w:eastAsia="Arial" w:hAnsi="Arial"/>
-                <w:color w:val="64748B"/>
-                <w:sz w:val="20"/>
-                <w:szCs w:val="20"/>
-              </w:rPr>
-              <w:t xml:space="preserve">__________________________________</w:t>
+                <w:sz w:val="2"/>
+                <w:szCs w:val="2"/>
+              </w:rPr>
+              <w:t xml:space="preserve"/>
             </w:r>
           </w:p>
           <w:p>
             <w:pPr>
               <w:keepLines/>
-              <w:spacing w:after="60" w:before="0"/>
+              <w:spacing w:after="50" w:before="0"/>
             </w:pPr>
             <w:r>
               <w:rPr>
@@ -2843,22 +2845,16 @@
           <w:p>
             <w:pPr>
               <w:keepLines/>
-              <w:spacing w:after="30" w:before="0"/>
+              <w:spacing w:after="20" w:before="0"/>
             </w:pPr>
             <w:r>
               <w:rPr>
                 <w:rFonts w:ascii="Arial" w:cs="Arial" w:eastAsia="Arial" w:hAnsi="Arial"/>
-                <w:sz w:val="19"/>
-                <w:szCs w:val="19"/>
-              </w:rPr>
-              <w:t xml:space="preserve">Surname, Name: </w:t>
-            </w:r>
-            <w:r>
-              <w:rPr>
-                <w:rFonts w:ascii="Arial" w:cs="Arial" w:eastAsia="Arial" w:hAnsi="Arial"/>
+                <w:b/>
+                <w:bCs/>
                 <w:color w:val="1A1A1A"/>
-                <w:sz w:val="19"/>
-                <w:szCs w:val="19"/>
+                <w:sz w:val="20"/>
+                <w:szCs w:val="20"/>
               </w:rPr>
               <w:t xml:space="preserve">Mr. K. Dyasi</w:t>
             </w:r>
@@ -2866,7 +2862,7 @@
           <w:p>
             <w:pPr>
               <w:keepLines/>
-              <w:spacing w:after="0" w:before="0"/>
+              <w:spacing w:after="30" w:before="0"/>
             </w:pPr>
             <w:r>
               <w:rPr>
@@ -2883,24 +2879,16 @@
           <w:p>
             <w:pPr>
               <w:keepLines/>
-              <w:spacing w:after="0" w:before="140"/>
+              <w:spacing w:after="0" w:before="40"/>
             </w:pPr>
             <w:r>
               <w:rPr>
                 <w:rFonts w:ascii="Arial" w:cs="Arial" w:eastAsia="Arial" w:hAnsi="Arial"/>
+                <w:color w:val="64748B"/>
                 <w:sz w:val="18"/>
                 <w:szCs w:val="18"/>
               </w:rPr>
-              <w:t xml:space="preserve">Date: </w:t>
-            </w:r>
-            <w:r>
-              <w:rPr>
-                <w:rFonts w:ascii="Arial" w:cs="Arial" w:eastAsia="Arial" w:hAnsi="Arial"/>
-                <w:color w:val="1A1A1A"/>
-                <w:sz w:val="18"/>
-                <w:szCs w:val="18"/>
-              </w:rPr>
-              <w:t xml:space="preserve">28/01/2026</w:t>
+              <w:t xml:space="preserve">Date: 28/01/2026</w:t>
             </w:r>
           </w:p>
         </w:tc>
@@ -2908,7 +2896,7 @@
           <w:tcPr>
             <w:tcW w:type="dxa" w:w="3590"/>
             <w:tcMar>
-              <w:top w:type="dxa" w:w="160"/>
+              <w:top w:type="dxa" w:w="140"/>
               <w:left w:type="dxa" w:w="40"/>
               <w:bottom w:type="dxa" w:w="40"/>
               <w:right w:type="dxa" w:w="40"/>
@@ -2917,22 +2905,24 @@
           <w:p>
             <w:pPr>
               <w:keepLines/>
+              <w:pBdr>
+                <w:bottom w:val="single" w:color="64748B" w:sz="6"/>
+              </w:pBdr>
               <w:spacing w:after="20" w:before="0"/>
             </w:pPr>
             <w:r>
               <w:rPr>
                 <w:rFonts w:ascii="Arial" w:cs="Arial" w:eastAsia="Arial" w:hAnsi="Arial"/>
-                <w:color w:val="64748B"/>
-                <w:sz w:val="20"/>
-                <w:szCs w:val="20"/>
-              </w:rPr>
-              <w:t xml:space="preserve">__________________________________</w:t>
+                <w:sz w:val="2"/>
+                <w:szCs w:val="2"/>
+              </w:rPr>
+              <w:t xml:space="preserve"/>
             </w:r>
           </w:p>
           <w:p>
             <w:pPr>
               <w:keepLines/>
-              <w:spacing w:after="60" w:before="0"/>
+              <w:spacing w:after="50" w:before="0"/>
             </w:pPr>
             <w:r>
               <w:rPr>
@@ -2949,22 +2939,16 @@
           <w:p>
             <w:pPr>
               <w:keepLines/>
-              <w:spacing w:after="30" w:before="0"/>
+              <w:spacing w:after="20" w:before="0"/>
             </w:pPr>
             <w:r>
               <w:rPr>
                 <w:rFonts w:ascii="Arial" w:cs="Arial" w:eastAsia="Arial" w:hAnsi="Arial"/>
-                <w:sz w:val="19"/>
-                <w:szCs w:val="19"/>
-              </w:rPr>
-              <w:t xml:space="preserve">Surname, Name: </w:t>
-            </w:r>
-            <w:r>
-              <w:rPr>
-                <w:rFonts w:ascii="Arial" w:cs="Arial" w:eastAsia="Arial" w:hAnsi="Arial"/>
+                <w:b/>
+                <w:bCs/>
                 <w:color w:val="1A1A1A"/>
-                <w:sz w:val="19"/>
-                <w:szCs w:val="19"/>
+                <w:sz w:val="20"/>
+                <w:szCs w:val="20"/>
               </w:rPr>
               <w:t xml:space="preserve">Mr. A. Gushmani</w:t>
             </w:r>
@@ -2972,7 +2956,7 @@
           <w:p>
             <w:pPr>
               <w:keepLines/>
-              <w:spacing w:after="0" w:before="0"/>
+              <w:spacing w:after="30" w:before="0"/>
             </w:pPr>
             <w:r>
               <w:rPr>
@@ -2989,24 +2973,16 @@
           <w:p>
             <w:pPr>
               <w:keepLines/>
-              <w:spacing w:after="0" w:before="140"/>
+              <w:spacing w:after="0" w:before="40"/>
             </w:pPr>
             <w:r>
               <w:rPr>
                 <w:rFonts w:ascii="Arial" w:cs="Arial" w:eastAsia="Arial" w:hAnsi="Arial"/>
+                <w:color w:val="64748B"/>
                 <w:sz w:val="18"/>
                 <w:szCs w:val="18"/>
               </w:rPr>
-              <w:t xml:space="preserve">Date: </w:t>
-            </w:r>
-            <w:r>
-              <w:rPr>
-                <w:rFonts w:ascii="Arial" w:cs="Arial" w:eastAsia="Arial" w:hAnsi="Arial"/>
-                <w:color w:val="1A1A1A"/>
-                <w:sz w:val="18"/>
-                <w:szCs w:val="18"/>
-              </w:rPr>
-              <w:t xml:space="preserve">28/01/2026</w:t>
+              <w:t xml:space="preserve">Date: 28/01/2026</w:t>
             </w:r>
           </w:p>
         </w:tc>
@@ -3014,7 +2990,7 @@
           <w:tcPr>
             <w:tcW w:type="dxa" w:w="3590"/>
             <w:tcMar>
-              <w:top w:type="dxa" w:w="160"/>
+              <w:top w:type="dxa" w:w="140"/>
               <w:left w:type="dxa" w:w="40"/>
               <w:bottom w:type="dxa" w:w="40"/>
               <w:right w:type="dxa" w:w="40"/>
@@ -3023,22 +2999,24 @@
           <w:p>
             <w:pPr>
               <w:keepLines/>
+              <w:pBdr>
+                <w:bottom w:val="single" w:color="64748B" w:sz="6"/>
+              </w:pBdr>
               <w:spacing w:after="20" w:before="0"/>
             </w:pPr>
             <w:r>
               <w:rPr>
                 <w:rFonts w:ascii="Arial" w:cs="Arial" w:eastAsia="Arial" w:hAnsi="Arial"/>
-                <w:color w:val="64748B"/>
-                <w:sz w:val="20"/>
-                <w:szCs w:val="20"/>
-              </w:rPr>
-              <w:t xml:space="preserve">__________________________________</w:t>
+                <w:sz w:val="2"/>
+                <w:szCs w:val="2"/>
+              </w:rPr>
+              <w:t xml:space="preserve"/>
             </w:r>
           </w:p>
           <w:p>
             <w:pPr>
               <w:keepLines/>
-              <w:spacing w:after="60" w:before="0"/>
+              <w:spacing w:after="50" w:before="0"/>
             </w:pPr>
             <w:r>
               <w:rPr>
@@ -3055,22 +3033,16 @@
           <w:p>
             <w:pPr>
               <w:keepLines/>
-              <w:spacing w:after="30" w:before="0"/>
+              <w:spacing w:after="20" w:before="0"/>
             </w:pPr>
             <w:r>
               <w:rPr>
                 <w:rFonts w:ascii="Arial" w:cs="Arial" w:eastAsia="Arial" w:hAnsi="Arial"/>
-                <w:sz w:val="19"/>
-                <w:szCs w:val="19"/>
-              </w:rPr>
-              <w:t xml:space="preserve">Surname, Name: </w:t>
-            </w:r>
-            <w:r>
-              <w:rPr>
-                <w:rFonts w:ascii="Arial" w:cs="Arial" w:eastAsia="Arial" w:hAnsi="Arial"/>
+                <w:b/>
+                <w:bCs/>
                 <w:color w:val="1A1A1A"/>
-                <w:sz w:val="19"/>
-                <w:szCs w:val="19"/>
+                <w:sz w:val="20"/>
+                <w:szCs w:val="20"/>
               </w:rPr>
               <w:t xml:space="preserve">Ms. M. Botha</w:t>
             </w:r>
@@ -3078,7 +3050,7 @@
           <w:p>
             <w:pPr>
               <w:keepLines/>
-              <w:spacing w:after="0" w:before="0"/>
+              <w:spacing w:after="30" w:before="0"/>
             </w:pPr>
             <w:r>
               <w:rPr>
@@ -3095,24 +3067,16 @@
           <w:p>
             <w:pPr>
               <w:keepLines/>
-              <w:spacing w:after="0" w:before="140"/>
+              <w:spacing w:after="0" w:before="40"/>
             </w:pPr>
             <w:r>
               <w:rPr>
                 <w:rFonts w:ascii="Arial" w:cs="Arial" w:eastAsia="Arial" w:hAnsi="Arial"/>
+                <w:color w:val="64748B"/>
                 <w:sz w:val="18"/>
                 <w:szCs w:val="18"/>
               </w:rPr>
-              <w:t xml:space="preserve">Date: </w:t>
-            </w:r>
-            <w:r>
-              <w:rPr>
-                <w:rFonts w:ascii="Arial" w:cs="Arial" w:eastAsia="Arial" w:hAnsi="Arial"/>
-                <w:color w:val="1A1A1A"/>
-                <w:sz w:val="18"/>
-                <w:szCs w:val="18"/>
-              </w:rPr>
-              <w:t xml:space="preserve">28/01/2026</w:t>
+              <w:t xml:space="preserve">Date: 28/01/2026</w:t>
             </w:r>
           </w:p>
         </w:tc>

--- a/SGB_Functionality_Audit_2026/01_SGB_Constitution/06_LGAA_SGB_Constitution_Approved_and_Signed.docx
+++ b/SGB_Functionality_Audit_2026/01_SGB_Constitution/06_LGAA_SGB_Constitution_Approved_and_Signed.docx
@@ -129,7 +129,7 @@
                           </pic:cNvPicPr>
                         </pic:nvPicPr>
                         <pic:blipFill>
-                          <a:blip r:embed="rId8" cstate="none"/>
+                          <a:blip r:embed="rId9" cstate="none"/>
                           <a:srcRect/>
                           <a:stretch>
                             <a:fillRect/>
@@ -737,7 +737,7 @@
                 <w:sz w:val="18"/>
                 <w:szCs w:val="18"/>
               </w:rPr>
-              <w:t xml:space="preserve">LEGAL NOTICE &amp; BINDING MANDATE: </w:t>
+              <w:t xml:space="preserve">LEGAL NOTICE: </w:t>
             </w:r>
             <w:r>
               <w:rPr>
@@ -746,7 +746,7 @@
                 <w:sz w:val="18"/>
                 <w:szCs w:val="18"/>
               </w:rPr>
-              <w:t xml:space="preserve">This Constitution is the supreme regulatory governance charter of Lady Grey Arts Academy, adopted in terms of Section 18 of the South African Schools Act. All policies, sub-committees, resolutions, and management actions must strictly align with this Constitution.</w:t>
+              <w:t xml:space="preserve">This Constitution is the official supreme governance charter of the Lady Grey Arts Academy drafted, adopted, and promulgated by the School Governing Body in terms of Section 18 of the South African Schools Act, 1996 (Act No. 84 of 1996). This charter aligns with the Constitution of the Republic of South Africa, 1996 (Act No. 108 of 1996), the National Education Policy Act, 1996 (Act No. 27 of 1996), and Eastern Cape Education regulations. All members of the School Governing Body, School Management Team, educators, administrative and support staff, learners, and parents/guardians are bound by the provisions herein.</w:t>
             </w:r>
           </w:p>
         </w:tc>
@@ -762,7 +762,7 @@
         <w:tabs>
           <w:tab w:val="left" w:pos="566"/>
         </w:tabs>
-        <w:spacing w:after="100" w:before="240"/>
+        <w:spacing w:after="80" w:before="0"/>
         <w:ind w:left="0"/>
       </w:pPr>
       <w:r>
@@ -801,7 +801,7 @@
         <w:tabs>
           <w:tab w:val="left" w:pos="566"/>
         </w:tabs>
-        <w:spacing w:after="90" w:before="70" w:line="276"/>
+        <w:spacing w:after="80" w:before="0" w:line="276"/>
         <w:ind w:left="566" w:hanging="566"/>
         <w:jc w:val="both"/>
       </w:pPr>
@@ -841,7 +841,7 @@
         <w:tabs>
           <w:tab w:val="left" w:pos="566"/>
         </w:tabs>
-        <w:spacing w:after="100" w:before="240"/>
+        <w:spacing w:after="80" w:before="0"/>
         <w:ind w:left="0"/>
       </w:pPr>
       <w:r>
@@ -880,7 +880,7 @@
         <w:tabs>
           <w:tab w:val="left" w:pos="566"/>
         </w:tabs>
-        <w:spacing w:after="90" w:before="70" w:line="276"/>
+        <w:spacing w:after="80" w:before="0" w:line="276"/>
         <w:ind w:left="566" w:hanging="566"/>
         <w:jc w:val="both"/>
       </w:pPr>
@@ -920,7 +920,7 @@
         <w:tabs>
           <w:tab w:val="left" w:pos="566"/>
         </w:tabs>
-        <w:spacing w:after="90" w:before="70" w:line="276"/>
+        <w:spacing w:after="80" w:before="0" w:line="276"/>
         <w:ind w:left="566" w:hanging="566"/>
         <w:jc w:val="both"/>
       </w:pPr>
@@ -960,7 +960,7 @@
         <w:tabs>
           <w:tab w:val="left" w:pos="566"/>
         </w:tabs>
-        <w:spacing w:after="90" w:before="70" w:line="276"/>
+        <w:spacing w:after="80" w:before="0" w:line="276"/>
         <w:ind w:left="566" w:hanging="566"/>
         <w:jc w:val="both"/>
       </w:pPr>
@@ -1000,7 +1000,7 @@
         <w:tabs>
           <w:tab w:val="left" w:pos="566"/>
         </w:tabs>
-        <w:spacing w:after="100" w:before="240"/>
+        <w:spacing w:after="80" w:before="0"/>
         <w:ind w:left="0"/>
       </w:pPr>
       <w:r>
@@ -1039,7 +1039,7 @@
         <w:tabs>
           <w:tab w:val="left" w:pos="566"/>
         </w:tabs>
-        <w:spacing w:after="90" w:before="70" w:line="276"/>
+        <w:spacing w:after="80" w:before="0" w:line="276"/>
         <w:ind w:left="566" w:hanging="566"/>
         <w:jc w:val="both"/>
       </w:pPr>
@@ -1079,7 +1079,7 @@
         <w:tabs>
           <w:tab w:val="left" w:pos="566"/>
         </w:tabs>
-        <w:spacing w:after="90" w:before="70" w:line="276"/>
+        <w:spacing w:after="80" w:before="0" w:line="276"/>
         <w:ind w:left="566" w:hanging="566"/>
         <w:jc w:val="both"/>
       </w:pPr>
@@ -1119,7 +1119,7 @@
         <w:tabs>
           <w:tab w:val="left" w:pos="566"/>
         </w:tabs>
-        <w:spacing w:after="90" w:before="70" w:line="276"/>
+        <w:spacing w:after="80" w:before="0" w:line="276"/>
         <w:ind w:left="566" w:hanging="566"/>
         <w:jc w:val="both"/>
       </w:pPr>
@@ -1159,7 +1159,7 @@
         <w:tabs>
           <w:tab w:val="left" w:pos="566"/>
         </w:tabs>
-        <w:spacing w:after="90" w:before="70" w:line="276"/>
+        <w:spacing w:after="80" w:before="0" w:line="276"/>
         <w:ind w:left="566" w:hanging="566"/>
         <w:jc w:val="both"/>
       </w:pPr>
@@ -1199,7 +1199,7 @@
         <w:tabs>
           <w:tab w:val="left" w:pos="566"/>
         </w:tabs>
-        <w:spacing w:after="100" w:before="240"/>
+        <w:spacing w:after="80" w:before="0"/>
         <w:ind w:left="0"/>
       </w:pPr>
       <w:r>
@@ -1238,7 +1238,7 @@
         <w:tabs>
           <w:tab w:val="left" w:pos="566"/>
         </w:tabs>
-        <w:spacing w:after="90" w:before="70" w:line="276"/>
+        <w:spacing w:after="80" w:before="0" w:line="276"/>
         <w:ind w:left="566" w:hanging="566"/>
         <w:jc w:val="both"/>
       </w:pPr>
@@ -1275,90 +1275,210 @@
     </w:p>
     <w:p>
       <w:pPr>
-        <w:spacing w:after="90" w:before="70" w:line="276"/>
-        <w:ind w:left="0"/>
-        <w:jc w:val="both"/>
-      </w:pPr>
-      <w:r>
-        <w:rPr>
-          <w:rFonts w:ascii="Arial" w:cs="Arial" w:eastAsia="Arial" w:hAnsi="Arial"/>
-          <w:color w:val="1A1A1A"/>
-          <w:sz w:val="20"/>
-          <w:szCs w:val="20"/>
-        </w:rPr>
-        <w:t xml:space="preserve">- Parent members (who must form the majority of voting members).</w:t>
-      </w:r>
-    </w:p>
-    <w:p>
-      <w:pPr>
-        <w:spacing w:after="90" w:before="70" w:line="276"/>
-        <w:ind w:left="0"/>
-        <w:jc w:val="both"/>
-      </w:pPr>
-      <w:r>
-        <w:rPr>
-          <w:rFonts w:ascii="Arial" w:cs="Arial" w:eastAsia="Arial" w:hAnsi="Arial"/>
-          <w:color w:val="1A1A1A"/>
-          <w:sz w:val="20"/>
-          <w:szCs w:val="20"/>
-        </w:rPr>
-        <w:t xml:space="preserve">- Educator members elected by educators employed at the school.</w:t>
-      </w:r>
-    </w:p>
-    <w:p>
-      <w:pPr>
-        <w:spacing w:after="90" w:before="70" w:line="276"/>
-        <w:ind w:left="0"/>
-        <w:jc w:val="both"/>
-      </w:pPr>
-      <w:r>
-        <w:rPr>
-          <w:rFonts w:ascii="Arial" w:cs="Arial" w:eastAsia="Arial" w:hAnsi="Arial"/>
-          <w:color w:val="1A1A1A"/>
-          <w:sz w:val="20"/>
-          <w:szCs w:val="20"/>
-        </w:rPr>
-        <w:t xml:space="preserve">- Non-teaching staff member elected by support personnel.</w:t>
-      </w:r>
-    </w:p>
-    <w:p>
-      <w:pPr>
-        <w:spacing w:after="90" w:before="70" w:line="276"/>
-        <w:ind w:left="0"/>
-        <w:jc w:val="both"/>
-      </w:pPr>
-      <w:r>
-        <w:rPr>
-          <w:rFonts w:ascii="Arial" w:cs="Arial" w:eastAsia="Arial" w:hAnsi="Arial"/>
-          <w:color w:val="1A1A1A"/>
-          <w:sz w:val="20"/>
-          <w:szCs w:val="20"/>
-        </w:rPr>
-        <w:t xml:space="preserve">- Learner representatives from the Representative Council of Learners (RCL) in Grade 8 or higher.</w:t>
-      </w:r>
-    </w:p>
-    <w:p>
-      <w:pPr>
-        <w:spacing w:after="90" w:before="70" w:line="276"/>
-        <w:ind w:left="0"/>
-        <w:jc w:val="both"/>
-      </w:pPr>
-      <w:r>
-        <w:rPr>
-          <w:rFonts w:ascii="Arial" w:cs="Arial" w:eastAsia="Arial" w:hAnsi="Arial"/>
-          <w:color w:val="1A1A1A"/>
-          <w:sz w:val="20"/>
-          <w:szCs w:val="20"/>
-        </w:rPr>
-        <w:t xml:space="preserve">- The School Principal as an ex-officio member representing the Department of Education.</w:t>
-      </w:r>
-    </w:p>
-    <w:p>
-      <w:pPr>
-        <w:tabs>
-          <w:tab w:val="left" w:pos="566"/>
-        </w:tabs>
-        <w:spacing w:after="90" w:before="70" w:line="276"/>
+        <w:tabs>
+          <w:tab w:val="left" w:pos="1700"/>
+        </w:tabs>
+        <w:spacing w:after="80" w:before="0" w:line="276"/>
+        <w:ind w:left="1700" w:hanging="566"/>
+        <w:jc w:val="both"/>
+      </w:pPr>
+      <w:r>
+        <w:rPr>
+          <w:rFonts w:ascii="Arial" w:cs="Arial" w:eastAsia="Arial" w:hAnsi="Arial"/>
+          <w:b/>
+          <w:bCs/>
+          <w:color w:val="1A1A1A"/>
+          <w:sz w:val="20"/>
+          <w:szCs w:val="20"/>
+        </w:rPr>
+        <w:t xml:space="preserve">•</w:t>
+      </w:r>
+      <w:r>
+        <w:rPr>
+          <w:rFonts w:ascii="Arial" w:cs="Arial" w:eastAsia="Arial" w:hAnsi="Arial"/>
+          <w:sz w:val="20"/>
+          <w:szCs w:val="20"/>
+        </w:rPr>
+        <w:t xml:space="preserve">	</w:t>
+      </w:r>
+      <w:r>
+        <w:rPr>
+          <w:rFonts w:ascii="Arial" w:cs="Arial" w:eastAsia="Arial" w:hAnsi="Arial"/>
+          <w:b w:val="false"/>
+          <w:bCs w:val="false"/>
+          <w:color w:val="1A1A1A"/>
+          <w:sz w:val="20"/>
+          <w:szCs w:val="20"/>
+        </w:rPr>
+        <w:t xml:space="preserve">Parent members (who must form the majority of voting members).</w:t>
+      </w:r>
+    </w:p>
+    <w:p>
+      <w:pPr>
+        <w:tabs>
+          <w:tab w:val="left" w:pos="1700"/>
+        </w:tabs>
+        <w:spacing w:after="80" w:before="0" w:line="276"/>
+        <w:ind w:left="1700" w:hanging="566"/>
+        <w:jc w:val="both"/>
+      </w:pPr>
+      <w:r>
+        <w:rPr>
+          <w:rFonts w:ascii="Arial" w:cs="Arial" w:eastAsia="Arial" w:hAnsi="Arial"/>
+          <w:b/>
+          <w:bCs/>
+          <w:color w:val="1A1A1A"/>
+          <w:sz w:val="20"/>
+          <w:szCs w:val="20"/>
+        </w:rPr>
+        <w:t xml:space="preserve">•</w:t>
+      </w:r>
+      <w:r>
+        <w:rPr>
+          <w:rFonts w:ascii="Arial" w:cs="Arial" w:eastAsia="Arial" w:hAnsi="Arial"/>
+          <w:sz w:val="20"/>
+          <w:szCs w:val="20"/>
+        </w:rPr>
+        <w:t xml:space="preserve">	</w:t>
+      </w:r>
+      <w:r>
+        <w:rPr>
+          <w:rFonts w:ascii="Arial" w:cs="Arial" w:eastAsia="Arial" w:hAnsi="Arial"/>
+          <w:b w:val="false"/>
+          <w:bCs w:val="false"/>
+          <w:color w:val="1A1A1A"/>
+          <w:sz w:val="20"/>
+          <w:szCs w:val="20"/>
+        </w:rPr>
+        <w:t xml:space="preserve">Educator members elected by educators employed at the school.</w:t>
+      </w:r>
+    </w:p>
+    <w:p>
+      <w:pPr>
+        <w:tabs>
+          <w:tab w:val="left" w:pos="1700"/>
+        </w:tabs>
+        <w:spacing w:after="80" w:before="0" w:line="276"/>
+        <w:ind w:left="1700" w:hanging="566"/>
+        <w:jc w:val="both"/>
+      </w:pPr>
+      <w:r>
+        <w:rPr>
+          <w:rFonts w:ascii="Arial" w:cs="Arial" w:eastAsia="Arial" w:hAnsi="Arial"/>
+          <w:b/>
+          <w:bCs/>
+          <w:color w:val="1A1A1A"/>
+          <w:sz w:val="20"/>
+          <w:szCs w:val="20"/>
+        </w:rPr>
+        <w:t xml:space="preserve">•</w:t>
+      </w:r>
+      <w:r>
+        <w:rPr>
+          <w:rFonts w:ascii="Arial" w:cs="Arial" w:eastAsia="Arial" w:hAnsi="Arial"/>
+          <w:sz w:val="20"/>
+          <w:szCs w:val="20"/>
+        </w:rPr>
+        <w:t xml:space="preserve">	</w:t>
+      </w:r>
+      <w:r>
+        <w:rPr>
+          <w:rFonts w:ascii="Arial" w:cs="Arial" w:eastAsia="Arial" w:hAnsi="Arial"/>
+          <w:b w:val="false"/>
+          <w:bCs w:val="false"/>
+          <w:color w:val="1A1A1A"/>
+          <w:sz w:val="20"/>
+          <w:szCs w:val="20"/>
+        </w:rPr>
+        <w:t xml:space="preserve">Non-teaching staff member elected by support personnel.</w:t>
+      </w:r>
+    </w:p>
+    <w:p>
+      <w:pPr>
+        <w:tabs>
+          <w:tab w:val="left" w:pos="1700"/>
+        </w:tabs>
+        <w:spacing w:after="80" w:before="0" w:line="276"/>
+        <w:ind w:left="1700" w:hanging="566"/>
+        <w:jc w:val="both"/>
+      </w:pPr>
+      <w:r>
+        <w:rPr>
+          <w:rFonts w:ascii="Arial" w:cs="Arial" w:eastAsia="Arial" w:hAnsi="Arial"/>
+          <w:b/>
+          <w:bCs/>
+          <w:color w:val="1A1A1A"/>
+          <w:sz w:val="20"/>
+          <w:szCs w:val="20"/>
+        </w:rPr>
+        <w:t xml:space="preserve">•</w:t>
+      </w:r>
+      <w:r>
+        <w:rPr>
+          <w:rFonts w:ascii="Arial" w:cs="Arial" w:eastAsia="Arial" w:hAnsi="Arial"/>
+          <w:sz w:val="20"/>
+          <w:szCs w:val="20"/>
+        </w:rPr>
+        <w:t xml:space="preserve">	</w:t>
+      </w:r>
+      <w:r>
+        <w:rPr>
+          <w:rFonts w:ascii="Arial" w:cs="Arial" w:eastAsia="Arial" w:hAnsi="Arial"/>
+          <w:b w:val="false"/>
+          <w:bCs w:val="false"/>
+          <w:color w:val="1A1A1A"/>
+          <w:sz w:val="20"/>
+          <w:szCs w:val="20"/>
+        </w:rPr>
+        <w:t xml:space="preserve">Learner representatives from the Representative Council of Learners (RCL) in Grade 8 or higher.</w:t>
+      </w:r>
+    </w:p>
+    <w:p>
+      <w:pPr>
+        <w:tabs>
+          <w:tab w:val="left" w:pos="1700"/>
+        </w:tabs>
+        <w:spacing w:after="80" w:before="0" w:line="276"/>
+        <w:ind w:left="1700" w:hanging="566"/>
+        <w:jc w:val="both"/>
+      </w:pPr>
+      <w:r>
+        <w:rPr>
+          <w:rFonts w:ascii="Arial" w:cs="Arial" w:eastAsia="Arial" w:hAnsi="Arial"/>
+          <w:b/>
+          <w:bCs/>
+          <w:color w:val="1A1A1A"/>
+          <w:sz w:val="20"/>
+          <w:szCs w:val="20"/>
+        </w:rPr>
+        <w:t xml:space="preserve">•</w:t>
+      </w:r>
+      <w:r>
+        <w:rPr>
+          <w:rFonts w:ascii="Arial" w:cs="Arial" w:eastAsia="Arial" w:hAnsi="Arial"/>
+          <w:sz w:val="20"/>
+          <w:szCs w:val="20"/>
+        </w:rPr>
+        <w:t xml:space="preserve">	</w:t>
+      </w:r>
+      <w:r>
+        <w:rPr>
+          <w:rFonts w:ascii="Arial" w:cs="Arial" w:eastAsia="Arial" w:hAnsi="Arial"/>
+          <w:b w:val="false"/>
+          <w:bCs w:val="false"/>
+          <w:color w:val="1A1A1A"/>
+          <w:sz w:val="20"/>
+          <w:szCs w:val="20"/>
+        </w:rPr>
+        <w:t xml:space="preserve">The School Principal as an ex-officio member representing the Department of Education.</w:t>
+      </w:r>
+    </w:p>
+    <w:p>
+      <w:pPr>
+        <w:tabs>
+          <w:tab w:val="left" w:pos="566"/>
+        </w:tabs>
+        <w:spacing w:after="80" w:before="0" w:line="276"/>
         <w:ind w:left="566" w:hanging="566"/>
         <w:jc w:val="both"/>
       </w:pPr>
@@ -1398,7 +1518,7 @@
         <w:tabs>
           <w:tab w:val="left" w:pos="566"/>
         </w:tabs>
-        <w:spacing w:after="100" w:before="240"/>
+        <w:spacing w:after="80" w:before="0"/>
         <w:ind w:left="0"/>
       </w:pPr>
       <w:r>
@@ -1437,7 +1557,7 @@
         <w:tabs>
           <w:tab w:val="left" w:pos="566"/>
         </w:tabs>
-        <w:spacing w:after="90" w:before="70" w:line="276"/>
+        <w:spacing w:after="80" w:before="0" w:line="276"/>
         <w:ind w:left="566" w:hanging="566"/>
         <w:jc w:val="both"/>
       </w:pPr>
@@ -1477,7 +1597,7 @@
         <w:tabs>
           <w:tab w:val="left" w:pos="566"/>
         </w:tabs>
-        <w:spacing w:after="90" w:before="70" w:line="276"/>
+        <w:spacing w:after="80" w:before="0" w:line="276"/>
         <w:ind w:left="566" w:hanging="566"/>
         <w:jc w:val="both"/>
       </w:pPr>
@@ -1517,7 +1637,7 @@
         <w:tabs>
           <w:tab w:val="left" w:pos="566"/>
         </w:tabs>
-        <w:spacing w:after="90" w:before="70" w:line="276"/>
+        <w:spacing w:after="80" w:before="0" w:line="276"/>
         <w:ind w:left="566" w:hanging="566"/>
         <w:jc w:val="both"/>
       </w:pPr>
@@ -1557,7 +1677,7 @@
         <w:tabs>
           <w:tab w:val="left" w:pos="566"/>
         </w:tabs>
-        <w:spacing w:after="100" w:before="240"/>
+        <w:spacing w:after="80" w:before="0"/>
         <w:ind w:left="0"/>
       </w:pPr>
       <w:r>
@@ -1596,7 +1716,7 @@
         <w:tabs>
           <w:tab w:val="left" w:pos="566"/>
         </w:tabs>
-        <w:spacing w:after="90" w:before="70" w:line="276"/>
+        <w:spacing w:after="80" w:before="0" w:line="276"/>
         <w:ind w:left="566" w:hanging="566"/>
         <w:jc w:val="both"/>
       </w:pPr>
@@ -1633,42 +1753,90 @@
     </w:p>
     <w:p>
       <w:pPr>
-        <w:spacing w:after="90" w:before="70" w:line="276"/>
-        <w:ind w:left="0"/>
-        <w:jc w:val="both"/>
-      </w:pPr>
-      <w:r>
-        <w:rPr>
-          <w:rFonts w:ascii="Arial" w:cs="Arial" w:eastAsia="Arial" w:hAnsi="Arial"/>
-          <w:color w:val="1A1A1A"/>
-          <w:sz w:val="20"/>
-          <w:szCs w:val="20"/>
-        </w:rPr>
-        <w:t xml:space="preserve">- A Chairperson.</w:t>
-      </w:r>
-    </w:p>
-    <w:p>
-      <w:pPr>
-        <w:spacing w:after="90" w:before="70" w:line="276"/>
-        <w:ind w:left="0"/>
-        <w:jc w:val="both"/>
-      </w:pPr>
-      <w:r>
-        <w:rPr>
-          <w:rFonts w:ascii="Arial" w:cs="Arial" w:eastAsia="Arial" w:hAnsi="Arial"/>
-          <w:color w:val="1A1A1A"/>
-          <w:sz w:val="20"/>
-          <w:szCs w:val="20"/>
-        </w:rPr>
-        <w:t xml:space="preserve">- A Treasurer.</w:t>
-      </w:r>
-    </w:p>
-    <w:p>
-      <w:pPr>
-        <w:tabs>
-          <w:tab w:val="left" w:pos="566"/>
-        </w:tabs>
-        <w:spacing w:after="90" w:before="70" w:line="276"/>
+        <w:tabs>
+          <w:tab w:val="left" w:pos="1700"/>
+        </w:tabs>
+        <w:spacing w:after="80" w:before="0" w:line="276"/>
+        <w:ind w:left="1700" w:hanging="566"/>
+        <w:jc w:val="both"/>
+      </w:pPr>
+      <w:r>
+        <w:rPr>
+          <w:rFonts w:ascii="Arial" w:cs="Arial" w:eastAsia="Arial" w:hAnsi="Arial"/>
+          <w:b/>
+          <w:bCs/>
+          <w:color w:val="1A1A1A"/>
+          <w:sz w:val="20"/>
+          <w:szCs w:val="20"/>
+        </w:rPr>
+        <w:t xml:space="preserve">•</w:t>
+      </w:r>
+      <w:r>
+        <w:rPr>
+          <w:rFonts w:ascii="Arial" w:cs="Arial" w:eastAsia="Arial" w:hAnsi="Arial"/>
+          <w:sz w:val="20"/>
+          <w:szCs w:val="20"/>
+        </w:rPr>
+        <w:t xml:space="preserve">	</w:t>
+      </w:r>
+      <w:r>
+        <w:rPr>
+          <w:rFonts w:ascii="Arial" w:cs="Arial" w:eastAsia="Arial" w:hAnsi="Arial"/>
+          <w:b w:val="false"/>
+          <w:bCs w:val="false"/>
+          <w:color w:val="1A1A1A"/>
+          <w:sz w:val="20"/>
+          <w:szCs w:val="20"/>
+        </w:rPr>
+        <w:t xml:space="preserve">A Chairperson.</w:t>
+      </w:r>
+    </w:p>
+    <w:p>
+      <w:pPr>
+        <w:tabs>
+          <w:tab w:val="left" w:pos="1700"/>
+        </w:tabs>
+        <w:spacing w:after="80" w:before="0" w:line="276"/>
+        <w:ind w:left="1700" w:hanging="566"/>
+        <w:jc w:val="both"/>
+      </w:pPr>
+      <w:r>
+        <w:rPr>
+          <w:rFonts w:ascii="Arial" w:cs="Arial" w:eastAsia="Arial" w:hAnsi="Arial"/>
+          <w:b/>
+          <w:bCs/>
+          <w:color w:val="1A1A1A"/>
+          <w:sz w:val="20"/>
+          <w:szCs w:val="20"/>
+        </w:rPr>
+        <w:t xml:space="preserve">•</w:t>
+      </w:r>
+      <w:r>
+        <w:rPr>
+          <w:rFonts w:ascii="Arial" w:cs="Arial" w:eastAsia="Arial" w:hAnsi="Arial"/>
+          <w:sz w:val="20"/>
+          <w:szCs w:val="20"/>
+        </w:rPr>
+        <w:t xml:space="preserve">	</w:t>
+      </w:r>
+      <w:r>
+        <w:rPr>
+          <w:rFonts w:ascii="Arial" w:cs="Arial" w:eastAsia="Arial" w:hAnsi="Arial"/>
+          <w:b w:val="false"/>
+          <w:bCs w:val="false"/>
+          <w:color w:val="1A1A1A"/>
+          <w:sz w:val="20"/>
+          <w:szCs w:val="20"/>
+        </w:rPr>
+        <w:t xml:space="preserve">A Treasurer.</w:t>
+      </w:r>
+    </w:p>
+    <w:p>
+      <w:pPr>
+        <w:tabs>
+          <w:tab w:val="left" w:pos="566"/>
+        </w:tabs>
+        <w:spacing w:after="80" w:before="0" w:line="276"/>
         <w:ind w:left="566" w:hanging="566"/>
         <w:jc w:val="both"/>
       </w:pPr>
@@ -1708,7 +1876,7 @@
         <w:tabs>
           <w:tab w:val="left" w:pos="566"/>
         </w:tabs>
-        <w:spacing w:after="90" w:before="70" w:line="276"/>
+        <w:spacing w:after="80" w:before="0" w:line="276"/>
         <w:ind w:left="566" w:hanging="566"/>
         <w:jc w:val="both"/>
       </w:pPr>
@@ -1748,7 +1916,7 @@
         <w:tabs>
           <w:tab w:val="left" w:pos="566"/>
         </w:tabs>
-        <w:spacing w:after="100" w:before="240"/>
+        <w:spacing w:after="80" w:before="0"/>
         <w:ind w:left="0"/>
       </w:pPr>
       <w:r>
@@ -1787,7 +1955,7 @@
         <w:tabs>
           <w:tab w:val="left" w:pos="566"/>
         </w:tabs>
-        <w:spacing w:after="90" w:before="70" w:line="276"/>
+        <w:spacing w:after="80" w:before="0" w:line="276"/>
         <w:ind w:left="566" w:hanging="566"/>
         <w:jc w:val="both"/>
       </w:pPr>
@@ -1827,7 +1995,7 @@
         <w:tabs>
           <w:tab w:val="left" w:pos="566"/>
         </w:tabs>
-        <w:spacing w:after="90" w:before="70" w:line="276"/>
+        <w:spacing w:after="80" w:before="0" w:line="276"/>
         <w:ind w:left="566" w:hanging="566"/>
         <w:jc w:val="both"/>
       </w:pPr>
@@ -1867,7 +2035,7 @@
         <w:tabs>
           <w:tab w:val="left" w:pos="566"/>
         </w:tabs>
-        <w:spacing w:after="90" w:before="70" w:line="276"/>
+        <w:spacing w:after="80" w:before="0" w:line="276"/>
         <w:ind w:left="566" w:hanging="566"/>
         <w:jc w:val="both"/>
       </w:pPr>
@@ -1907,7 +2075,7 @@
         <w:tabs>
           <w:tab w:val="left" w:pos="566"/>
         </w:tabs>
-        <w:spacing w:after="100" w:before="240"/>
+        <w:spacing w:after="80" w:before="0"/>
         <w:ind w:left="0"/>
       </w:pPr>
       <w:r>
@@ -1946,7 +2114,7 @@
         <w:tabs>
           <w:tab w:val="left" w:pos="566"/>
         </w:tabs>
-        <w:spacing w:after="90" w:before="70" w:line="276"/>
+        <w:spacing w:after="80" w:before="0" w:line="276"/>
         <w:ind w:left="566" w:hanging="566"/>
         <w:jc w:val="both"/>
       </w:pPr>
@@ -1986,7 +2154,7 @@
         <w:tabs>
           <w:tab w:val="left" w:pos="566"/>
         </w:tabs>
-        <w:spacing w:after="90" w:before="70" w:line="276"/>
+        <w:spacing w:after="80" w:before="0" w:line="276"/>
         <w:ind w:left="566" w:hanging="566"/>
         <w:jc w:val="both"/>
       </w:pPr>
@@ -2026,7 +2194,7 @@
         <w:tabs>
           <w:tab w:val="left" w:pos="566"/>
         </w:tabs>
-        <w:spacing w:after="100" w:before="240"/>
+        <w:spacing w:after="80" w:before="0"/>
         <w:ind w:left="0"/>
       </w:pPr>
       <w:r>
@@ -2065,7 +2233,7 @@
         <w:tabs>
           <w:tab w:val="left" w:pos="566"/>
         </w:tabs>
-        <w:spacing w:after="90" w:before="70" w:line="276"/>
+        <w:spacing w:after="80" w:before="0" w:line="276"/>
         <w:ind w:left="566" w:hanging="566"/>
         <w:jc w:val="both"/>
       </w:pPr>
@@ -2105,7 +2273,7 @@
         <w:tabs>
           <w:tab w:val="left" w:pos="566"/>
         </w:tabs>
-        <w:spacing w:after="90" w:before="70" w:line="276"/>
+        <w:spacing w:after="80" w:before="0" w:line="276"/>
         <w:ind w:left="566" w:hanging="566"/>
         <w:jc w:val="both"/>
       </w:pPr>
@@ -2145,7 +2313,7 @@
         <w:tabs>
           <w:tab w:val="left" w:pos="566"/>
         </w:tabs>
-        <w:spacing w:after="90" w:before="70" w:line="276"/>
+        <w:spacing w:after="80" w:before="0" w:line="276"/>
         <w:ind w:left="566" w:hanging="566"/>
         <w:jc w:val="both"/>
       </w:pPr>
@@ -2185,7 +2353,7 @@
         <w:tabs>
           <w:tab w:val="left" w:pos="566"/>
         </w:tabs>
-        <w:spacing w:after="100" w:before="240"/>
+        <w:spacing w:after="80" w:before="0"/>
         <w:ind w:left="0"/>
       </w:pPr>
       <w:r>
@@ -2224,7 +2392,7 @@
         <w:tabs>
           <w:tab w:val="left" w:pos="566"/>
         </w:tabs>
-        <w:spacing w:after="90" w:before="70" w:line="276"/>
+        <w:spacing w:after="80" w:before="0" w:line="276"/>
         <w:ind w:left="566" w:hanging="566"/>
         <w:jc w:val="both"/>
       </w:pPr>
@@ -2261,58 +2429,130 @@
     </w:p>
     <w:p>
       <w:pPr>
-        <w:spacing w:after="90" w:before="70" w:line="276"/>
-        <w:ind w:left="0"/>
-        <w:jc w:val="both"/>
-      </w:pPr>
-      <w:r>
-        <w:rPr>
-          <w:rFonts w:ascii="Arial" w:cs="Arial" w:eastAsia="Arial" w:hAnsi="Arial"/>
-          <w:color w:val="1A1A1A"/>
-          <w:sz w:val="20"/>
-          <w:szCs w:val="20"/>
-        </w:rPr>
-        <w:t xml:space="preserve">- Finance Committee (FinCom) chaired by the SGB Treasurer.</w:t>
-      </w:r>
-    </w:p>
-    <w:p>
-      <w:pPr>
-        <w:spacing w:after="90" w:before="70" w:line="276"/>
-        <w:ind w:left="0"/>
-        <w:jc w:val="both"/>
-      </w:pPr>
-      <w:r>
-        <w:rPr>
-          <w:rFonts w:ascii="Arial" w:cs="Arial" w:eastAsia="Arial" w:hAnsi="Arial"/>
-          <w:color w:val="1A1A1A"/>
-          <w:sz w:val="20"/>
-          <w:szCs w:val="20"/>
-        </w:rPr>
-        <w:t xml:space="preserve">- Disciplinary Committee for learner and governance compliance hearings.</w:t>
-      </w:r>
-    </w:p>
-    <w:p>
-      <w:pPr>
-        <w:spacing w:after="90" w:before="70" w:line="276"/>
-        <w:ind w:left="0"/>
-        <w:jc w:val="both"/>
-      </w:pPr>
-      <w:r>
-        <w:rPr>
-          <w:rFonts w:ascii="Arial" w:cs="Arial" w:eastAsia="Arial" w:hAnsi="Arial"/>
-          <w:color w:val="1A1A1A"/>
-          <w:sz w:val="20"/>
-          <w:szCs w:val="20"/>
-        </w:rPr>
-        <w:t xml:space="preserve">- Maintenance and Infrastructure Committee.</w:t>
-      </w:r>
-    </w:p>
-    <w:p>
-      <w:pPr>
-        <w:tabs>
-          <w:tab w:val="left" w:pos="566"/>
-        </w:tabs>
-        <w:spacing w:after="90" w:before="70" w:line="276"/>
+        <w:tabs>
+          <w:tab w:val="left" w:pos="1700"/>
+        </w:tabs>
+        <w:spacing w:after="80" w:before="0" w:line="276"/>
+        <w:ind w:left="1700" w:hanging="566"/>
+        <w:jc w:val="both"/>
+      </w:pPr>
+      <w:r>
+        <w:rPr>
+          <w:rFonts w:ascii="Arial" w:cs="Arial" w:eastAsia="Arial" w:hAnsi="Arial"/>
+          <w:b/>
+          <w:bCs/>
+          <w:color w:val="1A1A1A"/>
+          <w:sz w:val="20"/>
+          <w:szCs w:val="20"/>
+        </w:rPr>
+        <w:t xml:space="preserve">•</w:t>
+      </w:r>
+      <w:r>
+        <w:rPr>
+          <w:rFonts w:ascii="Arial" w:cs="Arial" w:eastAsia="Arial" w:hAnsi="Arial"/>
+          <w:sz w:val="20"/>
+          <w:szCs w:val="20"/>
+        </w:rPr>
+        <w:t xml:space="preserve">	</w:t>
+      </w:r>
+      <w:r>
+        <w:rPr>
+          <w:rFonts w:ascii="Arial" w:cs="Arial" w:eastAsia="Arial" w:hAnsi="Arial"/>
+          <w:b w:val="false"/>
+          <w:bCs w:val="false"/>
+          <w:color w:val="1A1A1A"/>
+          <w:sz w:val="20"/>
+          <w:szCs w:val="20"/>
+        </w:rPr>
+        <w:t xml:space="preserve">Finance Committee (FinCom) chaired by the SGB Treasurer.</w:t>
+      </w:r>
+    </w:p>
+    <w:p>
+      <w:pPr>
+        <w:tabs>
+          <w:tab w:val="left" w:pos="1700"/>
+        </w:tabs>
+        <w:spacing w:after="80" w:before="0" w:line="276"/>
+        <w:ind w:left="1700" w:hanging="566"/>
+        <w:jc w:val="both"/>
+      </w:pPr>
+      <w:r>
+        <w:rPr>
+          <w:rFonts w:ascii="Arial" w:cs="Arial" w:eastAsia="Arial" w:hAnsi="Arial"/>
+          <w:b/>
+          <w:bCs/>
+          <w:color w:val="1A1A1A"/>
+          <w:sz w:val="20"/>
+          <w:szCs w:val="20"/>
+        </w:rPr>
+        <w:t xml:space="preserve">•</w:t>
+      </w:r>
+      <w:r>
+        <w:rPr>
+          <w:rFonts w:ascii="Arial" w:cs="Arial" w:eastAsia="Arial" w:hAnsi="Arial"/>
+          <w:sz w:val="20"/>
+          <w:szCs w:val="20"/>
+        </w:rPr>
+        <w:t xml:space="preserve">	</w:t>
+      </w:r>
+      <w:r>
+        <w:rPr>
+          <w:rFonts w:ascii="Arial" w:cs="Arial" w:eastAsia="Arial" w:hAnsi="Arial"/>
+          <w:b w:val="false"/>
+          <w:bCs w:val="false"/>
+          <w:color w:val="1A1A1A"/>
+          <w:sz w:val="20"/>
+          <w:szCs w:val="20"/>
+        </w:rPr>
+        <w:t xml:space="preserve">Disciplinary Committee for learner and governance compliance hearings.</w:t>
+      </w:r>
+    </w:p>
+    <w:p>
+      <w:pPr>
+        <w:tabs>
+          <w:tab w:val="left" w:pos="1700"/>
+        </w:tabs>
+        <w:spacing w:after="80" w:before="0" w:line="276"/>
+        <w:ind w:left="1700" w:hanging="566"/>
+        <w:jc w:val="both"/>
+      </w:pPr>
+      <w:r>
+        <w:rPr>
+          <w:rFonts w:ascii="Arial" w:cs="Arial" w:eastAsia="Arial" w:hAnsi="Arial"/>
+          <w:b/>
+          <w:bCs/>
+          <w:color w:val="1A1A1A"/>
+          <w:sz w:val="20"/>
+          <w:szCs w:val="20"/>
+        </w:rPr>
+        <w:t xml:space="preserve">•</w:t>
+      </w:r>
+      <w:r>
+        <w:rPr>
+          <w:rFonts w:ascii="Arial" w:cs="Arial" w:eastAsia="Arial" w:hAnsi="Arial"/>
+          <w:sz w:val="20"/>
+          <w:szCs w:val="20"/>
+        </w:rPr>
+        <w:t xml:space="preserve">	</w:t>
+      </w:r>
+      <w:r>
+        <w:rPr>
+          <w:rFonts w:ascii="Arial" w:cs="Arial" w:eastAsia="Arial" w:hAnsi="Arial"/>
+          <w:b w:val="false"/>
+          <w:bCs w:val="false"/>
+          <w:color w:val="1A1A1A"/>
+          <w:sz w:val="20"/>
+          <w:szCs w:val="20"/>
+        </w:rPr>
+        <w:t xml:space="preserve">Maintenance and Infrastructure Committee.</w:t>
+      </w:r>
+    </w:p>
+    <w:p>
+      <w:pPr>
+        <w:tabs>
+          <w:tab w:val="left" w:pos="566"/>
+        </w:tabs>
+        <w:spacing w:after="80" w:before="0" w:line="276"/>
         <w:ind w:left="566" w:hanging="566"/>
         <w:jc w:val="both"/>
       </w:pPr>
@@ -2352,7 +2592,7 @@
         <w:tabs>
           <w:tab w:val="left" w:pos="566"/>
         </w:tabs>
-        <w:spacing w:after="100" w:before="240"/>
+        <w:spacing w:after="80" w:before="0"/>
         <w:ind w:left="0"/>
       </w:pPr>
       <w:r>
@@ -2391,7 +2631,7 @@
         <w:tabs>
           <w:tab w:val="left" w:pos="566"/>
         </w:tabs>
-        <w:spacing w:after="90" w:before="70" w:line="276"/>
+        <w:spacing w:after="80" w:before="0" w:line="276"/>
         <w:ind w:left="566" w:hanging="566"/>
         <w:jc w:val="both"/>
       </w:pPr>
@@ -2431,7 +2671,7 @@
         <w:tabs>
           <w:tab w:val="left" w:pos="566"/>
         </w:tabs>
-        <w:spacing w:after="90" w:before="70" w:line="276"/>
+        <w:spacing w:after="80" w:before="0" w:line="276"/>
         <w:ind w:left="566" w:hanging="566"/>
         <w:jc w:val="both"/>
       </w:pPr>
@@ -2471,7 +2711,7 @@
         <w:tabs>
           <w:tab w:val="left" w:pos="566"/>
         </w:tabs>
-        <w:spacing w:after="100" w:before="240"/>
+        <w:spacing w:after="80" w:before="0"/>
         <w:ind w:left="0"/>
       </w:pPr>
       <w:r>
@@ -2510,7 +2750,7 @@
         <w:tabs>
           <w:tab w:val="left" w:pos="566"/>
         </w:tabs>
-        <w:spacing w:after="90" w:before="70" w:line="276"/>
+        <w:spacing w:after="80" w:before="0" w:line="276"/>
         <w:ind w:left="566" w:hanging="566"/>
         <w:jc w:val="both"/>
       </w:pPr>
@@ -2550,7 +2790,7 @@
         <w:tabs>
           <w:tab w:val="left" w:pos="566"/>
         </w:tabs>
-        <w:spacing w:after="90" w:before="70" w:line="276"/>
+        <w:spacing w:after="80" w:before="0" w:line="276"/>
         <w:ind w:left="566" w:hanging="566"/>
         <w:jc w:val="both"/>
       </w:pPr>
@@ -2590,7 +2830,7 @@
         <w:tabs>
           <w:tab w:val="left" w:pos="566"/>
         </w:tabs>
-        <w:spacing w:after="90" w:before="70" w:line="276"/>
+        <w:spacing w:after="80" w:before="0" w:line="276"/>
         <w:ind w:left="566" w:hanging="566"/>
         <w:jc w:val="both"/>
       </w:pPr>
@@ -2630,7 +2870,7 @@
         <w:tabs>
           <w:tab w:val="left" w:pos="566"/>
         </w:tabs>
-        <w:spacing w:after="100" w:before="240"/>
+        <w:spacing w:after="80" w:before="0"/>
         <w:ind w:left="0"/>
       </w:pPr>
       <w:r>
@@ -2669,7 +2909,7 @@
         <w:tabs>
           <w:tab w:val="left" w:pos="566"/>
         </w:tabs>
-        <w:spacing w:after="90" w:before="70" w:line="276"/>
+        <w:spacing w:after="80" w:before="0" w:line="276"/>
         <w:ind w:left="566" w:hanging="566"/>
         <w:jc w:val="both"/>
       </w:pPr>
@@ -2709,7 +2949,7 @@
         <w:tabs>
           <w:tab w:val="left" w:pos="566"/>
         </w:tabs>
-        <w:spacing w:after="90" w:before="70" w:line="276"/>
+        <w:spacing w:after="80" w:before="0" w:line="276"/>
         <w:ind w:left="566" w:hanging="566"/>
         <w:jc w:val="both"/>
       </w:pPr>
@@ -2742,39 +2982,6 @@
           <w:szCs w:val="20"/>
         </w:rPr>
         <w:t xml:space="preserve">Any adopted amendment shall be formally submitted to the Head of Department / District Director within thirty (30) days of adoption.</w:t>
-      </w:r>
-    </w:p>
-    <w:p>
-      <w:pPr>
-        <w:keepLines/>
-        <w:spacing w:after="100" w:before="260"/>
-      </w:pPr>
-      <w:r>
-        <w:rPr>
-          <w:rFonts w:ascii="Arial" w:cs="Arial" w:eastAsia="Arial" w:hAnsi="Arial"/>
-          <w:b/>
-          <w:bCs/>
-          <w:color w:val="0C2340"/>
-          <w:sz w:val="22"/>
-          <w:szCs w:val="22"/>
-        </w:rPr>
-        <w:t xml:space="preserve">ADOPTION AND SIGN-OFF RESOLUTION</w:t>
-      </w:r>
-    </w:p>
-    <w:p>
-      <w:pPr>
-        <w:keepLines/>
-        <w:spacing w:after="140" w:before="60" w:line="276"/>
-        <w:jc w:val="both"/>
-      </w:pPr>
-      <w:r>
-        <w:rPr>
-          <w:rFonts w:ascii="Arial" w:cs="Arial" w:eastAsia="Arial" w:hAnsi="Arial"/>
-          <w:color w:val="1A1A1A"/>
-          <w:sz w:val="20"/>
-          <w:szCs w:val="20"/>
-        </w:rPr>
-        <w:t xml:space="preserve">This Constitution of the School Governing Body was formally reviewed, accepted, approved, and signed at a duly constituted meeting of the Governing Body of Lady Grey Arts Academy:</w:t>
       </w:r>
     </w:p>
     <w:tbl>
@@ -2800,35 +3007,100 @@
         </w:trPr>
         <w:tc>
           <w:tcPr>
-            <w:tcW w:type="dxa" w:w="3590"/>
+            <w:tcW w:type="dxa" w:w="10771"/>
+            <w:gridSpan w:val="3"/>
             <w:tcMar>
-              <w:top w:type="dxa" w:w="140"/>
-              <w:left w:type="dxa" w:w="40"/>
+              <w:top w:type="dxa" w:w="160"/>
+              <w:left w:type="dxa" w:w="0"/>
               <w:bottom w:type="dxa" w:w="40"/>
-              <w:right w:type="dxa" w:w="40"/>
+              <w:right w:type="dxa" w:w="0"/>
             </w:tcMar>
           </w:tcPr>
           <w:p>
             <w:pPr>
               <w:keepLines/>
-              <w:pBdr>
-                <w:bottom w:val="single" w:color="64748B" w:sz="6"/>
-              </w:pBdr>
-              <w:spacing w:after="20" w:before="0"/>
+              <w:spacing w:after="40" w:before="160"/>
             </w:pPr>
             <w:r>
               <w:rPr>
                 <w:rFonts w:ascii="Arial" w:cs="Arial" w:eastAsia="Arial" w:hAnsi="Arial"/>
-                <w:sz w:val="2"/>
-                <w:szCs w:val="2"/>
+                <w:b/>
+                <w:bCs/>
+                <w:color w:val="0C2340"/>
+                <w:sz w:val="22"/>
+                <w:szCs w:val="22"/>
               </w:rPr>
-              <w:t xml:space="preserve"/>
+              <w:t xml:space="preserve">ADOPTION AND SIGN-OFF RESOLUTION</w:t>
+            </w:r>
+          </w:p>
+        </w:tc>
+      </w:tr>
+      <w:tr>
+        <w:trPr>
+          <w:cantSplit/>
+        </w:trPr>
+        <w:tc>
+          <w:tcPr>
+            <w:tcW w:type="dxa" w:w="10771"/>
+            <w:gridSpan w:val="3"/>
+            <w:tcMar>
+              <w:top w:type="dxa" w:w="20"/>
+              <w:left w:type="dxa" w:w="0"/>
+              <w:bottom w:type="dxa" w:w="80"/>
+              <w:right w:type="dxa" w:w="0"/>
+            </w:tcMar>
+          </w:tcPr>
+          <w:p>
+            <w:pPr>
+              <w:keepLines/>
+              <w:spacing w:after="80" w:before="20" w:line="276"/>
+              <w:jc w:val="both"/>
+            </w:pPr>
+            <w:r>
+              <w:rPr>
+                <w:rFonts w:ascii="Arial" w:cs="Arial" w:eastAsia="Arial" w:hAnsi="Arial"/>
+                <w:color w:val="1A1A1A"/>
+                <w:sz w:val="20"/>
+                <w:szCs w:val="20"/>
+              </w:rPr>
+              <w:t xml:space="preserve">This Constitution of the School Governing Body was formally reviewed, accepted, approved, and signed at a duly constituted meeting of the Governing Body of Lady Grey Arts Academy:</w:t>
+            </w:r>
+          </w:p>
+        </w:tc>
+      </w:tr>
+      <w:tr>
+        <w:trPr>
+          <w:cantSplit/>
+        </w:trPr>
+        <w:tc>
+          <w:tcPr>
+            <w:tcW w:type="dxa" w:w="3590"/>
+            <w:tcMar>
+              <w:top w:type="dxa" w:w="80"/>
+              <w:left w:type="dxa" w:w="20"/>
+              <w:bottom w:type="dxa" w:w="40"/>
+              <w:right w:type="dxa" w:w="20"/>
+            </w:tcMar>
+          </w:tcPr>
+          <w:p>
+            <w:pPr>
+              <w:keepLines/>
+              <w:spacing w:after="10" w:before="0"/>
+            </w:pPr>
+            <w:r>
+              <w:rPr>
+                <w:rFonts w:ascii="Arial" w:cs="Arial" w:eastAsia="Arial" w:hAnsi="Arial"/>
+                <w:color w:val="64748B"/>
+                <w:sz w:val="20"/>
+                <w:szCs w:val="20"/>
+              </w:rPr>
+              <w:t xml:space="preserve">_________________________</w:t>
             </w:r>
           </w:p>
           <w:p>
             <w:pPr>
               <w:keepLines/>
-              <w:spacing w:after="50" w:before="0"/>
+              <w:spacing w:after="40" w:before="0"/>
             </w:pPr>
             <w:r>
               <w:rPr>
@@ -2879,7 +3151,7 @@
           <w:p>
             <w:pPr>
               <w:keepLines/>
-              <w:spacing w:after="0" w:before="40"/>
+              <w:spacing w:after="0" w:before="30"/>
             </w:pPr>
             <w:r>
               <w:rPr>
@@ -2896,33 +3168,31 @@
           <w:tcPr>
             <w:tcW w:type="dxa" w:w="3590"/>
             <w:tcMar>
-              <w:top w:type="dxa" w:w="140"/>
-              <w:left w:type="dxa" w:w="40"/>
+              <w:top w:type="dxa" w:w="80"/>
+              <w:left w:type="dxa" w:w="20"/>
               <w:bottom w:type="dxa" w:w="40"/>
-              <w:right w:type="dxa" w:w="40"/>
+              <w:right w:type="dxa" w:w="20"/>
             </w:tcMar>
           </w:tcPr>
           <w:p>
             <w:pPr>
               <w:keepLines/>
-              <w:pBdr>
-                <w:bottom w:val="single" w:color="64748B" w:sz="6"/>
-              </w:pBdr>
-              <w:spacing w:after="20" w:before="0"/>
+              <w:spacing w:after="10" w:before="0"/>
             </w:pPr>
             <w:r>
               <w:rPr>
                 <w:rFonts w:ascii="Arial" w:cs="Arial" w:eastAsia="Arial" w:hAnsi="Arial"/>
-                <w:sz w:val="2"/>
-                <w:szCs w:val="2"/>
+                <w:color w:val="64748B"/>
+                <w:sz w:val="20"/>
+                <w:szCs w:val="20"/>
               </w:rPr>
-              <w:t xml:space="preserve"/>
+              <w:t xml:space="preserve">_________________________</w:t>
             </w:r>
           </w:p>
           <w:p>
             <w:pPr>
               <w:keepLines/>
-              <w:spacing w:after="50" w:before="0"/>
+              <w:spacing w:after="40" w:before="0"/>
             </w:pPr>
             <w:r>
               <w:rPr>
@@ -2973,7 +3243,7 @@
           <w:p>
             <w:pPr>
               <w:keepLines/>
-              <w:spacing w:after="0" w:before="40"/>
+              <w:spacing w:after="0" w:before="30"/>
             </w:pPr>
             <w:r>
               <w:rPr>
@@ -2990,33 +3260,31 @@
           <w:tcPr>
             <w:tcW w:type="dxa" w:w="3590"/>
             <w:tcMar>
-              <w:top w:type="dxa" w:w="140"/>
-              <w:left w:type="dxa" w:w="40"/>
+              <w:top w:type="dxa" w:w="80"/>
+              <w:left w:type="dxa" w:w="20"/>
               <w:bottom w:type="dxa" w:w="40"/>
-              <w:right w:type="dxa" w:w="40"/>
+              <w:right w:type="dxa" w:w="20"/>
             </w:tcMar>
           </w:tcPr>
           <w:p>
             <w:pPr>
               <w:keepLines/>
-              <w:pBdr>
-                <w:bottom w:val="single" w:color="64748B" w:sz="6"/>
-              </w:pBdr>
-              <w:spacing w:after="20" w:before="0"/>
+              <w:spacing w:after="10" w:before="0"/>
             </w:pPr>
             <w:r>
               <w:rPr>
                 <w:rFonts w:ascii="Arial" w:cs="Arial" w:eastAsia="Arial" w:hAnsi="Arial"/>
-                <w:sz w:val="2"/>
-                <w:szCs w:val="2"/>
+                <w:color w:val="64748B"/>
+                <w:sz w:val="20"/>
+                <w:szCs w:val="20"/>
               </w:rPr>
-              <w:t xml:space="preserve"/>
+              <w:t xml:space="preserve">_________________________</w:t>
             </w:r>
           </w:p>
           <w:p>
             <w:pPr>
               <w:keepLines/>
-              <w:spacing w:after="50" w:before="0"/>
+              <w:spacing w:after="40" w:before="0"/>
             </w:pPr>
             <w:r>
               <w:rPr>
@@ -3067,7 +3335,7 @@
           <w:p>
             <w:pPr>
               <w:keepLines/>
-              <w:spacing w:after="0" w:before="40"/>
+              <w:spacing w:after="0" w:before="30"/>
             </w:pPr>
             <w:r>
               <w:rPr>
@@ -3083,7 +3351,8 @@
       </w:tr>
     </w:tbl>
     <w:sectPr>
-      <w:footerReference w:type="default" r:id="rId7"/>
+      <w:headerReference w:type="default" r:id="rId7"/>
+      <w:footerReference w:type="default" r:id="rId8"/>
       <w:pgSz w:w="11905" w:h="16837" w:orient="portrait"/>
       <w:pgMar w:top="566" w:right="566" w:bottom="566" w:left="566" w:header="453" w:footer="453" w:gutter="0"/>
       <w:pgNumType/>
@@ -3151,24 +3420,6 @@
         <w:sz w:val="17"/>
         <w:szCs w:val="17"/>
       </w:rPr>
-      <w:t xml:space="preserve">LGAA SGB CONSTITUTION • 2026   </w:t>
-    </w:r>
-    <w:r>
-      <w:rPr>
-        <w:rFonts w:ascii="Arial" w:cs="Arial" w:eastAsia="Arial" w:hAnsi="Arial"/>
-        <w:color w:val="64748B"/>
-        <w:sz w:val="17"/>
-        <w:szCs w:val="17"/>
-      </w:rPr>
-      <w:t xml:space="preserve">Page </w:t>
-    </w:r>
-    <w:r>
-      <w:rPr>
-        <w:rFonts w:ascii="Arial" w:cs="Arial" w:eastAsia="Arial" w:hAnsi="Arial"/>
-        <w:color w:val="64748B"/>
-        <w:sz w:val="17"/>
-        <w:szCs w:val="17"/>
-      </w:rPr>
       <w:fldChar w:fldCharType="begin"/>
       <w:instrText xml:space="preserve">PAGE</w:instrText>
       <w:fldChar w:fldCharType="separate"/>
@@ -3181,7 +3432,7 @@
         <w:sz w:val="17"/>
         <w:szCs w:val="17"/>
       </w:rPr>
-      <w:t xml:space="preserve"> of </w:t>
+      <w:t xml:space="preserve"> / </w:t>
     </w:r>
     <w:r>
       <w:rPr>
@@ -3234,6 +3485,45 @@
     </w:p>
   </w:footnote>
 </w:footnotes>
+</file>
+
+<file path=word/header1.xml><?xml version="1.0" encoding="utf-8"?>
+<w:hdr xmlns:wpc="http://schemas.microsoft.com/office/word/2010/wordprocessingCanvas" xmlns:mc="http://schemas.openxmlformats.org/markup-compatibility/2006" xmlns:o="urn:schemas-microsoft-com:office:office" xmlns:r="http://schemas.openxmlformats.org/officeDocument/2006/relationships" xmlns:m="http://schemas.openxmlformats.org/officeDocument/2006/math" xmlns:v="urn:schemas-microsoft-com:vml" xmlns:wp14="http://schemas.microsoft.com/office/word/2010/wordprocessingDrawing" xmlns:wp="http://schemas.openxmlformats.org/drawingml/2006/wordprocessingDrawing" xmlns:w10="urn:schemas-microsoft-com:office:word" xmlns:w="http://schemas.openxmlformats.org/wordprocessingml/2006/main" xmlns:w14="http://schemas.microsoft.com/office/word/2010/wordml" xmlns:w15="http://schemas.microsoft.com/office/word/2012/wordml" xmlns:wpg="http://schemas.microsoft.com/office/word/2010/wordprocessingGroup" xmlns:wpi="http://schemas.microsoft.com/office/word/2010/wordprocessingInk" xmlns:wne="http://schemas.microsoft.com/office/word/2006/wordml" xmlns:wps="http://schemas.microsoft.com/office/word/2010/wordprocessingShape" xmlns:cx="http://schemas.microsoft.com/office/drawing/2014/chartex" xmlns:cx1="http://schemas.microsoft.com/office/drawing/2015/9/8/chartex" xmlns:cx2="http://schemas.microsoft.com/office/drawing/2015/10/21/chartex" xmlns:cx3="http://schemas.microsoft.com/office/drawing/2016/5/9/chartex" xmlns:cx4="http://schemas.microsoft.com/office/drawing/2016/5/10/chartex" xmlns:cx5="http://schemas.microsoft.com/office/drawing/2016/5/11/chartex" xmlns:cx6="http://schemas.microsoft.com/office/drawing/2016/5/12/chartex" xmlns:cx7="http://schemas.microsoft.com/office/drawing/2016/5/13/chartex" xmlns:cx8="http://schemas.microsoft.com/office/drawing/2016/5/14/chartex" xmlns:w16cid="http://schemas.microsoft.com/office/word/2016/wordml/cid" xmlns:w16se="http://schemas.microsoft.com/office/word/2015/wordml/symex">
+  <w:p>
+    <w:pPr>
+      <w:pBdr>
+        <w:bottom w:val="single" w:color="CBD5E1" w:sz="6"/>
+      </w:pBdr>
+      <w:spacing w:after="80" w:before="0"/>
+    </w:pPr>
+    <w:r>
+      <w:rPr>
+        <w:rFonts w:ascii="Arial" w:cs="Arial" w:eastAsia="Arial" w:hAnsi="Arial"/>
+        <w:b/>
+        <w:bCs/>
+        <w:color w:val="0C2340"/>
+        <w:sz w:val="16"/>
+        <w:szCs w:val="16"/>
+      </w:rPr>
+      <w:t xml:space="preserve">LADY GREY ARTS ACADEMY • CONSTITUTION OF THE SCHOOL GOVERNING BODY</w:t>
+    </w:r>
+    <w:r>
+      <w:rPr>
+        <w:rFonts w:ascii="Arial" w:cs="Arial" w:eastAsia="Arial" w:hAnsi="Arial"/>
+      </w:rPr>
+      <w:t xml:space="preserve">	</w:t>
+    </w:r>
+    <w:r>
+      <w:rPr>
+        <w:rFonts w:ascii="Arial" w:cs="Arial" w:eastAsia="Arial" w:hAnsi="Arial"/>
+        <w:color w:val="64748B"/>
+        <w:sz w:val="14"/>
+        <w:szCs w:val="14"/>
+      </w:rPr>
+      <w:t xml:space="preserve">SGB</w:t>
+    </w:r>
+  </w:p>
+</w:hdr>
 </file>
 
 <file path=word/numbering.xml><?xml version="1.0" encoding="utf-8"?>

--- a/SGB_Functionality_Audit_2026/01_SGB_Constitution/06_LGAA_SGB_Constitution_Approved_and_Signed.docx
+++ b/SGB_Functionality_Audit_2026/01_SGB_Constitution/06_LGAA_SGB_Constitution_Approved_and_Signed.docx
@@ -3075,49 +3075,52 @@
         <w:tc>
           <w:tcPr>
             <w:tcW w:type="dxa" w:w="3590"/>
+            <w:tcBorders>
+              <w:top w:val="single" w:color="E2E8F0" w:sz="4"/>
+              <w:left w:val="single" w:color="E2E8F0" w:sz="4"/>
+              <w:bottom w:val="single" w:color="E2E8F0" w:sz="4"/>
+              <w:right w:val="single" w:color="E2E8F0" w:sz="4"/>
+            </w:tcBorders>
+            <w:shd w:fill="F8FAFC" w:val="clear"/>
             <w:tcMar>
-              <w:top w:type="dxa" w:w="80"/>
-              <w:left w:type="dxa" w:w="20"/>
-              <w:bottom w:type="dxa" w:w="40"/>
-              <w:right w:type="dxa" w:w="20"/>
+              <w:top w:type="dxa" w:w="60"/>
+              <w:left w:type="dxa" w:w="80"/>
+              <w:bottom w:type="dxa" w:w="60"/>
+              <w:right w:type="dxa" w:w="80"/>
             </w:tcMar>
           </w:tcPr>
           <w:p>
             <w:pPr>
-              <w:keepLines/>
+              <w:spacing w:after="0" w:before="200"/>
+            </w:pPr>
+          </w:p>
+          <w:p>
+            <w:pPr>
+              <w:pBdr>
+                <w:bottom w:val="single" w:color="0C2340" w:sz="8"/>
+              </w:pBdr>
               <w:spacing w:after="10" w:before="0"/>
             </w:pPr>
+          </w:p>
+          <w:p>
+            <w:pPr>
+              <w:spacing w:after="30" w:before="0"/>
+            </w:pPr>
             <w:r>
               <w:rPr>
                 <w:rFonts w:ascii="Arial" w:cs="Arial" w:eastAsia="Arial" w:hAnsi="Arial"/>
+                <w:b/>
+                <w:bCs/>
                 <w:color w:val="64748B"/>
-                <w:sz w:val="20"/>
-                <w:szCs w:val="20"/>
+                <w:sz w:val="14"/>
+                <w:szCs w:val="14"/>
               </w:rPr>
-              <w:t xml:space="preserve">_________________________</w:t>
+              <w:t xml:space="preserve">SIGNATURE</w:t>
             </w:r>
           </w:p>
           <w:p>
             <w:pPr>
-              <w:keepLines/>
-              <w:spacing w:after="40" w:before="0"/>
-            </w:pPr>
-            <w:r>
-              <w:rPr>
-                <w:rFonts w:ascii="Arial" w:cs="Arial" w:eastAsia="Arial" w:hAnsi="Arial"/>
-                <w:i/>
-                <w:iCs/>
-                <w:color w:val="64748B"/>
-                <w:sz w:val="16"/>
-                <w:szCs w:val="16"/>
-              </w:rPr>
-              <w:t xml:space="preserve">Signature</w:t>
-            </w:r>
-          </w:p>
-          <w:p>
-            <w:pPr>
-              <w:keepLines/>
-              <w:spacing w:after="20" w:before="0"/>
+              <w:spacing w:after="15" w:before="0"/>
             </w:pPr>
             <w:r>
               <w:rPr>
@@ -3133,8 +3136,7 @@
           </w:p>
           <w:p>
             <w:pPr>
-              <w:keepLines/>
-              <w:spacing w:after="30" w:before="0"/>
+              <w:spacing w:after="20" w:before="0"/>
             </w:pPr>
             <w:r>
               <w:rPr>
@@ -3145,71 +3147,84 @@
                 <w:sz w:val="19"/>
                 <w:szCs w:val="19"/>
               </w:rPr>
-              <w:t xml:space="preserve">SGB Chairperson</w:t>
+              <w:t xml:space="preserve">SGB CHAIRPERSON</w:t>
             </w:r>
           </w:p>
           <w:p>
             <w:pPr>
-              <w:keepLines/>
-              <w:spacing w:after="0" w:before="30"/>
+              <w:spacing w:after="0" w:before="10"/>
             </w:pPr>
             <w:r>
               <w:rPr>
                 <w:rFonts w:ascii="Arial" w:cs="Arial" w:eastAsia="Arial" w:hAnsi="Arial"/>
+                <w:b/>
+                <w:bCs/>
                 <w:color w:val="64748B"/>
                 <w:sz w:val="18"/>
                 <w:szCs w:val="18"/>
               </w:rPr>
-              <w:t xml:space="preserve">Date: 28/01/2026</w:t>
+              <w:t xml:space="preserve">Date: </w:t>
+            </w:r>
+            <w:r>
+              <w:rPr>
+                <w:rFonts w:ascii="Arial" w:cs="Arial" w:eastAsia="Arial" w:hAnsi="Arial"/>
+                <w:color w:val="1A1A1A"/>
+                <w:sz w:val="18"/>
+                <w:szCs w:val="18"/>
+              </w:rPr>
+              <w:t xml:space="preserve">28/01/2026</w:t>
             </w:r>
           </w:p>
         </w:tc>
         <w:tc>
           <w:tcPr>
             <w:tcW w:type="dxa" w:w="3590"/>
+            <w:tcBorders>
+              <w:top w:val="single" w:color="E2E8F0" w:sz="4"/>
+              <w:left w:val="single" w:color="E2E8F0" w:sz="4"/>
+              <w:bottom w:val="single" w:color="E2E8F0" w:sz="4"/>
+              <w:right w:val="single" w:color="E2E8F0" w:sz="4"/>
+            </w:tcBorders>
+            <w:shd w:fill="F8FAFC" w:val="clear"/>
             <w:tcMar>
-              <w:top w:type="dxa" w:w="80"/>
-              <w:left w:type="dxa" w:w="20"/>
-              <w:bottom w:type="dxa" w:w="40"/>
-              <w:right w:type="dxa" w:w="20"/>
+              <w:top w:type="dxa" w:w="60"/>
+              <w:left w:type="dxa" w:w="80"/>
+              <w:bottom w:type="dxa" w:w="60"/>
+              <w:right w:type="dxa" w:w="80"/>
             </w:tcMar>
           </w:tcPr>
           <w:p>
             <w:pPr>
-              <w:keepLines/>
+              <w:spacing w:after="0" w:before="200"/>
+            </w:pPr>
+          </w:p>
+          <w:p>
+            <w:pPr>
+              <w:pBdr>
+                <w:bottom w:val="single" w:color="0C2340" w:sz="8"/>
+              </w:pBdr>
               <w:spacing w:after="10" w:before="0"/>
             </w:pPr>
+          </w:p>
+          <w:p>
+            <w:pPr>
+              <w:spacing w:after="30" w:before="0"/>
+            </w:pPr>
             <w:r>
               <w:rPr>
                 <w:rFonts w:ascii="Arial" w:cs="Arial" w:eastAsia="Arial" w:hAnsi="Arial"/>
+                <w:b/>
+                <w:bCs/>
                 <w:color w:val="64748B"/>
-                <w:sz w:val="20"/>
-                <w:szCs w:val="20"/>
+                <w:sz w:val="14"/>
+                <w:szCs w:val="14"/>
               </w:rPr>
-              <w:t xml:space="preserve">_________________________</w:t>
+              <w:t xml:space="preserve">SIGNATURE</w:t>
             </w:r>
           </w:p>
           <w:p>
             <w:pPr>
-              <w:keepLines/>
-              <w:spacing w:after="40" w:before="0"/>
-            </w:pPr>
-            <w:r>
-              <w:rPr>
-                <w:rFonts w:ascii="Arial" w:cs="Arial" w:eastAsia="Arial" w:hAnsi="Arial"/>
-                <w:i/>
-                <w:iCs/>
-                <w:color w:val="64748B"/>
-                <w:sz w:val="16"/>
-                <w:szCs w:val="16"/>
-              </w:rPr>
-              <w:t xml:space="preserve">Signature</w:t>
-            </w:r>
-          </w:p>
-          <w:p>
-            <w:pPr>
-              <w:keepLines/>
-              <w:spacing w:after="20" w:before="0"/>
+              <w:spacing w:after="15" w:before="0"/>
             </w:pPr>
             <w:r>
               <w:rPr>
@@ -3225,8 +3240,7 @@
           </w:p>
           <w:p>
             <w:pPr>
-              <w:keepLines/>
-              <w:spacing w:after="30" w:before="0"/>
+              <w:spacing w:after="20" w:before="0"/>
             </w:pPr>
             <w:r>
               <w:rPr>
@@ -3237,71 +3251,84 @@
                 <w:sz w:val="19"/>
                 <w:szCs w:val="19"/>
               </w:rPr>
-              <w:t xml:space="preserve">SGB Treasurer</w:t>
+              <w:t xml:space="preserve">SGB TREASURER</w:t>
             </w:r>
           </w:p>
           <w:p>
             <w:pPr>
-              <w:keepLines/>
-              <w:spacing w:after="0" w:before="30"/>
+              <w:spacing w:after="0" w:before="10"/>
             </w:pPr>
             <w:r>
               <w:rPr>
                 <w:rFonts w:ascii="Arial" w:cs="Arial" w:eastAsia="Arial" w:hAnsi="Arial"/>
+                <w:b/>
+                <w:bCs/>
                 <w:color w:val="64748B"/>
                 <w:sz w:val="18"/>
                 <w:szCs w:val="18"/>
               </w:rPr>
-              <w:t xml:space="preserve">Date: 28/01/2026</w:t>
+              <w:t xml:space="preserve">Date: </w:t>
+            </w:r>
+            <w:r>
+              <w:rPr>
+                <w:rFonts w:ascii="Arial" w:cs="Arial" w:eastAsia="Arial" w:hAnsi="Arial"/>
+                <w:color w:val="1A1A1A"/>
+                <w:sz w:val="18"/>
+                <w:szCs w:val="18"/>
+              </w:rPr>
+              <w:t xml:space="preserve">28/01/2026</w:t>
             </w:r>
           </w:p>
         </w:tc>
         <w:tc>
           <w:tcPr>
             <w:tcW w:type="dxa" w:w="3590"/>
+            <w:tcBorders>
+              <w:top w:val="single" w:color="E2E8F0" w:sz="4"/>
+              <w:left w:val="single" w:color="E2E8F0" w:sz="4"/>
+              <w:bottom w:val="single" w:color="E2E8F0" w:sz="4"/>
+              <w:right w:val="single" w:color="E2E8F0" w:sz="4"/>
+            </w:tcBorders>
+            <w:shd w:fill="F8FAFC" w:val="clear"/>
             <w:tcMar>
-              <w:top w:type="dxa" w:w="80"/>
-              <w:left w:type="dxa" w:w="20"/>
-              <w:bottom w:type="dxa" w:w="40"/>
-              <w:right w:type="dxa" w:w="20"/>
+              <w:top w:type="dxa" w:w="60"/>
+              <w:left w:type="dxa" w:w="80"/>
+              <w:bottom w:type="dxa" w:w="60"/>
+              <w:right w:type="dxa" w:w="80"/>
             </w:tcMar>
           </w:tcPr>
           <w:p>
             <w:pPr>
-              <w:keepLines/>
+              <w:spacing w:after="0" w:before="200"/>
+            </w:pPr>
+          </w:p>
+          <w:p>
+            <w:pPr>
+              <w:pBdr>
+                <w:bottom w:val="single" w:color="0C2340" w:sz="8"/>
+              </w:pBdr>
               <w:spacing w:after="10" w:before="0"/>
             </w:pPr>
+          </w:p>
+          <w:p>
+            <w:pPr>
+              <w:spacing w:after="30" w:before="0"/>
+            </w:pPr>
             <w:r>
               <w:rPr>
                 <w:rFonts w:ascii="Arial" w:cs="Arial" w:eastAsia="Arial" w:hAnsi="Arial"/>
+                <w:b/>
+                <w:bCs/>
                 <w:color w:val="64748B"/>
-                <w:sz w:val="20"/>
-                <w:szCs w:val="20"/>
+                <w:sz w:val="14"/>
+                <w:szCs w:val="14"/>
               </w:rPr>
-              <w:t xml:space="preserve">_________________________</w:t>
+              <w:t xml:space="preserve">SIGNATURE</w:t>
             </w:r>
           </w:p>
           <w:p>
             <w:pPr>
-              <w:keepLines/>
-              <w:spacing w:after="40" w:before="0"/>
-            </w:pPr>
-            <w:r>
-              <w:rPr>
-                <w:rFonts w:ascii="Arial" w:cs="Arial" w:eastAsia="Arial" w:hAnsi="Arial"/>
-                <w:i/>
-                <w:iCs/>
-                <w:color w:val="64748B"/>
-                <w:sz w:val="16"/>
-                <w:szCs w:val="16"/>
-              </w:rPr>
-              <w:t xml:space="preserve">Signature</w:t>
-            </w:r>
-          </w:p>
-          <w:p>
-            <w:pPr>
-              <w:keepLines/>
-              <w:spacing w:after="20" w:before="0"/>
+              <w:spacing w:after="15" w:before="0"/>
             </w:pPr>
             <w:r>
               <w:rPr>
@@ -3317,8 +3344,7 @@
           </w:p>
           <w:p>
             <w:pPr>
-              <w:keepLines/>
-              <w:spacing w:after="30" w:before="0"/>
+              <w:spacing w:after="20" w:before="0"/>
             </w:pPr>
             <w:r>
               <w:rPr>
@@ -3329,22 +3355,32 @@
                 <w:sz w:val="19"/>
                 <w:szCs w:val="19"/>
               </w:rPr>
-              <w:t xml:space="preserve">School Principal</w:t>
+              <w:t xml:space="preserve">SCHOOL PRINCIPAL</w:t>
             </w:r>
           </w:p>
           <w:p>
             <w:pPr>
-              <w:keepLines/>
-              <w:spacing w:after="0" w:before="30"/>
+              <w:spacing w:after="0" w:before="10"/>
             </w:pPr>
             <w:r>
               <w:rPr>
                 <w:rFonts w:ascii="Arial" w:cs="Arial" w:eastAsia="Arial" w:hAnsi="Arial"/>
+                <w:b/>
+                <w:bCs/>
                 <w:color w:val="64748B"/>
                 <w:sz w:val="18"/>
                 <w:szCs w:val="18"/>
               </w:rPr>
-              <w:t xml:space="preserve">Date: 28/01/2026</w:t>
+              <w:t xml:space="preserve">Date: </w:t>
+            </w:r>
+            <w:r>
+              <w:rPr>
+                <w:rFonts w:ascii="Arial" w:cs="Arial" w:eastAsia="Arial" w:hAnsi="Arial"/>
+                <w:color w:val="1A1A1A"/>
+                <w:sz w:val="18"/>
+                <w:szCs w:val="18"/>
+              </w:rPr>
+              <w:t xml:space="preserve">28/01/2026</w:t>
             </w:r>
           </w:p>
         </w:tc>

--- a/SGB_Functionality_Audit_2026/01_SGB_Constitution/06_LGAA_SGB_Constitution_Approved_and_Signed.docx
+++ b/SGB_Functionality_Audit_2026/01_SGB_Constitution/06_LGAA_SGB_Constitution_Approved_and_Signed.docx
@@ -2984,6 +2984,12 @@
         <w:t xml:space="preserve">Any adopted amendment shall be formally submitted to the Head of Department / District Director within thirty (30) days of adoption.</w:t>
       </w:r>
     </w:p>
+    <w:p>
+      <w:pPr>
+        <w:pageBreakBefore/>
+        <w:spacing w:after="0" w:before="0"/>
+      </w:pPr>
+    </w:p>
     <w:tbl>
       <w:tblPr>
         <w:tblW w:type="dxa" w:w="10771"/>
@@ -3076,12 +3082,11 @@
           <w:tcPr>
             <w:tcW w:type="dxa" w:w="3590"/>
             <w:tcBorders>
-              <w:top w:val="single" w:color="E2E8F0" w:sz="4"/>
-              <w:left w:val="single" w:color="E2E8F0" w:sz="4"/>
-              <w:bottom w:val="single" w:color="E2E8F0" w:sz="4"/>
-              <w:right w:val="single" w:color="E2E8F0" w:sz="4"/>
+              <w:top w:val="single" w:color="CBD5E1" w:sz="4"/>
+              <w:left w:val="single" w:color="CBD5E1" w:sz="4"/>
+              <w:bottom w:val="single" w:color="CBD5E1" w:sz="4"/>
+              <w:right w:val="single" w:color="CBD5E1" w:sz="4"/>
             </w:tcBorders>
-            <w:shd w:fill="F8FAFC" w:val="clear"/>
             <w:tcMar>
               <w:top w:type="dxa" w:w="60"/>
               <w:left w:type="dxa" w:w="80"/>
@@ -3180,12 +3185,11 @@
           <w:tcPr>
             <w:tcW w:type="dxa" w:w="3590"/>
             <w:tcBorders>
-              <w:top w:val="single" w:color="E2E8F0" w:sz="4"/>
-              <w:left w:val="single" w:color="E2E8F0" w:sz="4"/>
-              <w:bottom w:val="single" w:color="E2E8F0" w:sz="4"/>
-              <w:right w:val="single" w:color="E2E8F0" w:sz="4"/>
+              <w:top w:val="single" w:color="CBD5E1" w:sz="4"/>
+              <w:left w:val="single" w:color="CBD5E1" w:sz="4"/>
+              <w:bottom w:val="single" w:color="CBD5E1" w:sz="4"/>
+              <w:right w:val="single" w:color="CBD5E1" w:sz="4"/>
             </w:tcBorders>
-            <w:shd w:fill="F8FAFC" w:val="clear"/>
             <w:tcMar>
               <w:top w:type="dxa" w:w="60"/>
               <w:left w:type="dxa" w:w="80"/>
@@ -3284,12 +3288,11 @@
           <w:tcPr>
             <w:tcW w:type="dxa" w:w="3590"/>
             <w:tcBorders>
-              <w:top w:val="single" w:color="E2E8F0" w:sz="4"/>
-              <w:left w:val="single" w:color="E2E8F0" w:sz="4"/>
-              <w:bottom w:val="single" w:color="E2E8F0" w:sz="4"/>
-              <w:right w:val="single" w:color="E2E8F0" w:sz="4"/>
+              <w:top w:val="single" w:color="CBD5E1" w:sz="4"/>
+              <w:left w:val="single" w:color="CBD5E1" w:sz="4"/>
+              <w:bottom w:val="single" w:color="CBD5E1" w:sz="4"/>
+              <w:right w:val="single" w:color="CBD5E1" w:sz="4"/>
             </w:tcBorders>
-            <w:shd w:fill="F8FAFC" w:val="clear"/>
             <w:tcMar>
               <w:top w:type="dxa" w:w="60"/>
               <w:left w:type="dxa" w:w="80"/>

--- a/SGB_Functionality_Audit_2026/01_SGB_Constitution/06_LGAA_SGB_Constitution_Approved_and_Signed.docx
+++ b/SGB_Functionality_Audit_2026/01_SGB_Constitution/06_LGAA_SGB_Constitution_Approved_and_Signed.docx
@@ -3109,7 +3109,7 @@
           </w:p>
           <w:p>
             <w:pPr>
-              <w:spacing w:after="30" w:before="0"/>
+              <w:spacing w:after="90" w:before="0"/>
             </w:pPr>
             <w:r>
               <w:rPr>
@@ -3157,7 +3157,8 @@
           </w:p>
           <w:p>
             <w:pPr>
-              <w:spacing w:after="0" w:before="10"/>
+              <w:spacing w:after="0" w:before="40"/>
+              <w:jc w:val="right"/>
             </w:pPr>
             <w:r>
               <w:rPr>
@@ -3168,7 +3169,7 @@
                 <w:sz w:val="18"/>
                 <w:szCs w:val="18"/>
               </w:rPr>
-              <w:t xml:space="preserve">Date: </w:t>
+              <w:t xml:space="preserve">DATE: </w:t>
             </w:r>
             <w:r>
               <w:rPr>
@@ -3212,7 +3213,7 @@
           </w:p>
           <w:p>
             <w:pPr>
-              <w:spacing w:after="30" w:before="0"/>
+              <w:spacing w:after="90" w:before="0"/>
             </w:pPr>
             <w:r>
               <w:rPr>
@@ -3260,7 +3261,8 @@
           </w:p>
           <w:p>
             <w:pPr>
-              <w:spacing w:after="0" w:before="10"/>
+              <w:spacing w:after="0" w:before="40"/>
+              <w:jc w:val="right"/>
             </w:pPr>
             <w:r>
               <w:rPr>
@@ -3271,7 +3273,7 @@
                 <w:sz w:val="18"/>
                 <w:szCs w:val="18"/>
               </w:rPr>
-              <w:t xml:space="preserve">Date: </w:t>
+              <w:t xml:space="preserve">DATE: </w:t>
             </w:r>
             <w:r>
               <w:rPr>
@@ -3315,7 +3317,7 @@
           </w:p>
           <w:p>
             <w:pPr>
-              <w:spacing w:after="30" w:before="0"/>
+              <w:spacing w:after="90" w:before="0"/>
             </w:pPr>
             <w:r>
               <w:rPr>
@@ -3363,7 +3365,8 @@
           </w:p>
           <w:p>
             <w:pPr>
-              <w:spacing w:after="0" w:before="10"/>
+              <w:spacing w:after="0" w:before="40"/>
+              <w:jc w:val="right"/>
             </w:pPr>
             <w:r>
               <w:rPr>
@@ -3374,7 +3377,7 @@
                 <w:sz w:val="18"/>
                 <w:szCs w:val="18"/>
               </w:rPr>
-              <w:t xml:space="preserve">Date: </w:t>
+              <w:t xml:space="preserve">DATE: </w:t>
             </w:r>
             <w:r>
               <w:rPr>

--- a/SGB_Functionality_Audit_2026/01_SGB_Constitution/06_LGAA_SGB_Constitution_Approved_and_Signed.docx
+++ b/SGB_Functionality_Audit_2026/01_SGB_Constitution/06_LGAA_SGB_Constitution_Approved_and_Signed.docx
@@ -1275,6 +1275,7 @@
     </w:p>
     <w:p>
       <w:pPr>
+        <w:keepLines/>
         <w:tabs>
           <w:tab w:val="left" w:pos="1700"/>
         </w:tabs>
@@ -1315,6 +1316,7 @@
     </w:p>
     <w:p>
       <w:pPr>
+        <w:keepLines/>
         <w:tabs>
           <w:tab w:val="left" w:pos="1700"/>
         </w:tabs>
@@ -1355,6 +1357,7 @@
     </w:p>
     <w:p>
       <w:pPr>
+        <w:keepLines/>
         <w:tabs>
           <w:tab w:val="left" w:pos="1700"/>
         </w:tabs>
@@ -1395,6 +1398,7 @@
     </w:p>
     <w:p>
       <w:pPr>
+        <w:keepLines/>
         <w:tabs>
           <w:tab w:val="left" w:pos="1700"/>
         </w:tabs>
@@ -1435,6 +1439,7 @@
     </w:p>
     <w:p>
       <w:pPr>
+        <w:keepLines/>
         <w:tabs>
           <w:tab w:val="left" w:pos="1700"/>
         </w:tabs>
@@ -1753,6 +1758,7 @@
     </w:p>
     <w:p>
       <w:pPr>
+        <w:keepLines/>
         <w:tabs>
           <w:tab w:val="left" w:pos="1700"/>
         </w:tabs>
@@ -1793,6 +1799,7 @@
     </w:p>
     <w:p>
       <w:pPr>
+        <w:keepLines/>
         <w:tabs>
           <w:tab w:val="left" w:pos="1700"/>
         </w:tabs>
@@ -2429,6 +2436,7 @@
     </w:p>
     <w:p>
       <w:pPr>
+        <w:keepLines/>
         <w:tabs>
           <w:tab w:val="left" w:pos="1700"/>
         </w:tabs>
@@ -2469,6 +2477,7 @@
     </w:p>
     <w:p>
       <w:pPr>
+        <w:keepLines/>
         <w:tabs>
           <w:tab w:val="left" w:pos="1700"/>
         </w:tabs>
@@ -2509,6 +2518,7 @@
     </w:p>
     <w:p>
       <w:pPr>
+        <w:keepLines/>
         <w:tabs>
           <w:tab w:val="left" w:pos="1700"/>
         </w:tabs>
@@ -2993,16 +3003,19 @@
     <w:tbl>
       <w:tblPr>
         <w:tblW w:type="dxa" w:w="10771"/>
+        <w:jc w:val="center"/>
         <w:tblBorders>
-          <w:top w:val="none"/>
-          <w:left w:val="none"/>
-          <w:bottom w:val="none"/>
-          <w:right w:val="none"/>
-          <w:insideH w:val="none"/>
-          <w:insideV w:val="none"/>
+          <w:top w:val="single" w:color="auto" w:sz="4"/>
+          <w:left w:val="single" w:color="auto" w:sz="4"/>
+          <w:bottom w:val="single" w:color="auto" w:sz="4"/>
+          <w:right w:val="single" w:color="auto" w:sz="4"/>
+          <w:insideH w:val="single" w:color="auto" w:sz="4"/>
+          <w:insideV w:val="single" w:color="auto" w:sz="4"/>
         </w:tblBorders>
       </w:tblPr>
       <w:tblGrid>
+        <w:gridCol w:w="100"/>
+        <w:gridCol w:w="100"/>
         <w:gridCol w:w="100"/>
         <w:gridCol w:w="100"/>
         <w:gridCol w:w="100"/>
@@ -3014,7 +3027,7 @@
         <w:tc>
           <w:tcPr>
             <w:tcW w:type="dxa" w:w="10771"/>
-            <w:gridSpan w:val="3"/>
+            <w:gridSpan w:val="5"/>
             <w:tcMar>
               <w:top w:type="dxa" w:w="160"/>
               <w:left w:type="dxa" w:w="0"/>
@@ -3048,7 +3061,7 @@
         <w:tc>
           <w:tcPr>
             <w:tcW w:type="dxa" w:w="10771"/>
-            <w:gridSpan w:val="3"/>
+            <w:gridSpan w:val="5"/>
             <w:tcMar>
               <w:top w:type="dxa" w:w="20"/>
               <w:left w:type="dxa" w:w="0"/>
@@ -3080,7 +3093,7 @@
         </w:trPr>
         <w:tc>
           <w:tcPr>
-            <w:tcW w:type="dxa" w:w="3590"/>
+            <w:tcW w:type="dxa" w:w="3401"/>
             <w:tcBorders>
               <w:top w:val="single" w:color="CBD5E1" w:sz="4"/>
               <w:left w:val="single" w:color="CBD5E1" w:sz="4"/>
@@ -3088,10 +3101,10 @@
               <w:right w:val="single" w:color="CBD5E1" w:sz="4"/>
             </w:tcBorders>
             <w:tcMar>
-              <w:top w:type="dxa" w:w="60"/>
-              <w:left w:type="dxa" w:w="80"/>
-              <w:bottom w:type="dxa" w:w="60"/>
-              <w:right w:type="dxa" w:w="80"/>
+              <w:top w:type="dxa" w:w="120"/>
+              <w:left w:type="dxa" w:w="140"/>
+              <w:bottom w:type="dxa" w:w="120"/>
+              <w:right w:type="dxa" w:w="140"/>
             </w:tcMar>
           </w:tcPr>
           <w:p>
@@ -3184,7 +3197,29 @@
         </w:tc>
         <w:tc>
           <w:tcPr>
-            <w:tcW w:type="dxa" w:w="3590"/>
+            <w:tcW w:type="dxa" w:w="283"/>
+            <w:tcBorders>
+              <w:top w:val="none"/>
+              <w:left w:val="none"/>
+              <w:bottom w:val="none"/>
+              <w:right w:val="none"/>
+            </w:tcBorders>
+            <w:tcMar>
+              <w:top w:type="dxa" w:w="0"/>
+              <w:left w:type="dxa" w:w="0"/>
+              <w:bottom w:type="dxa" w:w="0"/>
+              <w:right w:type="dxa" w:w="0"/>
+            </w:tcMar>
+          </w:tcPr>
+          <w:p>
+            <w:pPr>
+              <w:spacing w:after="0" w:before="0"/>
+            </w:pPr>
+          </w:p>
+        </w:tc>
+        <w:tc>
+          <w:tcPr>
+            <w:tcW w:type="dxa" w:w="3401"/>
             <w:tcBorders>
               <w:top w:val="single" w:color="CBD5E1" w:sz="4"/>
               <w:left w:val="single" w:color="CBD5E1" w:sz="4"/>
@@ -3192,10 +3227,10 @@
               <w:right w:val="single" w:color="CBD5E1" w:sz="4"/>
             </w:tcBorders>
             <w:tcMar>
-              <w:top w:type="dxa" w:w="60"/>
-              <w:left w:type="dxa" w:w="80"/>
-              <w:bottom w:type="dxa" w:w="60"/>
-              <w:right w:type="dxa" w:w="80"/>
+              <w:top w:type="dxa" w:w="120"/>
+              <w:left w:type="dxa" w:w="140"/>
+              <w:bottom w:type="dxa" w:w="120"/>
+              <w:right w:type="dxa" w:w="140"/>
             </w:tcMar>
           </w:tcPr>
           <w:p>
@@ -3288,7 +3323,29 @@
         </w:tc>
         <w:tc>
           <w:tcPr>
-            <w:tcW w:type="dxa" w:w="3590"/>
+            <w:tcW w:type="dxa" w:w="283"/>
+            <w:tcBorders>
+              <w:top w:val="none"/>
+              <w:left w:val="none"/>
+              <w:bottom w:val="none"/>
+              <w:right w:val="none"/>
+            </w:tcBorders>
+            <w:tcMar>
+              <w:top w:type="dxa" w:w="0"/>
+              <w:left w:type="dxa" w:w="0"/>
+              <w:bottom w:type="dxa" w:w="0"/>
+              <w:right w:type="dxa" w:w="0"/>
+            </w:tcMar>
+          </w:tcPr>
+          <w:p>
+            <w:pPr>
+              <w:spacing w:after="0" w:before="0"/>
+            </w:pPr>
+          </w:p>
+        </w:tc>
+        <w:tc>
+          <w:tcPr>
+            <w:tcW w:type="dxa" w:w="3401"/>
             <w:tcBorders>
               <w:top w:val="single" w:color="CBD5E1" w:sz="4"/>
               <w:left w:val="single" w:color="CBD5E1" w:sz="4"/>
@@ -3296,10 +3353,10 @@
               <w:right w:val="single" w:color="CBD5E1" w:sz="4"/>
             </w:tcBorders>
             <w:tcMar>
-              <w:top w:type="dxa" w:w="60"/>
-              <w:left w:type="dxa" w:w="80"/>
-              <w:bottom w:type="dxa" w:w="60"/>
-              <w:right w:type="dxa" w:w="80"/>
+              <w:top w:type="dxa" w:w="120"/>
+              <w:left w:type="dxa" w:w="140"/>
+              <w:bottom w:type="dxa" w:w="120"/>
+              <w:right w:type="dxa" w:w="140"/>
             </w:tcMar>
           </w:tcPr>
           <w:p>

--- a/SGB_Functionality_Audit_2026/01_SGB_Constitution/06_LGAA_SGB_Constitution_Approved_and_Signed.docx
+++ b/SGB_Functionality_Audit_2026/01_SGB_Constitution/06_LGAA_SGB_Constitution_Approved_and_Signed.docx
@@ -3000,22 +3000,53 @@
         <w:spacing w:after="0" w:before="0"/>
       </w:pPr>
     </w:p>
+    <w:p>
+      <w:pPr>
+        <w:keepLines/>
+        <w:spacing w:after="40" w:before="160"/>
+      </w:pPr>
+      <w:r>
+        <w:rPr>
+          <w:rFonts w:ascii="Arial" w:cs="Arial" w:eastAsia="Arial" w:hAnsi="Arial"/>
+          <w:b/>
+          <w:bCs/>
+          <w:color w:val="0C2340"/>
+          <w:sz w:val="22"/>
+          <w:szCs w:val="22"/>
+        </w:rPr>
+        <w:t xml:space="preserve">ADOPTION AND SIGN-OFF RESOLUTION</w:t>
+      </w:r>
+    </w:p>
+    <w:p>
+      <w:pPr>
+        <w:keepLines/>
+        <w:spacing w:after="120" w:before="20" w:line="276"/>
+        <w:jc w:val="both"/>
+      </w:pPr>
+      <w:r>
+        <w:rPr>
+          <w:rFonts w:ascii="Arial" w:cs="Arial" w:eastAsia="Arial" w:hAnsi="Arial"/>
+          <w:color w:val="1A1A1A"/>
+          <w:sz w:val="20"/>
+          <w:szCs w:val="20"/>
+        </w:rPr>
+        <w:t xml:space="preserve">This Constitution of the School Governing Body was formally reviewed, accepted, approved, and signed at a duly constituted meeting of the Governing Body of Lady Grey Arts Academy:</w:t>
+      </w:r>
+    </w:p>
     <w:tbl>
       <w:tblPr>
         <w:tblW w:type="dxa" w:w="10771"/>
         <w:jc w:val="center"/>
         <w:tblBorders>
-          <w:top w:val="single" w:color="auto" w:sz="4"/>
-          <w:left w:val="single" w:color="auto" w:sz="4"/>
-          <w:bottom w:val="single" w:color="auto" w:sz="4"/>
-          <w:right w:val="single" w:color="auto" w:sz="4"/>
-          <w:insideH w:val="single" w:color="auto" w:sz="4"/>
-          <w:insideV w:val="single" w:color="auto" w:sz="4"/>
+          <w:top w:val="none"/>
+          <w:left w:val="none"/>
+          <w:bottom w:val="none"/>
+          <w:right w:val="none"/>
+          <w:insideH w:val="none"/>
+          <w:insideV w:val="none"/>
         </w:tblBorders>
       </w:tblPr>
       <w:tblGrid>
-        <w:gridCol w:w="100"/>
-        <w:gridCol w:w="100"/>
         <w:gridCol w:w="100"/>
         <w:gridCol w:w="100"/>
         <w:gridCol w:w="100"/>
@@ -3026,90 +3057,23 @@
         </w:trPr>
         <w:tc>
           <w:tcPr>
-            <w:tcW w:type="dxa" w:w="10771"/>
-            <w:gridSpan w:val="5"/>
-            <w:tcMar>
-              <w:top w:type="dxa" w:w="160"/>
-              <w:left w:type="dxa" w:w="0"/>
-              <w:bottom w:type="dxa" w:w="40"/>
-              <w:right w:type="dxa" w:w="0"/>
-            </w:tcMar>
-          </w:tcPr>
-          <w:p>
-            <w:pPr>
-              <w:keepLines/>
-              <w:spacing w:after="40" w:before="160"/>
-            </w:pPr>
-            <w:r>
-              <w:rPr>
-                <w:rFonts w:ascii="Arial" w:cs="Arial" w:eastAsia="Arial" w:hAnsi="Arial"/>
-                <w:b/>
-                <w:bCs/>
-                <w:color w:val="0C2340"/>
-                <w:sz w:val="22"/>
-                <w:szCs w:val="22"/>
-              </w:rPr>
-              <w:t xml:space="preserve">ADOPTION AND SIGN-OFF RESOLUTION</w:t>
-            </w:r>
-          </w:p>
-        </w:tc>
-      </w:tr>
-      <w:tr>
-        <w:trPr>
-          <w:cantSplit/>
-        </w:trPr>
-        <w:tc>
-          <w:tcPr>
-            <w:tcW w:type="dxa" w:w="10771"/>
-            <w:gridSpan w:val="5"/>
-            <w:tcMar>
-              <w:top w:type="dxa" w:w="20"/>
-              <w:left w:type="dxa" w:w="0"/>
-              <w:bottom w:type="dxa" w:w="80"/>
-              <w:right w:type="dxa" w:w="0"/>
-            </w:tcMar>
-          </w:tcPr>
-          <w:p>
-            <w:pPr>
-              <w:keepLines/>
-              <w:spacing w:after="80" w:before="20" w:line="276"/>
-              <w:jc w:val="both"/>
-            </w:pPr>
-            <w:r>
-              <w:rPr>
-                <w:rFonts w:ascii="Arial" w:cs="Arial" w:eastAsia="Arial" w:hAnsi="Arial"/>
-                <w:color w:val="1A1A1A"/>
-                <w:sz w:val="20"/>
-                <w:szCs w:val="20"/>
-              </w:rPr>
-              <w:t xml:space="preserve">This Constitution of the School Governing Body was formally reviewed, accepted, approved, and signed at a duly constituted meeting of the Governing Body of Lady Grey Arts Academy:</w:t>
-            </w:r>
-          </w:p>
-        </w:tc>
-      </w:tr>
-      <w:tr>
-        <w:trPr>
-          <w:cantSplit/>
-        </w:trPr>
-        <w:tc>
-          <w:tcPr>
-            <w:tcW w:type="dxa" w:w="3401"/>
+            <w:tcW w:type="dxa" w:w="3590"/>
             <w:tcBorders>
-              <w:top w:val="single" w:color="CBD5E1" w:sz="4"/>
-              <w:left w:val="single" w:color="CBD5E1" w:sz="4"/>
-              <w:bottom w:val="single" w:color="CBD5E1" w:sz="4"/>
-              <w:right w:val="single" w:color="CBD5E1" w:sz="4"/>
+              <w:top w:val="none"/>
+              <w:left w:val="none"/>
+              <w:bottom w:val="none"/>
+              <w:right w:val="none"/>
             </w:tcBorders>
             <w:tcMar>
-              <w:top w:type="dxa" w:w="120"/>
+              <w:top w:type="dxa" w:w="40"/>
               <w:left w:type="dxa" w:w="140"/>
-              <w:bottom w:type="dxa" w:w="120"/>
+              <w:bottom w:type="dxa" w:w="80"/>
               <w:right w:type="dxa" w:w="140"/>
             </w:tcMar>
           </w:tcPr>
           <w:p>
             <w:pPr>
-              <w:spacing w:after="0" w:before="200"/>
+              <w:spacing w:after="0" w:before="180"/>
             </w:pPr>
           </w:p>
           <w:p>
@@ -3197,7 +3161,7 @@
         </w:tc>
         <w:tc>
           <w:tcPr>
-            <w:tcW w:type="dxa" w:w="283"/>
+            <w:tcW w:type="dxa" w:w="3590"/>
             <w:tcBorders>
               <w:top w:val="none"/>
               <w:left w:val="none"/>
@@ -3205,37 +3169,15 @@
               <w:right w:val="none"/>
             </w:tcBorders>
             <w:tcMar>
-              <w:top w:type="dxa" w:w="0"/>
-              <w:left w:type="dxa" w:w="0"/>
-              <w:bottom w:type="dxa" w:w="0"/>
-              <w:right w:type="dxa" w:w="0"/>
-            </w:tcMar>
-          </w:tcPr>
-          <w:p>
-            <w:pPr>
-              <w:spacing w:after="0" w:before="0"/>
-            </w:pPr>
-          </w:p>
-        </w:tc>
-        <w:tc>
-          <w:tcPr>
-            <w:tcW w:type="dxa" w:w="3401"/>
-            <w:tcBorders>
-              <w:top w:val="single" w:color="CBD5E1" w:sz="4"/>
-              <w:left w:val="single" w:color="CBD5E1" w:sz="4"/>
-              <w:bottom w:val="single" w:color="CBD5E1" w:sz="4"/>
-              <w:right w:val="single" w:color="CBD5E1" w:sz="4"/>
-            </w:tcBorders>
-            <w:tcMar>
-              <w:top w:type="dxa" w:w="120"/>
+              <w:top w:type="dxa" w:w="40"/>
               <w:left w:type="dxa" w:w="140"/>
-              <w:bottom w:type="dxa" w:w="120"/>
+              <w:bottom w:type="dxa" w:w="80"/>
               <w:right w:type="dxa" w:w="140"/>
             </w:tcMar>
           </w:tcPr>
           <w:p>
             <w:pPr>
-              <w:spacing w:after="0" w:before="200"/>
+              <w:spacing w:after="0" w:before="180"/>
             </w:pPr>
           </w:p>
           <w:p>
@@ -3323,7 +3265,7 @@
         </w:tc>
         <w:tc>
           <w:tcPr>
-            <w:tcW w:type="dxa" w:w="283"/>
+            <w:tcW w:type="dxa" w:w="3590"/>
             <w:tcBorders>
               <w:top w:val="none"/>
               <w:left w:val="none"/>
@@ -3331,37 +3273,15 @@
               <w:right w:val="none"/>
             </w:tcBorders>
             <w:tcMar>
-              <w:top w:type="dxa" w:w="0"/>
-              <w:left w:type="dxa" w:w="0"/>
-              <w:bottom w:type="dxa" w:w="0"/>
-              <w:right w:type="dxa" w:w="0"/>
-            </w:tcMar>
-          </w:tcPr>
-          <w:p>
-            <w:pPr>
-              <w:spacing w:after="0" w:before="0"/>
-            </w:pPr>
-          </w:p>
-        </w:tc>
-        <w:tc>
-          <w:tcPr>
-            <w:tcW w:type="dxa" w:w="3401"/>
-            <w:tcBorders>
-              <w:top w:val="single" w:color="CBD5E1" w:sz="4"/>
-              <w:left w:val="single" w:color="CBD5E1" w:sz="4"/>
-              <w:bottom w:val="single" w:color="CBD5E1" w:sz="4"/>
-              <w:right w:val="single" w:color="CBD5E1" w:sz="4"/>
-            </w:tcBorders>
-            <w:tcMar>
-              <w:top w:type="dxa" w:w="120"/>
+              <w:top w:type="dxa" w:w="40"/>
               <w:left w:type="dxa" w:w="140"/>
-              <w:bottom w:type="dxa" w:w="120"/>
+              <w:bottom w:type="dxa" w:w="80"/>
               <w:right w:type="dxa" w:w="140"/>
             </w:tcMar>
           </w:tcPr>
           <w:p>
             <w:pPr>
-              <w:spacing w:after="0" w:before="200"/>
+              <w:spacing w:after="0" w:before="180"/>
             </w:pPr>
           </w:p>
           <w:p>

--- a/SGB_Functionality_Audit_2026/01_SGB_Constitution/06_LGAA_SGB_Constitution_Approved_and_Signed.docx
+++ b/SGB_Functionality_Audit_2026/01_SGB_Constitution/06_LGAA_SGB_Constitution_Approved_and_Signed.docx
@@ -759,6 +759,7 @@
     </w:p>
     <w:p>
       <w:pPr>
+        <w:keepLines/>
         <w:tabs>
           <w:tab w:val="left" w:pos="566"/>
         </w:tabs>
@@ -798,6 +799,7 @@
     </w:p>
     <w:p>
       <w:pPr>
+        <w:keepLines/>
         <w:tabs>
           <w:tab w:val="left" w:pos="566"/>
         </w:tabs>
@@ -838,6 +840,7 @@
     </w:p>
     <w:p>
       <w:pPr>
+        <w:keepLines/>
         <w:tabs>
           <w:tab w:val="left" w:pos="566"/>
         </w:tabs>
@@ -877,6 +880,7 @@
     </w:p>
     <w:p>
       <w:pPr>
+        <w:keepLines/>
         <w:tabs>
           <w:tab w:val="left" w:pos="566"/>
         </w:tabs>
@@ -917,6 +921,7 @@
     </w:p>
     <w:p>
       <w:pPr>
+        <w:keepLines/>
         <w:tabs>
           <w:tab w:val="left" w:pos="566"/>
         </w:tabs>
@@ -957,6 +962,7 @@
     </w:p>
     <w:p>
       <w:pPr>
+        <w:keepLines/>
         <w:tabs>
           <w:tab w:val="left" w:pos="566"/>
         </w:tabs>
@@ -997,6 +1003,7 @@
     </w:p>
     <w:p>
       <w:pPr>
+        <w:keepLines/>
         <w:tabs>
           <w:tab w:val="left" w:pos="566"/>
         </w:tabs>
@@ -1036,6 +1043,7 @@
     </w:p>
     <w:p>
       <w:pPr>
+        <w:keepLines/>
         <w:tabs>
           <w:tab w:val="left" w:pos="566"/>
         </w:tabs>
@@ -1076,6 +1084,7 @@
     </w:p>
     <w:p>
       <w:pPr>
+        <w:keepLines/>
         <w:tabs>
           <w:tab w:val="left" w:pos="566"/>
         </w:tabs>
@@ -1116,6 +1125,7 @@
     </w:p>
     <w:p>
       <w:pPr>
+        <w:keepLines/>
         <w:tabs>
           <w:tab w:val="left" w:pos="566"/>
         </w:tabs>
@@ -1156,6 +1166,7 @@
     </w:p>
     <w:p>
       <w:pPr>
+        <w:keepLines/>
         <w:tabs>
           <w:tab w:val="left" w:pos="566"/>
         </w:tabs>
@@ -1196,6 +1207,7 @@
     </w:p>
     <w:p>
       <w:pPr>
+        <w:keepLines/>
         <w:tabs>
           <w:tab w:val="left" w:pos="566"/>
         </w:tabs>
@@ -1235,6 +1247,7 @@
     </w:p>
     <w:p>
       <w:pPr>
+        <w:keepLines/>
         <w:tabs>
           <w:tab w:val="left" w:pos="566"/>
         </w:tabs>
@@ -1480,6 +1493,7 @@
     </w:p>
     <w:p>
       <w:pPr>
+        <w:keepLines/>
         <w:tabs>
           <w:tab w:val="left" w:pos="566"/>
         </w:tabs>
@@ -1520,6 +1534,7 @@
     </w:p>
     <w:p>
       <w:pPr>
+        <w:keepLines/>
         <w:tabs>
           <w:tab w:val="left" w:pos="566"/>
         </w:tabs>
@@ -1559,6 +1574,7 @@
     </w:p>
     <w:p>
       <w:pPr>
+        <w:keepLines/>
         <w:tabs>
           <w:tab w:val="left" w:pos="566"/>
         </w:tabs>
@@ -1599,6 +1615,7 @@
     </w:p>
     <w:p>
       <w:pPr>
+        <w:keepLines/>
         <w:tabs>
           <w:tab w:val="left" w:pos="566"/>
         </w:tabs>
@@ -1639,6 +1656,7 @@
     </w:p>
     <w:p>
       <w:pPr>
+        <w:keepLines/>
         <w:tabs>
           <w:tab w:val="left" w:pos="566"/>
         </w:tabs>
@@ -1679,6 +1697,7 @@
     </w:p>
     <w:p>
       <w:pPr>
+        <w:keepLines/>
         <w:tabs>
           <w:tab w:val="left" w:pos="566"/>
         </w:tabs>
@@ -1718,6 +1737,7 @@
     </w:p>
     <w:p>
       <w:pPr>
+        <w:keepLines/>
         <w:tabs>
           <w:tab w:val="left" w:pos="566"/>
         </w:tabs>
@@ -1840,6 +1860,7 @@
     </w:p>
     <w:p>
       <w:pPr>
+        <w:keepLines/>
         <w:tabs>
           <w:tab w:val="left" w:pos="566"/>
         </w:tabs>
@@ -1880,6 +1901,7 @@
     </w:p>
     <w:p>
       <w:pPr>
+        <w:keepLines/>
         <w:tabs>
           <w:tab w:val="left" w:pos="566"/>
         </w:tabs>
@@ -1920,6 +1942,7 @@
     </w:p>
     <w:p>
       <w:pPr>
+        <w:keepLines/>
         <w:tabs>
           <w:tab w:val="left" w:pos="566"/>
         </w:tabs>
@@ -1959,6 +1982,7 @@
     </w:p>
     <w:p>
       <w:pPr>
+        <w:keepLines/>
         <w:tabs>
           <w:tab w:val="left" w:pos="566"/>
         </w:tabs>
@@ -1999,6 +2023,7 @@
     </w:p>
     <w:p>
       <w:pPr>
+        <w:keepLines/>
         <w:tabs>
           <w:tab w:val="left" w:pos="566"/>
         </w:tabs>
@@ -2039,6 +2064,7 @@
     </w:p>
     <w:p>
       <w:pPr>
+        <w:keepLines/>
         <w:tabs>
           <w:tab w:val="left" w:pos="566"/>
         </w:tabs>
@@ -2079,6 +2105,7 @@
     </w:p>
     <w:p>
       <w:pPr>
+        <w:keepLines/>
         <w:tabs>
           <w:tab w:val="left" w:pos="566"/>
         </w:tabs>
@@ -2118,6 +2145,7 @@
     </w:p>
     <w:p>
       <w:pPr>
+        <w:keepLines/>
         <w:tabs>
           <w:tab w:val="left" w:pos="566"/>
         </w:tabs>
@@ -2158,6 +2186,7 @@
     </w:p>
     <w:p>
       <w:pPr>
+        <w:keepLines/>
         <w:tabs>
           <w:tab w:val="left" w:pos="566"/>
         </w:tabs>
@@ -2198,6 +2227,7 @@
     </w:p>
     <w:p>
       <w:pPr>
+        <w:keepLines/>
         <w:tabs>
           <w:tab w:val="left" w:pos="566"/>
         </w:tabs>
@@ -2237,6 +2267,7 @@
     </w:p>
     <w:p>
       <w:pPr>
+        <w:keepLines/>
         <w:tabs>
           <w:tab w:val="left" w:pos="566"/>
         </w:tabs>
@@ -2277,6 +2308,7 @@
     </w:p>
     <w:p>
       <w:pPr>
+        <w:keepLines/>
         <w:tabs>
           <w:tab w:val="left" w:pos="566"/>
         </w:tabs>
@@ -2317,6 +2349,7 @@
     </w:p>
     <w:p>
       <w:pPr>
+        <w:keepLines/>
         <w:tabs>
           <w:tab w:val="left" w:pos="566"/>
         </w:tabs>
@@ -2357,6 +2390,7 @@
     </w:p>
     <w:p>
       <w:pPr>
+        <w:keepLines/>
         <w:tabs>
           <w:tab w:val="left" w:pos="566"/>
         </w:tabs>
@@ -2396,6 +2430,7 @@
     </w:p>
     <w:p>
       <w:pPr>
+        <w:keepLines/>
         <w:tabs>
           <w:tab w:val="left" w:pos="566"/>
         </w:tabs>
@@ -2559,6 +2594,7 @@
     </w:p>
     <w:p>
       <w:pPr>
+        <w:keepLines/>
         <w:tabs>
           <w:tab w:val="left" w:pos="566"/>
         </w:tabs>
@@ -2599,6 +2635,7 @@
     </w:p>
     <w:p>
       <w:pPr>
+        <w:keepLines/>
         <w:tabs>
           <w:tab w:val="left" w:pos="566"/>
         </w:tabs>
@@ -2638,6 +2675,7 @@
     </w:p>
     <w:p>
       <w:pPr>
+        <w:keepLines/>
         <w:tabs>
           <w:tab w:val="left" w:pos="566"/>
         </w:tabs>
@@ -2678,6 +2716,7 @@
     </w:p>
     <w:p>
       <w:pPr>
+        <w:keepLines/>
         <w:tabs>
           <w:tab w:val="left" w:pos="566"/>
         </w:tabs>
@@ -2718,6 +2757,7 @@
     </w:p>
     <w:p>
       <w:pPr>
+        <w:keepLines/>
         <w:tabs>
           <w:tab w:val="left" w:pos="566"/>
         </w:tabs>
@@ -2757,6 +2797,7 @@
     </w:p>
     <w:p>
       <w:pPr>
+        <w:keepLines/>
         <w:tabs>
           <w:tab w:val="left" w:pos="566"/>
         </w:tabs>
@@ -2797,6 +2838,7 @@
     </w:p>
     <w:p>
       <w:pPr>
+        <w:keepLines/>
         <w:tabs>
           <w:tab w:val="left" w:pos="566"/>
         </w:tabs>
@@ -2837,6 +2879,7 @@
     </w:p>
     <w:p>
       <w:pPr>
+        <w:keepLines/>
         <w:tabs>
           <w:tab w:val="left" w:pos="566"/>
         </w:tabs>
@@ -2877,6 +2920,7 @@
     </w:p>
     <w:p>
       <w:pPr>
+        <w:keepLines/>
         <w:tabs>
           <w:tab w:val="left" w:pos="566"/>
         </w:tabs>
@@ -2916,6 +2960,7 @@
     </w:p>
     <w:p>
       <w:pPr>
+        <w:keepLines/>
         <w:tabs>
           <w:tab w:val="left" w:pos="566"/>
         </w:tabs>
@@ -2956,6 +3001,7 @@
     </w:p>
     <w:p>
       <w:pPr>
+        <w:keepLines/>
         <w:tabs>
           <w:tab w:val="left" w:pos="566"/>
         </w:tabs>

--- a/SGB_Functionality_Audit_2026/01_SGB_Constitution/06_LGAA_SGB_Constitution_Approved_and_Signed.docx
+++ b/SGB_Functionality_Audit_2026/01_SGB_Constitution/06_LGAA_SGB_Constitution_Approved_and_Signed.docx
@@ -3096,6 +3096,8 @@
         <w:gridCol w:w="100"/>
         <w:gridCol w:w="100"/>
         <w:gridCol w:w="100"/>
+        <w:gridCol w:w="100"/>
+        <w:gridCol w:w="100"/>
       </w:tblGrid>
       <w:tr>
         <w:trPr>
@@ -3103,18 +3105,18 @@
         </w:trPr>
         <w:tc>
           <w:tcPr>
-            <w:tcW w:type="dxa" w:w="3590"/>
+            <w:tcW w:type="dxa" w:w="3401"/>
             <w:tcBorders>
-              <w:top w:val="none"/>
-              <w:left w:val="none"/>
-              <w:bottom w:val="none"/>
-              <w:right w:val="none"/>
+              <w:top w:val="single" w:color="94A3B8" w:sz="6"/>
+              <w:left w:val="single" w:color="94A3B8" w:sz="6"/>
+              <w:bottom w:val="single" w:color="94A3B8" w:sz="6"/>
+              <w:right w:val="single" w:color="94A3B8" w:sz="6"/>
             </w:tcBorders>
             <w:tcMar>
-              <w:top w:type="dxa" w:w="40"/>
-              <w:left w:type="dxa" w:w="140"/>
-              <w:bottom w:type="dxa" w:w="80"/>
-              <w:right w:type="dxa" w:w="140"/>
+              <w:top w:type="dxa" w:w="100"/>
+              <w:left w:type="dxa" w:w="160"/>
+              <w:bottom w:type="dxa" w:w="100"/>
+              <w:right w:type="dxa" w:w="160"/>
             </w:tcMar>
           </w:tcPr>
           <w:p>
@@ -3207,7 +3209,7 @@
         </w:tc>
         <w:tc>
           <w:tcPr>
-            <w:tcW w:type="dxa" w:w="3590"/>
+            <w:tcW w:type="dxa" w:w="283"/>
             <w:tcBorders>
               <w:top w:val="none"/>
               <w:left w:val="none"/>
@@ -3215,10 +3217,32 @@
               <w:right w:val="none"/>
             </w:tcBorders>
             <w:tcMar>
-              <w:top w:type="dxa" w:w="40"/>
-              <w:left w:type="dxa" w:w="140"/>
-              <w:bottom w:type="dxa" w:w="80"/>
-              <w:right w:type="dxa" w:w="140"/>
+              <w:top w:type="dxa" w:w="0"/>
+              <w:left w:type="dxa" w:w="0"/>
+              <w:bottom w:type="dxa" w:w="0"/>
+              <w:right w:type="dxa" w:w="0"/>
+            </w:tcMar>
+          </w:tcPr>
+          <w:p>
+            <w:pPr>
+              <w:spacing w:after="0" w:before="0"/>
+            </w:pPr>
+          </w:p>
+        </w:tc>
+        <w:tc>
+          <w:tcPr>
+            <w:tcW w:type="dxa" w:w="3401"/>
+            <w:tcBorders>
+              <w:top w:val="single" w:color="94A3B8" w:sz="6"/>
+              <w:left w:val="single" w:color="94A3B8" w:sz="6"/>
+              <w:bottom w:val="single" w:color="94A3B8" w:sz="6"/>
+              <w:right w:val="single" w:color="94A3B8" w:sz="6"/>
+            </w:tcBorders>
+            <w:tcMar>
+              <w:top w:type="dxa" w:w="100"/>
+              <w:left w:type="dxa" w:w="160"/>
+              <w:bottom w:type="dxa" w:w="100"/>
+              <w:right w:type="dxa" w:w="160"/>
             </w:tcMar>
           </w:tcPr>
           <w:p>
@@ -3311,7 +3335,7 @@
         </w:tc>
         <w:tc>
           <w:tcPr>
-            <w:tcW w:type="dxa" w:w="3590"/>
+            <w:tcW w:type="dxa" w:w="283"/>
             <w:tcBorders>
               <w:top w:val="none"/>
               <w:left w:val="none"/>
@@ -3319,10 +3343,32 @@
               <w:right w:val="none"/>
             </w:tcBorders>
             <w:tcMar>
-              <w:top w:type="dxa" w:w="40"/>
-              <w:left w:type="dxa" w:w="140"/>
-              <w:bottom w:type="dxa" w:w="80"/>
-              <w:right w:type="dxa" w:w="140"/>
+              <w:top w:type="dxa" w:w="0"/>
+              <w:left w:type="dxa" w:w="0"/>
+              <w:bottom w:type="dxa" w:w="0"/>
+              <w:right w:type="dxa" w:w="0"/>
+            </w:tcMar>
+          </w:tcPr>
+          <w:p>
+            <w:pPr>
+              <w:spacing w:after="0" w:before="0"/>
+            </w:pPr>
+          </w:p>
+        </w:tc>
+        <w:tc>
+          <w:tcPr>
+            <w:tcW w:type="dxa" w:w="3401"/>
+            <w:tcBorders>
+              <w:top w:val="single" w:color="94A3B8" w:sz="6"/>
+              <w:left w:val="single" w:color="94A3B8" w:sz="6"/>
+              <w:bottom w:val="single" w:color="94A3B8" w:sz="6"/>
+              <w:right w:val="single" w:color="94A3B8" w:sz="6"/>
+            </w:tcBorders>
+            <w:tcMar>
+              <w:top w:type="dxa" w:w="100"/>
+              <w:left w:type="dxa" w:w="160"/>
+              <w:bottom w:type="dxa" w:w="100"/>
+              <w:right w:type="dxa" w:w="160"/>
             </w:tcMar>
           </w:tcPr>
           <w:p>

--- a/SGB_Functionality_Audit_2026/01_SGB_Constitution/06_LGAA_SGB_Constitution_Approved_and_Signed.docx
+++ b/SGB_Functionality_Audit_2026/01_SGB_Constitution/06_LGAA_SGB_Constitution_Approved_and_Signed.docx
@@ -3605,6 +3605,9 @@
       <w:pBdr>
         <w:bottom w:val="single" w:color="CBD5E1" w:sz="6"/>
       </w:pBdr>
+      <w:tabs>
+        <w:tab w:val="right" w:pos="10771"/>
+      </w:tabs>
       <w:spacing w:after="80" w:before="0"/>
     </w:pPr>
     <w:r>

--- a/SGB_Functionality_Audit_2026/01_SGB_Constitution/06_LGAA_SGB_Constitution_Approved_and_Signed.docx
+++ b/SGB_Functionality_Audit_2026/01_SGB_Constitution/06_LGAA_SGB_Constitution_Approved_and_Signed.docx
@@ -3456,6 +3456,312 @@
                 <w:szCs w:val="18"/>
               </w:rPr>
               <w:t xml:space="preserve">28/01/2026</w:t>
+            </w:r>
+          </w:p>
+        </w:tc>
+      </w:tr>
+    </w:tbl>
+    <w:p>
+      <w:pPr>
+        <w:spacing w:after="0" w:before="140"/>
+      </w:pPr>
+    </w:p>
+    <w:tbl>
+      <w:tblPr>
+        <w:tblW w:type="dxa" w:w="3590"/>
+        <w:jc w:val="left"/>
+        <w:tblBorders>
+          <w:top w:val="dashed" w:color="94A3B8" w:sz="6"/>
+          <w:left w:val="dashed" w:color="94A3B8" w:sz="6"/>
+          <w:bottom w:val="dashed" w:color="94A3B8" w:sz="6"/>
+          <w:right w:val="dashed" w:color="94A3B8" w:sz="6"/>
+          <w:insideH w:val="single" w:color="auto" w:sz="4"/>
+          <w:insideV w:val="single" w:color="auto" w:sz="4"/>
+        </w:tblBorders>
+      </w:tblPr>
+      <w:tblGrid>
+        <w:gridCol w:w="100"/>
+      </w:tblGrid>
+      <w:tr>
+        <w:trPr>
+          <w:cantSplit/>
+        </w:trPr>
+        <w:tc>
+          <w:tcPr>
+            <w:tcW w:type="dxa" w:w="3590"/>
+            <w:shd w:fill="F8FAFC" w:val="clear"/>
+            <w:tcMar>
+              <w:top w:type="dxa" w:w="100"/>
+              <w:left w:type="dxa" w:w="140"/>
+              <w:bottom w:type="dxa" w:w="100"/>
+              <w:right w:type="dxa" w:w="140"/>
+            </w:tcMar>
+          </w:tcPr>
+          <w:p>
+            <w:pPr>
+              <w:spacing w:after="30" w:before="60"/>
+              <w:jc w:val="center"/>
+            </w:pPr>
+            <w:r>
+              <w:rPr>
+                <w:rFonts w:ascii="Arial" w:cs="Arial" w:eastAsia="Arial" w:hAnsi="Arial"/>
+                <w:b/>
+                <w:bCs/>
+                <w:color w:val="475569"/>
+                <w:sz w:val="15"/>
+                <w:szCs w:val="15"/>
+              </w:rPr>
+              <w:t xml:space="preserve">OFFICIAL SCHOOL STAMP</w:t>
+            </w:r>
+          </w:p>
+          <w:p>
+            <w:pPr>
+              <w:spacing w:after="80" w:before="80"/>
+              <w:jc w:val="center"/>
+            </w:pPr>
+            <w:r>
+              <w:rPr>
+                <w:rFonts w:ascii="Arial" w:cs="Arial" w:eastAsia="Arial" w:hAnsi="Arial"/>
+                <w:color w:val="94A3B8"/>
+                <w:sz w:val="14"/>
+                <w:szCs w:val="14"/>
+              </w:rPr>
+              <w:t xml:space="preserve">(Place Official School Date Stamp Here)</w:t>
+            </w:r>
+          </w:p>
+        </w:tc>
+      </w:tr>
+    </w:tbl>
+    <w:p>
+      <w:pPr>
+        <w:keepLines/>
+        <w:spacing w:after="30" w:before="180"/>
+      </w:pPr>
+      <w:r>
+        <w:rPr>
+          <w:rFonts w:ascii="Arial" w:cs="Arial" w:eastAsia="Arial" w:hAnsi="Arial"/>
+          <w:b/>
+          <w:bCs/>
+          <w:color w:val="0C2340"/>
+          <w:sz w:val="18"/>
+          <w:szCs w:val="18"/>
+        </w:rPr>
+        <w:t xml:space="preserve">DISTRICT ENDORSEMENT &amp; RECORD OF RECEIPT</w:t>
+      </w:r>
+    </w:p>
+    <w:p>
+      <w:pPr>
+        <w:keepLines/>
+        <w:spacing w:after="60" w:before="0"/>
+      </w:pPr>
+      <w:r>
+        <w:rPr>
+          <w:rFonts w:ascii="Arial" w:cs="Arial" w:eastAsia="Arial" w:hAnsi="Arial"/>
+          <w:color w:val="1A1A1A"/>
+          <w:sz w:val="18"/>
+          <w:szCs w:val="18"/>
+        </w:rPr>
+        <w:t xml:space="preserve">Received, verified, and endorsed for departmental records by the District Office:</w:t>
+      </w:r>
+    </w:p>
+    <w:tbl>
+      <w:tblPr>
+        <w:tblW w:type="dxa" w:w="10771"/>
+        <w:jc w:val="center"/>
+        <w:tblBorders>
+          <w:top w:val="none"/>
+          <w:left w:val="none"/>
+          <w:bottom w:val="none"/>
+          <w:right w:val="none"/>
+          <w:insideH w:val="none"/>
+          <w:insideV w:val="none"/>
+        </w:tblBorders>
+      </w:tblPr>
+      <w:tblGrid>
+        <w:gridCol w:w="100"/>
+        <w:gridCol w:w="100"/>
+        <w:gridCol w:w="100"/>
+      </w:tblGrid>
+      <w:tr>
+        <w:trPr>
+          <w:cantSplit/>
+        </w:trPr>
+        <w:tc>
+          <w:tcPr>
+            <w:tcW w:type="dxa" w:w="5244"/>
+            <w:tcBorders>
+              <w:top w:val="dashed" w:color="94A3B8" w:sz="6"/>
+              <w:left w:val="dashed" w:color="94A3B8" w:sz="6"/>
+              <w:bottom w:val="dashed" w:color="94A3B8" w:sz="6"/>
+              <w:right w:val="dashed" w:color="94A3B8" w:sz="6"/>
+            </w:tcBorders>
+            <w:shd w:fill="F8FAFC" w:val="clear"/>
+            <w:tcMar>
+              <w:top w:type="dxa" w:w="120"/>
+              <w:left w:type="dxa" w:w="160"/>
+              <w:bottom w:type="dxa" w:w="120"/>
+              <w:right w:type="dxa" w:w="160"/>
+            </w:tcMar>
+          </w:tcPr>
+          <w:p>
+            <w:pPr>
+              <w:spacing w:after="40" w:before="80"/>
+              <w:jc w:val="center"/>
+            </w:pPr>
+            <w:r>
+              <w:rPr>
+                <w:rFonts w:ascii="Arial" w:cs="Arial" w:eastAsia="Arial" w:hAnsi="Arial"/>
+                <w:b/>
+                <w:bCs/>
+                <w:color w:val="475569"/>
+                <w:sz w:val="15"/>
+                <w:szCs w:val="15"/>
+              </w:rPr>
+              <w:t xml:space="preserve">OFFICIAL DISTRICT / CIRCUIT STAMP</w:t>
+            </w:r>
+          </w:p>
+          <w:p>
+            <w:pPr>
+              <w:spacing w:after="160" w:before="180"/>
+              <w:jc w:val="center"/>
+            </w:pPr>
+            <w:r>
+              <w:rPr>
+                <w:rFonts w:ascii="Arial" w:cs="Arial" w:eastAsia="Arial" w:hAnsi="Arial"/>
+                <w:color w:val="94A3B8"/>
+                <w:sz w:val="14"/>
+                <w:szCs w:val="14"/>
+              </w:rPr>
+              <w:t xml:space="preserve">(Place District Registry / Circuit Office Date Stamp Here)</w:t>
+            </w:r>
+          </w:p>
+        </w:tc>
+        <w:tc>
+          <w:tcPr>
+            <w:tcW w:type="dxa" w:w="283"/>
+            <w:tcBorders>
+              <w:top w:val="none"/>
+              <w:left w:val="none"/>
+              <w:bottom w:val="none"/>
+              <w:right w:val="none"/>
+            </w:tcBorders>
+            <w:tcMar>
+              <w:top w:type="dxa" w:w="0"/>
+              <w:left w:type="dxa" w:w="0"/>
+              <w:bottom w:type="dxa" w:w="0"/>
+              <w:right w:type="dxa" w:w="0"/>
+            </w:tcMar>
+          </w:tcPr>
+          <w:p>
+            <w:pPr>
+              <w:spacing w:after="0" w:before="0"/>
+            </w:pPr>
+          </w:p>
+        </w:tc>
+        <w:tc>
+          <w:tcPr>
+            <w:tcW w:type="dxa" w:w="5244"/>
+            <w:tcBorders>
+              <w:top w:val="single" w:color="94A3B8" w:sz="6"/>
+              <w:left w:val="single" w:color="94A3B8" w:sz="6"/>
+              <w:bottom w:val="single" w:color="94A3B8" w:sz="6"/>
+              <w:right w:val="single" w:color="94A3B8" w:sz="6"/>
+            </w:tcBorders>
+            <w:tcMar>
+              <w:top w:type="dxa" w:w="100"/>
+              <w:left w:type="dxa" w:w="160"/>
+              <w:bottom w:type="dxa" w:w="100"/>
+              <w:right w:type="dxa" w:w="160"/>
+            </w:tcMar>
+          </w:tcPr>
+          <w:p>
+            <w:pPr>
+              <w:spacing w:after="0" w:before="180"/>
+            </w:pPr>
+          </w:p>
+          <w:p>
+            <w:pPr>
+              <w:pBdr>
+                <w:bottom w:val="single" w:color="0C2340" w:sz="8"/>
+              </w:pBdr>
+              <w:spacing w:after="10" w:before="0"/>
+            </w:pPr>
+          </w:p>
+          <w:p>
+            <w:pPr>
+              <w:spacing w:after="90" w:before="0"/>
+            </w:pPr>
+            <w:r>
+              <w:rPr>
+                <w:rFonts w:ascii="Arial" w:cs="Arial" w:eastAsia="Arial" w:hAnsi="Arial"/>
+                <w:b/>
+                <w:bCs/>
+                <w:color w:val="64748B"/>
+                <w:sz w:val="14"/>
+                <w:szCs w:val="14"/>
+              </w:rPr>
+              <w:t xml:space="preserve">SIGNATURE</w:t>
+            </w:r>
+          </w:p>
+          <w:p>
+            <w:pPr>
+              <w:tabs>
+                <w:tab w:val="right" w:pos="4924" w:leader="underscore"/>
+              </w:tabs>
+              <w:spacing w:after="15" w:before="0"/>
+            </w:pPr>
+            <w:r>
+              <w:rPr>
+                <w:rFonts w:ascii="Arial" w:cs="Arial" w:eastAsia="Arial" w:hAnsi="Arial"/>
+                <w:b/>
+                <w:bCs/>
+                <w:color w:val="64748B"/>
+                <w:sz w:val="18"/>
+                <w:szCs w:val="18"/>
+              </w:rPr>
+              <w:t xml:space="preserve">NAME:	</w:t>
+            </w:r>
+          </w:p>
+          <w:p>
+            <w:pPr>
+              <w:spacing w:after="20" w:before="0"/>
+            </w:pPr>
+            <w:r>
+              <w:rPr>
+                <w:rFonts w:ascii="Arial" w:cs="Arial" w:eastAsia="Arial" w:hAnsi="Arial"/>
+                <w:b/>
+                <w:bCs/>
+                <w:color w:val="0C2340"/>
+                <w:sz w:val="19"/>
+                <w:szCs w:val="19"/>
+              </w:rPr>
+              <w:t xml:space="preserve">CIRCUIT MANAGER</w:t>
+            </w:r>
+          </w:p>
+          <w:p>
+            <w:pPr>
+              <w:spacing w:after="0" w:before="40"/>
+              <w:jc w:val="right"/>
+            </w:pPr>
+            <w:r>
+              <w:rPr>
+                <w:rFonts w:ascii="Arial" w:cs="Arial" w:eastAsia="Arial" w:hAnsi="Arial"/>
+                <w:b/>
+                <w:bCs/>
+                <w:color w:val="64748B"/>
+                <w:sz w:val="18"/>
+                <w:szCs w:val="18"/>
+              </w:rPr>
+              <w:t xml:space="preserve">DATE: </w:t>
+            </w:r>
+            <w:r>
+              <w:rPr>
+                <w:rFonts w:ascii="Arial" w:cs="Arial" w:eastAsia="Arial" w:hAnsi="Arial"/>
+                <w:color w:val="94A3B8"/>
+                <w:sz w:val="18"/>
+                <w:szCs w:val="18"/>
+              </w:rPr>
+              <w:t xml:space="preserve">________________________</w:t>
             </w:r>
           </w:p>
         </w:tc>

--- a/SGB_Functionality_Audit_2026/01_SGB_Constitution/06_LGAA_SGB_Constitution_Approved_and_Signed.docx
+++ b/SGB_Functionality_Audit_2026/01_SGB_Constitution/06_LGAA_SGB_Constitution_Approved_and_Signed.docx
@@ -129,7 +129,7 @@
                           </pic:cNvPicPr>
                         </pic:nvPicPr>
                         <pic:blipFill>
-                          <a:blip r:embed="rId9" cstate="none"/>
+                          <a:blip r:embed="rId8" cstate="none"/>
                           <a:srcRect/>
                           <a:stretch>
                             <a:fillRect/>
@@ -154,7 +154,7 @@
         </w:tc>
         <w:tc>
           <w:tcPr>
-            <w:tcW w:type="dxa" w:w="7823"/>
+            <w:tcW w:type="dxa" w:w="8503"/>
             <w:tcMar>
               <w:top w:type="dxa" w:w="10"/>
               <w:left w:type="dxa" w:w="30"/>
@@ -228,7 +228,7 @@
         </w:tc>
         <w:tc>
           <w:tcPr>
-            <w:tcW w:type="dxa" w:w="2040"/>
+            <w:tcW w:type="dxa" w:w="1360"/>
             <w:tcBorders>
               <w:top w:val="none"/>
               <w:left w:val="single" w:color="0C2340" w:sz="20"/>
@@ -237,7 +237,7 @@
             </w:tcBorders>
             <w:tcMar>
               <w:top w:type="dxa" w:w="10"/>
-              <w:left w:type="dxa" w:w="60"/>
+              <w:left w:type="dxa" w:w="90"/>
               <w:bottom w:type="dxa" w:w="10"/>
               <w:right w:type="dxa" w:w="0"/>
             </w:tcMar>
@@ -245,7 +245,7 @@
           </w:tcPr>
           <w:p>
             <w:pPr>
-              <w:spacing w:after="2" w:before="0" w:line="200"/>
+              <w:spacing w:after="30" w:before="0" w:line="220"/>
             </w:pPr>
             <w:r>
               <w:rPr>
@@ -261,7 +261,7 @@
           </w:p>
           <w:p>
             <w:pPr>
-              <w:spacing w:after="0" w:before="0" w:line="180"/>
+              <w:spacing w:after="0" w:before="20" w:line="200"/>
             </w:pPr>
             <w:r>
               <w:rPr>
@@ -318,445 +318,6 @@
         <w:t xml:space="preserve">LADY GREY ARTS ACADEMY</w:t>
       </w:r>
     </w:p>
-    <w:tbl>
-      <w:tblPr>
-        <w:tblW w:type="dxa" w:w="10771"/>
-        <w:tblBorders>
-          <w:top w:val="single" w:color="auto" w:sz="4"/>
-          <w:left w:val="single" w:color="auto" w:sz="4"/>
-          <w:bottom w:val="single" w:color="auto" w:sz="4"/>
-          <w:right w:val="single" w:color="auto" w:sz="4"/>
-          <w:insideH w:val="single" w:color="auto" w:sz="4"/>
-          <w:insideV w:val="single" w:color="auto" w:sz="4"/>
-        </w:tblBorders>
-      </w:tblPr>
-      <w:tblGrid>
-        <w:gridCol w:w="100"/>
-        <w:gridCol w:w="100"/>
-      </w:tblGrid>
-      <w:tr>
-        <w:tc>
-          <w:tcPr>
-            <w:tcW w:type="dxa" w:w="4081"/>
-            <w:shd w:fill="0C2340"/>
-            <w:tcMar>
-              <w:top w:type="dxa" w:w="100"/>
-              <w:left w:type="dxa" w:w="140"/>
-              <w:bottom w:type="dxa" w:w="100"/>
-              <w:right w:type="dxa" w:w="140"/>
-            </w:tcMar>
-          </w:tcPr>
-          <w:p>
-            <w:r>
-              <w:rPr>
-                <w:rFonts w:ascii="Arial" w:cs="Arial" w:eastAsia="Arial" w:hAnsi="Arial"/>
-                <w:b/>
-                <w:bCs/>
-                <w:color w:val="FFFFFF"/>
-                <w:sz w:val="19"/>
-                <w:szCs w:val="19"/>
-              </w:rPr>
-              <w:t xml:space="preserve">Regulatory Alignment &amp; Authority</w:t>
-            </w:r>
-          </w:p>
-        </w:tc>
-        <w:tc>
-          <w:tcPr>
-            <w:tcW w:type="dxa" w:w="6689"/>
-            <w:shd w:fill="0C2340"/>
-            <w:tcMar>
-              <w:top w:type="dxa" w:w="100"/>
-              <w:left w:type="dxa" w:w="140"/>
-              <w:bottom w:type="dxa" w:w="100"/>
-              <w:right w:type="dxa" w:w="140"/>
-            </w:tcMar>
-          </w:tcPr>
-          <w:p>
-            <w:r>
-              <w:rPr>
-                <w:rFonts w:ascii="Arial" w:cs="Arial" w:eastAsia="Arial" w:hAnsi="Arial"/>
-                <w:b/>
-                <w:bCs/>
-                <w:color w:val="FFFFFF"/>
-                <w:sz w:val="19"/>
-                <w:szCs w:val="19"/>
-              </w:rPr>
-              <w:t xml:space="preserve">Details &amp; Specifications</w:t>
-            </w:r>
-          </w:p>
-        </w:tc>
-      </w:tr>
-      <w:tr>
-        <w:tc>
-          <w:tcPr>
-            <w:tcW w:type="dxa" w:w="4081"/>
-            <w:tcBorders>
-              <w:top w:val="single" w:color="CBD5E1" w:sz="4"/>
-              <w:left w:val="single" w:color="CBD5E1" w:sz="4"/>
-              <w:bottom w:val="single" w:color="CBD5E1" w:sz="4"/>
-              <w:right w:val="single" w:color="CBD5E1" w:sz="4"/>
-            </w:tcBorders>
-            <w:tcMar>
-              <w:top w:type="dxa" w:w="80"/>
-              <w:left w:type="dxa" w:w="140"/>
-              <w:bottom w:type="dxa" w:w="80"/>
-              <w:right w:type="dxa" w:w="140"/>
-            </w:tcMar>
-          </w:tcPr>
-          <w:p>
-            <w:r>
-              <w:rPr>
-                <w:rFonts w:ascii="Arial" w:cs="Arial" w:eastAsia="Arial" w:hAnsi="Arial"/>
-                <w:b/>
-                <w:bCs/>
-                <w:color w:val="0C2340"/>
-                <w:sz w:val="20"/>
-                <w:szCs w:val="20"/>
-              </w:rPr>
-              <w:t xml:space="preserve">National Legislative Basis</w:t>
-            </w:r>
-          </w:p>
-        </w:tc>
-        <w:tc>
-          <w:tcPr>
-            <w:tcW w:type="dxa" w:w="6689"/>
-            <w:tcBorders>
-              <w:top w:val="single" w:color="CBD5E1" w:sz="4"/>
-              <w:left w:val="single" w:color="CBD5E1" w:sz="4"/>
-              <w:bottom w:val="single" w:color="CBD5E1" w:sz="4"/>
-              <w:right w:val="single" w:color="CBD5E1" w:sz="4"/>
-            </w:tcBorders>
-            <w:tcMar>
-              <w:top w:type="dxa" w:w="80"/>
-              <w:left w:type="dxa" w:w="140"/>
-              <w:bottom w:type="dxa" w:w="80"/>
-              <w:right w:type="dxa" w:w="140"/>
-            </w:tcMar>
-          </w:tcPr>
-          <w:p>
-            <w:r>
-              <w:rPr>
-                <w:rFonts w:ascii="Arial" w:cs="Arial" w:eastAsia="Arial" w:hAnsi="Arial"/>
-                <w:color w:val="1A1A1A"/>
-                <w:sz w:val="20"/>
-                <w:szCs w:val="20"/>
-              </w:rPr>
-              <w:t xml:space="preserve">South African Schools Act (Act No. 84 of 1996) as amended</w:t>
-            </w:r>
-          </w:p>
-        </w:tc>
-      </w:tr>
-      <w:tr>
-        <w:tc>
-          <w:tcPr>
-            <w:tcW w:type="dxa" w:w="4081"/>
-            <w:tcBorders>
-              <w:top w:val="single" w:color="CBD5E1" w:sz="4"/>
-              <w:left w:val="single" w:color="CBD5E1" w:sz="4"/>
-              <w:bottom w:val="single" w:color="CBD5E1" w:sz="4"/>
-              <w:right w:val="single" w:color="CBD5E1" w:sz="4"/>
-            </w:tcBorders>
-            <w:shd w:fill="F8FAFC"/>
-            <w:tcMar>
-              <w:top w:type="dxa" w:w="80"/>
-              <w:left w:type="dxa" w:w="140"/>
-              <w:bottom w:type="dxa" w:w="80"/>
-              <w:right w:type="dxa" w:w="140"/>
-            </w:tcMar>
-          </w:tcPr>
-          <w:p>
-            <w:r>
-              <w:rPr>
-                <w:rFonts w:ascii="Arial" w:cs="Arial" w:eastAsia="Arial" w:hAnsi="Arial"/>
-                <w:b/>
-                <w:bCs/>
-                <w:color w:val="0C2340"/>
-                <w:sz w:val="20"/>
-                <w:szCs w:val="20"/>
-              </w:rPr>
-              <w:t xml:space="preserve">Provincial Legislative Basis</w:t>
-            </w:r>
-          </w:p>
-        </w:tc>
-        <w:tc>
-          <w:tcPr>
-            <w:tcW w:type="dxa" w:w="6689"/>
-            <w:tcBorders>
-              <w:top w:val="single" w:color="CBD5E1" w:sz="4"/>
-              <w:left w:val="single" w:color="CBD5E1" w:sz="4"/>
-              <w:bottom w:val="single" w:color="CBD5E1" w:sz="4"/>
-              <w:right w:val="single" w:color="CBD5E1" w:sz="4"/>
-            </w:tcBorders>
-            <w:shd w:fill="F8FAFC"/>
-            <w:tcMar>
-              <w:top w:type="dxa" w:w="80"/>
-              <w:left w:type="dxa" w:w="140"/>
-              <w:bottom w:type="dxa" w:w="80"/>
-              <w:right w:type="dxa" w:w="140"/>
-            </w:tcMar>
-          </w:tcPr>
-          <w:p>
-            <w:r>
-              <w:rPr>
-                <w:rFonts w:ascii="Arial" w:cs="Arial" w:eastAsia="Arial" w:hAnsi="Arial"/>
-                <w:color w:val="1A1A1A"/>
-                <w:sz w:val="20"/>
-                <w:szCs w:val="20"/>
-              </w:rPr>
-              <w:t xml:space="preserve">Eastern Cape Schools Education Act (Act No. 1 of 1999)</w:t>
-            </w:r>
-          </w:p>
-        </w:tc>
-      </w:tr>
-      <w:tr>
-        <w:tc>
-          <w:tcPr>
-            <w:tcW w:type="dxa" w:w="4081"/>
-            <w:tcBorders>
-              <w:top w:val="single" w:color="CBD5E1" w:sz="4"/>
-              <w:left w:val="single" w:color="CBD5E1" w:sz="4"/>
-              <w:bottom w:val="single" w:color="CBD5E1" w:sz="4"/>
-              <w:right w:val="single" w:color="CBD5E1" w:sz="4"/>
-            </w:tcBorders>
-            <w:tcMar>
-              <w:top w:type="dxa" w:w="80"/>
-              <w:left w:type="dxa" w:w="140"/>
-              <w:bottom w:type="dxa" w:w="80"/>
-              <w:right w:type="dxa" w:w="140"/>
-            </w:tcMar>
-          </w:tcPr>
-          <w:p>
-            <w:r>
-              <w:rPr>
-                <w:rFonts w:ascii="Arial" w:cs="Arial" w:eastAsia="Arial" w:hAnsi="Arial"/>
-                <w:b/>
-                <w:bCs/>
-                <w:color w:val="0C2340"/>
-                <w:sz w:val="20"/>
-                <w:szCs w:val="20"/>
-              </w:rPr>
-              <w:t xml:space="preserve">Institutional Governance Status</w:t>
-            </w:r>
-          </w:p>
-        </w:tc>
-        <w:tc>
-          <w:tcPr>
-            <w:tcW w:type="dxa" w:w="6689"/>
-            <w:tcBorders>
-              <w:top w:val="single" w:color="CBD5E1" w:sz="4"/>
-              <w:left w:val="single" w:color="CBD5E1" w:sz="4"/>
-              <w:bottom w:val="single" w:color="CBD5E1" w:sz="4"/>
-              <w:right w:val="single" w:color="CBD5E1" w:sz="4"/>
-            </w:tcBorders>
-            <w:tcMar>
-              <w:top w:type="dxa" w:w="80"/>
-              <w:left w:type="dxa" w:w="140"/>
-              <w:bottom w:type="dxa" w:w="80"/>
-              <w:right w:type="dxa" w:w="140"/>
-            </w:tcMar>
-          </w:tcPr>
-          <w:p>
-            <w:r>
-              <w:rPr>
-                <w:rFonts w:ascii="Arial" w:cs="Arial" w:eastAsia="Arial" w:hAnsi="Arial"/>
-                <w:color w:val="1A1A1A"/>
-                <w:sz w:val="20"/>
-                <w:szCs w:val="20"/>
-              </w:rPr>
-              <w:t xml:space="preserve">Governing Body of Lady Grey Arts Academy (EMIS: 200600985)</w:t>
-            </w:r>
-          </w:p>
-        </w:tc>
-      </w:tr>
-      <w:tr>
-        <w:tc>
-          <w:tcPr>
-            <w:tcW w:type="dxa" w:w="4081"/>
-            <w:tcBorders>
-              <w:top w:val="single" w:color="CBD5E1" w:sz="4"/>
-              <w:left w:val="single" w:color="CBD5E1" w:sz="4"/>
-              <w:bottom w:val="single" w:color="CBD5E1" w:sz="4"/>
-              <w:right w:val="single" w:color="CBD5E1" w:sz="4"/>
-            </w:tcBorders>
-            <w:shd w:fill="F8FAFC"/>
-            <w:tcMar>
-              <w:top w:type="dxa" w:w="80"/>
-              <w:left w:type="dxa" w:w="140"/>
-              <w:bottom w:type="dxa" w:w="80"/>
-              <w:right w:type="dxa" w:w="140"/>
-            </w:tcMar>
-          </w:tcPr>
-          <w:p>
-            <w:r>
-              <w:rPr>
-                <w:rFonts w:ascii="Arial" w:cs="Arial" w:eastAsia="Arial" w:hAnsi="Arial"/>
-                <w:b/>
-                <w:bCs/>
-                <w:color w:val="0C2340"/>
-                <w:sz w:val="20"/>
-                <w:szCs w:val="20"/>
-              </w:rPr>
-              <w:t xml:space="preserve">Financial Year Lifecycle</w:t>
-            </w:r>
-          </w:p>
-        </w:tc>
-        <w:tc>
-          <w:tcPr>
-            <w:tcW w:type="dxa" w:w="6689"/>
-            <w:tcBorders>
-              <w:top w:val="single" w:color="CBD5E1" w:sz="4"/>
-              <w:left w:val="single" w:color="CBD5E1" w:sz="4"/>
-              <w:bottom w:val="single" w:color="CBD5E1" w:sz="4"/>
-              <w:right w:val="single" w:color="CBD5E1" w:sz="4"/>
-            </w:tcBorders>
-            <w:shd w:fill="F8FAFC"/>
-            <w:tcMar>
-              <w:top w:type="dxa" w:w="80"/>
-              <w:left w:type="dxa" w:w="140"/>
-              <w:bottom w:type="dxa" w:w="80"/>
-              <w:right w:type="dxa" w:w="140"/>
-            </w:tcMar>
-          </w:tcPr>
-          <w:p>
-            <w:r>
-              <w:rPr>
-                <w:rFonts w:ascii="Arial" w:cs="Arial" w:eastAsia="Arial" w:hAnsi="Arial"/>
-                <w:color w:val="1A1A1A"/>
-                <w:sz w:val="20"/>
-                <w:szCs w:val="20"/>
-              </w:rPr>
-              <w:t xml:space="preserve">1 January to 31 December</w:t>
-            </w:r>
-          </w:p>
-        </w:tc>
-      </w:tr>
-      <w:tr>
-        <w:tc>
-          <w:tcPr>
-            <w:tcW w:type="dxa" w:w="4081"/>
-            <w:tcBorders>
-              <w:top w:val="single" w:color="CBD5E1" w:sz="4"/>
-              <w:left w:val="single" w:color="CBD5E1" w:sz="4"/>
-              <w:bottom w:val="single" w:color="CBD5E1" w:sz="4"/>
-              <w:right w:val="single" w:color="CBD5E1" w:sz="4"/>
-            </w:tcBorders>
-            <w:tcMar>
-              <w:top w:type="dxa" w:w="80"/>
-              <w:left w:type="dxa" w:w="140"/>
-              <w:bottom w:type="dxa" w:w="80"/>
-              <w:right w:type="dxa" w:w="140"/>
-            </w:tcMar>
-          </w:tcPr>
-          <w:p>
-            <w:r>
-              <w:rPr>
-                <w:rFonts w:ascii="Arial" w:cs="Arial" w:eastAsia="Arial" w:hAnsi="Arial"/>
-                <w:b/>
-                <w:bCs/>
-                <w:color w:val="0C2340"/>
-                <w:sz w:val="20"/>
-                <w:szCs w:val="20"/>
-              </w:rPr>
-              <w:t xml:space="preserve">Statutory Submission Window</w:t>
-            </w:r>
-          </w:p>
-        </w:tc>
-        <w:tc>
-          <w:tcPr>
-            <w:tcW w:type="dxa" w:w="6689"/>
-            <w:tcBorders>
-              <w:top w:val="single" w:color="CBD5E1" w:sz="4"/>
-              <w:left w:val="single" w:color="CBD5E1" w:sz="4"/>
-              <w:bottom w:val="single" w:color="CBD5E1" w:sz="4"/>
-              <w:right w:val="single" w:color="CBD5E1" w:sz="4"/>
-            </w:tcBorders>
-            <w:tcMar>
-              <w:top w:type="dxa" w:w="80"/>
-              <w:left w:type="dxa" w:w="140"/>
-              <w:bottom w:type="dxa" w:w="80"/>
-              <w:right w:type="dxa" w:w="140"/>
-            </w:tcMar>
-          </w:tcPr>
-          <w:p>
-            <w:r>
-              <w:rPr>
-                <w:rFonts w:ascii="Arial" w:cs="Arial" w:eastAsia="Arial" w:hAnsi="Arial"/>
-                <w:color w:val="1A1A1A"/>
-                <w:sz w:val="20"/>
-                <w:szCs w:val="20"/>
-              </w:rPr>
-              <w:t xml:space="preserve">Submitted to HOD within 90 days of SGB term / adoption</w:t>
-            </w:r>
-          </w:p>
-        </w:tc>
-      </w:tr>
-    </w:tbl>
-    <w:p>
-      <w:pPr>
-        <w:spacing w:after="0" w:before="120"/>
-      </w:pPr>
-    </w:p>
-    <w:tbl>
-      <w:tblPr>
-        <w:tblW w:type="dxa" w:w="10771"/>
-        <w:tblBorders>
-          <w:top w:val="single" w:color="E2E8F0" w:sz="4"/>
-          <w:left w:val="single" w:color="0C2340" w:sz="24"/>
-          <w:bottom w:val="single" w:color="E2E8F0" w:sz="4"/>
-          <w:right w:val="single" w:color="E2E8F0" w:sz="4"/>
-          <w:insideH w:val="single" w:color="auto" w:sz="4"/>
-          <w:insideV w:val="single" w:color="auto" w:sz="4"/>
-        </w:tblBorders>
-      </w:tblPr>
-      <w:tblGrid>
-        <w:gridCol w:w="100"/>
-      </w:tblGrid>
-      <w:tr>
-        <w:tc>
-          <w:tcPr>
-            <w:tcW w:type="dxa" w:w="10771"/>
-            <w:shd w:fill="F8FAFC"/>
-            <w:tcMar>
-              <w:top w:type="dxa" w:w="120"/>
-              <w:left w:type="dxa" w:w="160"/>
-              <w:bottom w:type="dxa" w:w="120"/>
-              <w:right w:type="dxa" w:w="160"/>
-            </w:tcMar>
-          </w:tcPr>
-          <w:p>
-            <w:pPr>
-              <w:spacing w:after="0" w:before="0" w:line="260"/>
-              <w:jc w:val="both"/>
-            </w:pPr>
-            <w:r>
-              <w:rPr>
-                <w:rFonts w:ascii="Arial" w:cs="Arial" w:eastAsia="Arial" w:hAnsi="Arial"/>
-                <w:b/>
-                <w:bCs/>
-                <w:color w:val="0C2340"/>
-                <w:sz w:val="18"/>
-                <w:szCs w:val="18"/>
-              </w:rPr>
-              <w:t xml:space="preserve">LEGAL NOTICE: </w:t>
-            </w:r>
-            <w:r>
-              <w:rPr>
-                <w:rFonts w:ascii="Arial" w:cs="Arial" w:eastAsia="Arial" w:hAnsi="Arial"/>
-                <w:color w:val="1A1A1A"/>
-                <w:sz w:val="18"/>
-                <w:szCs w:val="18"/>
-              </w:rPr>
-              <w:t xml:space="preserve">This Constitution is the official supreme governance charter of the Lady Grey Arts Academy drafted, adopted, and promulgated by the School Governing Body in terms of Section 18 of the South African Schools Act, 1996 (Act No. 84 of 1996). This charter aligns with the Constitution of the Republic of South Africa, 1996 (Act No. 108 of 1996), the National Education Policy Act, 1996 (Act No. 27 of 1996), and Eastern Cape Education regulations. All members of the School Governing Body, School Management Team, educators, administrative and support staff, learners, and parents/guardians are bound by the provisions herein.</w:t>
-            </w:r>
-          </w:p>
-        </w:tc>
-      </w:tr>
-    </w:tbl>
-    <w:p>
-      <w:pPr>
-        <w:spacing w:after="0" w:before="140"/>
-      </w:pPr>
-    </w:p>
     <w:p>
       <w:pPr>
         <w:keepLines/>
@@ -812,7 +373,7 @@
           <w:rFonts w:ascii="Arial" w:cs="Arial" w:eastAsia="Arial" w:hAnsi="Arial"/>
           <w:b/>
           <w:bCs/>
-          <w:color w:val="1A1A1A"/>
+          <w:color w:val="0C2340"/>
           <w:sz w:val="20"/>
           <w:szCs w:val="20"/>
         </w:rPr>
@@ -893,7 +454,7 @@
           <w:rFonts w:ascii="Arial" w:cs="Arial" w:eastAsia="Arial" w:hAnsi="Arial"/>
           <w:b/>
           <w:bCs/>
-          <w:color w:val="1A1A1A"/>
+          <w:color w:val="0C2340"/>
           <w:sz w:val="20"/>
           <w:szCs w:val="20"/>
         </w:rPr>
@@ -934,7 +495,7 @@
           <w:rFonts w:ascii="Arial" w:cs="Arial" w:eastAsia="Arial" w:hAnsi="Arial"/>
           <w:b/>
           <w:bCs/>
-          <w:color w:val="1A1A1A"/>
+          <w:color w:val="0C2340"/>
           <w:sz w:val="20"/>
           <w:szCs w:val="20"/>
         </w:rPr>
@@ -975,7 +536,7 @@
           <w:rFonts w:ascii="Arial" w:cs="Arial" w:eastAsia="Arial" w:hAnsi="Arial"/>
           <w:b/>
           <w:bCs/>
-          <w:color w:val="1A1A1A"/>
+          <w:color w:val="0C2340"/>
           <w:sz w:val="20"/>
           <w:szCs w:val="20"/>
         </w:rPr>
@@ -1056,7 +617,7 @@
           <w:rFonts w:ascii="Arial" w:cs="Arial" w:eastAsia="Arial" w:hAnsi="Arial"/>
           <w:b/>
           <w:bCs/>
-          <w:color w:val="1A1A1A"/>
+          <w:color w:val="0C2340"/>
           <w:sz w:val="20"/>
           <w:szCs w:val="20"/>
         </w:rPr>
@@ -1097,7 +658,7 @@
           <w:rFonts w:ascii="Arial" w:cs="Arial" w:eastAsia="Arial" w:hAnsi="Arial"/>
           <w:b/>
           <w:bCs/>
-          <w:color w:val="1A1A1A"/>
+          <w:color w:val="0C2340"/>
           <w:sz w:val="20"/>
           <w:szCs w:val="20"/>
         </w:rPr>
@@ -1138,7 +699,7 @@
           <w:rFonts w:ascii="Arial" w:cs="Arial" w:eastAsia="Arial" w:hAnsi="Arial"/>
           <w:b/>
           <w:bCs/>
-          <w:color w:val="1A1A1A"/>
+          <w:color w:val="0C2340"/>
           <w:sz w:val="20"/>
           <w:szCs w:val="20"/>
         </w:rPr>
@@ -1179,7 +740,7 @@
           <w:rFonts w:ascii="Arial" w:cs="Arial" w:eastAsia="Arial" w:hAnsi="Arial"/>
           <w:b/>
           <w:bCs/>
-          <w:color w:val="1A1A1A"/>
+          <w:color w:val="0C2340"/>
           <w:sz w:val="20"/>
           <w:szCs w:val="20"/>
         </w:rPr>
@@ -1260,7 +821,7 @@
           <w:rFonts w:ascii="Arial" w:cs="Arial" w:eastAsia="Arial" w:hAnsi="Arial"/>
           <w:b/>
           <w:bCs/>
-          <w:color w:val="1A1A1A"/>
+          <w:color w:val="0C2340"/>
           <w:sz w:val="20"/>
           <w:szCs w:val="20"/>
         </w:rPr>
@@ -1301,7 +862,7 @@
           <w:rFonts w:ascii="Arial" w:cs="Arial" w:eastAsia="Arial" w:hAnsi="Arial"/>
           <w:b/>
           <w:bCs/>
-          <w:color w:val="1A1A1A"/>
+          <w:color w:val="0C2340"/>
           <w:sz w:val="20"/>
           <w:szCs w:val="20"/>
         </w:rPr>
@@ -1342,7 +903,7 @@
           <w:rFonts w:ascii="Arial" w:cs="Arial" w:eastAsia="Arial" w:hAnsi="Arial"/>
           <w:b/>
           <w:bCs/>
-          <w:color w:val="1A1A1A"/>
+          <w:color w:val="0C2340"/>
           <w:sz w:val="20"/>
           <w:szCs w:val="20"/>
         </w:rPr>
@@ -1383,7 +944,7 @@
           <w:rFonts w:ascii="Arial" w:cs="Arial" w:eastAsia="Arial" w:hAnsi="Arial"/>
           <w:b/>
           <w:bCs/>
-          <w:color w:val="1A1A1A"/>
+          <w:color w:val="0C2340"/>
           <w:sz w:val="20"/>
           <w:szCs w:val="20"/>
         </w:rPr>
@@ -1424,7 +985,7 @@
           <w:rFonts w:ascii="Arial" w:cs="Arial" w:eastAsia="Arial" w:hAnsi="Arial"/>
           <w:b/>
           <w:bCs/>
-          <w:color w:val="1A1A1A"/>
+          <w:color w:val="0C2340"/>
           <w:sz w:val="20"/>
           <w:szCs w:val="20"/>
         </w:rPr>
@@ -1465,7 +1026,7 @@
           <w:rFonts w:ascii="Arial" w:cs="Arial" w:eastAsia="Arial" w:hAnsi="Arial"/>
           <w:b/>
           <w:bCs/>
-          <w:color w:val="1A1A1A"/>
+          <w:color w:val="0C2340"/>
           <w:sz w:val="20"/>
           <w:szCs w:val="20"/>
         </w:rPr>
@@ -1506,7 +1067,7 @@
           <w:rFonts w:ascii="Arial" w:cs="Arial" w:eastAsia="Arial" w:hAnsi="Arial"/>
           <w:b/>
           <w:bCs/>
-          <w:color w:val="1A1A1A"/>
+          <w:color w:val="0C2340"/>
           <w:sz w:val="20"/>
           <w:szCs w:val="20"/>
         </w:rPr>
@@ -1587,7 +1148,7 @@
           <w:rFonts w:ascii="Arial" w:cs="Arial" w:eastAsia="Arial" w:hAnsi="Arial"/>
           <w:b/>
           <w:bCs/>
-          <w:color w:val="1A1A1A"/>
+          <w:color w:val="0C2340"/>
           <w:sz w:val="20"/>
           <w:szCs w:val="20"/>
         </w:rPr>
@@ -1628,7 +1189,7 @@
           <w:rFonts w:ascii="Arial" w:cs="Arial" w:eastAsia="Arial" w:hAnsi="Arial"/>
           <w:b/>
           <w:bCs/>
-          <w:color w:val="1A1A1A"/>
+          <w:color w:val="0C2340"/>
           <w:sz w:val="20"/>
           <w:szCs w:val="20"/>
         </w:rPr>
@@ -1669,7 +1230,7 @@
           <w:rFonts w:ascii="Arial" w:cs="Arial" w:eastAsia="Arial" w:hAnsi="Arial"/>
           <w:b/>
           <w:bCs/>
-          <w:color w:val="1A1A1A"/>
+          <w:color w:val="0C2340"/>
           <w:sz w:val="20"/>
           <w:szCs w:val="20"/>
         </w:rPr>
@@ -1750,7 +1311,7 @@
           <w:rFonts w:ascii="Arial" w:cs="Arial" w:eastAsia="Arial" w:hAnsi="Arial"/>
           <w:b/>
           <w:bCs/>
-          <w:color w:val="1A1A1A"/>
+          <w:color w:val="0C2340"/>
           <w:sz w:val="20"/>
           <w:szCs w:val="20"/>
         </w:rPr>
@@ -1791,7 +1352,7 @@
           <w:rFonts w:ascii="Arial" w:cs="Arial" w:eastAsia="Arial" w:hAnsi="Arial"/>
           <w:b/>
           <w:bCs/>
-          <w:color w:val="1A1A1A"/>
+          <w:color w:val="0C2340"/>
           <w:sz w:val="20"/>
           <w:szCs w:val="20"/>
         </w:rPr>
@@ -1832,7 +1393,7 @@
           <w:rFonts w:ascii="Arial" w:cs="Arial" w:eastAsia="Arial" w:hAnsi="Arial"/>
           <w:b/>
           <w:bCs/>
-          <w:color w:val="1A1A1A"/>
+          <w:color w:val="0C2340"/>
           <w:sz w:val="20"/>
           <w:szCs w:val="20"/>
         </w:rPr>
@@ -1873,7 +1434,7 @@
           <w:rFonts w:ascii="Arial" w:cs="Arial" w:eastAsia="Arial" w:hAnsi="Arial"/>
           <w:b/>
           <w:bCs/>
-          <w:color w:val="1A1A1A"/>
+          <w:color w:val="0C2340"/>
           <w:sz w:val="20"/>
           <w:szCs w:val="20"/>
         </w:rPr>
@@ -1914,7 +1475,7 @@
           <w:rFonts w:ascii="Arial" w:cs="Arial" w:eastAsia="Arial" w:hAnsi="Arial"/>
           <w:b/>
           <w:bCs/>
-          <w:color w:val="1A1A1A"/>
+          <w:color w:val="0C2340"/>
           <w:sz w:val="20"/>
           <w:szCs w:val="20"/>
         </w:rPr>
@@ -1995,7 +1556,7 @@
           <w:rFonts w:ascii="Arial" w:cs="Arial" w:eastAsia="Arial" w:hAnsi="Arial"/>
           <w:b/>
           <w:bCs/>
-          <w:color w:val="1A1A1A"/>
+          <w:color w:val="0C2340"/>
           <w:sz w:val="20"/>
           <w:szCs w:val="20"/>
         </w:rPr>
@@ -2036,7 +1597,7 @@
           <w:rFonts w:ascii="Arial" w:cs="Arial" w:eastAsia="Arial" w:hAnsi="Arial"/>
           <w:b/>
           <w:bCs/>
-          <w:color w:val="1A1A1A"/>
+          <w:color w:val="0C2340"/>
           <w:sz w:val="20"/>
           <w:szCs w:val="20"/>
         </w:rPr>
@@ -2077,7 +1638,7 @@
           <w:rFonts w:ascii="Arial" w:cs="Arial" w:eastAsia="Arial" w:hAnsi="Arial"/>
           <w:b/>
           <w:bCs/>
-          <w:color w:val="1A1A1A"/>
+          <w:color w:val="0C2340"/>
           <w:sz w:val="20"/>
           <w:szCs w:val="20"/>
         </w:rPr>
@@ -2100,7 +1661,7 @@
           <w:sz w:val="20"/>
           <w:szCs w:val="20"/>
         </w:rPr>
-        <w:t xml:space="preserve">Special or emergency meetings may be convened by the Chairperson on at least twenty-four (24) hours' notice.</w:t>
+        <w:t xml:space="preserve">Special or emergency meetings may be convened by the Chairperson on at least twenty-four (24) hours&amp;apos; notice.</w:t>
       </w:r>
     </w:p>
     <w:p>
@@ -2158,7 +1719,7 @@
           <w:rFonts w:ascii="Arial" w:cs="Arial" w:eastAsia="Arial" w:hAnsi="Arial"/>
           <w:b/>
           <w:bCs/>
-          <w:color w:val="1A1A1A"/>
+          <w:color w:val="0C2340"/>
           <w:sz w:val="20"/>
           <w:szCs w:val="20"/>
         </w:rPr>
@@ -2199,7 +1760,7 @@
           <w:rFonts w:ascii="Arial" w:cs="Arial" w:eastAsia="Arial" w:hAnsi="Arial"/>
           <w:b/>
           <w:bCs/>
-          <w:color w:val="1A1A1A"/>
+          <w:color w:val="0C2340"/>
           <w:sz w:val="20"/>
           <w:szCs w:val="20"/>
         </w:rPr>
@@ -2280,7 +1841,7 @@
           <w:rFonts w:ascii="Arial" w:cs="Arial" w:eastAsia="Arial" w:hAnsi="Arial"/>
           <w:b/>
           <w:bCs/>
-          <w:color w:val="1A1A1A"/>
+          <w:color w:val="0C2340"/>
           <w:sz w:val="20"/>
           <w:szCs w:val="20"/>
         </w:rPr>
@@ -2321,7 +1882,7 @@
           <w:rFonts w:ascii="Arial" w:cs="Arial" w:eastAsia="Arial" w:hAnsi="Arial"/>
           <w:b/>
           <w:bCs/>
-          <w:color w:val="1A1A1A"/>
+          <w:color w:val="0C2340"/>
           <w:sz w:val="20"/>
           <w:szCs w:val="20"/>
         </w:rPr>
@@ -2362,7 +1923,7 @@
           <w:rFonts w:ascii="Arial" w:cs="Arial" w:eastAsia="Arial" w:hAnsi="Arial"/>
           <w:b/>
           <w:bCs/>
-          <w:color w:val="1A1A1A"/>
+          <w:color w:val="0C2340"/>
           <w:sz w:val="20"/>
           <w:szCs w:val="20"/>
         </w:rPr>
@@ -2443,7 +2004,7 @@
           <w:rFonts w:ascii="Arial" w:cs="Arial" w:eastAsia="Arial" w:hAnsi="Arial"/>
           <w:b/>
           <w:bCs/>
-          <w:color w:val="1A1A1A"/>
+          <w:color w:val="0C2340"/>
           <w:sz w:val="20"/>
           <w:szCs w:val="20"/>
         </w:rPr>
@@ -2484,7 +2045,7 @@
           <w:rFonts w:ascii="Arial" w:cs="Arial" w:eastAsia="Arial" w:hAnsi="Arial"/>
           <w:b/>
           <w:bCs/>
-          <w:color w:val="1A1A1A"/>
+          <w:color w:val="0C2340"/>
           <w:sz w:val="20"/>
           <w:szCs w:val="20"/>
         </w:rPr>
@@ -2525,7 +2086,7 @@
           <w:rFonts w:ascii="Arial" w:cs="Arial" w:eastAsia="Arial" w:hAnsi="Arial"/>
           <w:b/>
           <w:bCs/>
-          <w:color w:val="1A1A1A"/>
+          <w:color w:val="0C2340"/>
           <w:sz w:val="20"/>
           <w:szCs w:val="20"/>
         </w:rPr>
@@ -2566,7 +2127,7 @@
           <w:rFonts w:ascii="Arial" w:cs="Arial" w:eastAsia="Arial" w:hAnsi="Arial"/>
           <w:b/>
           <w:bCs/>
-          <w:color w:val="1A1A1A"/>
+          <w:color w:val="0C2340"/>
           <w:sz w:val="20"/>
           <w:szCs w:val="20"/>
         </w:rPr>
@@ -2607,7 +2168,7 @@
           <w:rFonts w:ascii="Arial" w:cs="Arial" w:eastAsia="Arial" w:hAnsi="Arial"/>
           <w:b/>
           <w:bCs/>
-          <w:color w:val="1A1A1A"/>
+          <w:color w:val="0C2340"/>
           <w:sz w:val="20"/>
           <w:szCs w:val="20"/>
         </w:rPr>
@@ -2688,7 +2249,7 @@
           <w:rFonts w:ascii="Arial" w:cs="Arial" w:eastAsia="Arial" w:hAnsi="Arial"/>
           <w:b/>
           <w:bCs/>
-          <w:color w:val="1A1A1A"/>
+          <w:color w:val="0C2340"/>
           <w:sz w:val="20"/>
           <w:szCs w:val="20"/>
         </w:rPr>
@@ -2729,7 +2290,7 @@
           <w:rFonts w:ascii="Arial" w:cs="Arial" w:eastAsia="Arial" w:hAnsi="Arial"/>
           <w:b/>
           <w:bCs/>
-          <w:color w:val="1A1A1A"/>
+          <w:color w:val="0C2340"/>
           <w:sz w:val="20"/>
           <w:szCs w:val="20"/>
         </w:rPr>
@@ -2810,7 +2371,7 @@
           <w:rFonts w:ascii="Arial" w:cs="Arial" w:eastAsia="Arial" w:hAnsi="Arial"/>
           <w:b/>
           <w:bCs/>
-          <w:color w:val="1A1A1A"/>
+          <w:color w:val="0C2340"/>
           <w:sz w:val="20"/>
           <w:szCs w:val="20"/>
         </w:rPr>
@@ -2851,7 +2412,7 @@
           <w:rFonts w:ascii="Arial" w:cs="Arial" w:eastAsia="Arial" w:hAnsi="Arial"/>
           <w:b/>
           <w:bCs/>
-          <w:color w:val="1A1A1A"/>
+          <w:color w:val="0C2340"/>
           <w:sz w:val="20"/>
           <w:szCs w:val="20"/>
         </w:rPr>
@@ -2892,7 +2453,7 @@
           <w:rFonts w:ascii="Arial" w:cs="Arial" w:eastAsia="Arial" w:hAnsi="Arial"/>
           <w:b/>
           <w:bCs/>
-          <w:color w:val="1A1A1A"/>
+          <w:color w:val="0C2340"/>
           <w:sz w:val="20"/>
           <w:szCs w:val="20"/>
         </w:rPr>
@@ -2973,7 +2534,7 @@
           <w:rFonts w:ascii="Arial" w:cs="Arial" w:eastAsia="Arial" w:hAnsi="Arial"/>
           <w:b/>
           <w:bCs/>
-          <w:color w:val="1A1A1A"/>
+          <w:color w:val="0C2340"/>
           <w:sz w:val="20"/>
           <w:szCs w:val="20"/>
         </w:rPr>
@@ -3014,7 +2575,7 @@
           <w:rFonts w:ascii="Arial" w:cs="Arial" w:eastAsia="Arial" w:hAnsi="Arial"/>
           <w:b/>
           <w:bCs/>
-          <w:color w:val="1A1A1A"/>
+          <w:color w:val="0C2340"/>
           <w:sz w:val="20"/>
           <w:szCs w:val="20"/>
         </w:rPr>
@@ -3038,6 +2599,120 @@
           <w:szCs w:val="20"/>
         </w:rPr>
         <w:t xml:space="preserve">Any adopted amendment shall be formally submitted to the Head of Department / District Director within thirty (30) days of adoption.</w:t>
+      </w:r>
+    </w:p>
+    <w:p>
+      <w:pPr>
+        <w:keepLines/>
+        <w:tabs>
+          <w:tab w:val="left" w:pos="566"/>
+        </w:tabs>
+        <w:spacing w:after="80" w:before="0"/>
+        <w:ind w:left="0"/>
+      </w:pPr>
+      <w:r>
+        <w:rPr>
+          <w:rFonts w:ascii="Arial" w:cs="Arial" w:eastAsia="Arial" w:hAnsi="Arial"/>
+          <w:b/>
+          <w:bCs/>
+          <w:color w:val="0C2340"/>
+          <w:sz w:val="22"/>
+          <w:szCs w:val="22"/>
+        </w:rPr>
+        <w:t xml:space="preserve">14.</w:t>
+      </w:r>
+      <w:r>
+        <w:rPr>
+          <w:rFonts w:ascii="Arial" w:cs="Arial" w:eastAsia="Arial" w:hAnsi="Arial"/>
+          <w:sz w:val="22"/>
+          <w:szCs w:val="22"/>
+        </w:rPr>
+        <w:t xml:space="preserve">	</w:t>
+      </w:r>
+      <w:r>
+        <w:rPr>
+          <w:rFonts w:ascii="Arial" w:cs="Arial" w:eastAsia="Arial" w:hAnsi="Arial"/>
+          <w:b/>
+          <w:bCs/>
+          <w:color w:val="0C2340"/>
+          <w:sz w:val="22"/>
+          <w:szCs w:val="22"/>
+        </w:rPr>
+        <w:t xml:space="preserve">ADOPTION AND SIGN-OFF RESOLUTION</w:t>
+      </w:r>
+    </w:p>
+    <w:p>
+      <w:pPr>
+        <w:keepLines/>
+        <w:spacing w:after="80" w:before="0" w:line="276"/>
+        <w:ind w:left="566"/>
+        <w:jc w:val="both"/>
+      </w:pPr>
+      <w:r>
+        <w:rPr>
+          <w:rFonts w:ascii="Arial" w:cs="Arial" w:eastAsia="Arial" w:hAnsi="Arial"/>
+          <w:color w:val="1A1A1A"/>
+          <w:sz w:val="20"/>
+          <w:szCs w:val="20"/>
+        </w:rPr>
+        <w:t xml:space="preserve">This Constitution of the School Governing Body was formally reviewed, accepted, approved, and signed at a duly constituted meeting of the Governing Body of Lady Grey Arts Academy:</w:t>
+      </w:r>
+    </w:p>
+    <w:p>
+      <w:pPr>
+        <w:keepLines/>
+        <w:tabs>
+          <w:tab w:val="left" w:pos="566"/>
+        </w:tabs>
+        <w:spacing w:after="80" w:before="0"/>
+        <w:ind w:left="0"/>
+      </w:pPr>
+      <w:r>
+        <w:rPr>
+          <w:rFonts w:ascii="Arial" w:cs="Arial" w:eastAsia="Arial" w:hAnsi="Arial"/>
+          <w:b/>
+          <w:bCs/>
+          <w:color w:val="0C2340"/>
+          <w:sz w:val="22"/>
+          <w:szCs w:val="22"/>
+        </w:rPr>
+        <w:t xml:space="preserve">15.</w:t>
+      </w:r>
+      <w:r>
+        <w:rPr>
+          <w:rFonts w:ascii="Arial" w:cs="Arial" w:eastAsia="Arial" w:hAnsi="Arial"/>
+          <w:sz w:val="22"/>
+          <w:szCs w:val="22"/>
+        </w:rPr>
+        <w:t xml:space="preserve">	</w:t>
+      </w:r>
+      <w:r>
+        <w:rPr>
+          <w:rFonts w:ascii="Arial" w:cs="Arial" w:eastAsia="Arial" w:hAnsi="Arial"/>
+          <w:b/>
+          <w:bCs/>
+          <w:color w:val="0C2340"/>
+          <w:sz w:val="22"/>
+          <w:szCs w:val="22"/>
+        </w:rPr>
+        <w:t xml:space="preserve">DISTRICT ENDORSEMENT &amp; RECORD OF RECEIPT</w:t>
+      </w:r>
+    </w:p>
+    <w:p>
+      <w:pPr>
+        <w:keepLines/>
+        <w:spacing w:after="80" w:before="0" w:line="276"/>
+        <w:ind w:left="566"/>
+        <w:jc w:val="both"/>
+      </w:pPr>
+      <w:r>
+        <w:rPr>
+          <w:rFonts w:ascii="Arial" w:cs="Arial" w:eastAsia="Arial" w:hAnsi="Arial"/>
+          <w:color w:val="1A1A1A"/>
+          <w:sz w:val="20"/>
+          <w:szCs w:val="20"/>
+        </w:rPr>
+        <w:t xml:space="preserve">Received, verified, and endorsed for departmental records by the District Office:</w:t>
       </w:r>
     </w:p>
     <w:p>
@@ -3060,7 +2735,7 @@
           <w:sz w:val="22"/>
           <w:szCs w:val="22"/>
         </w:rPr>
-        <w:t xml:space="preserve">ADOPTION AND SIGN-OFF RESOLUTION</w:t>
+        <w:t xml:space="preserve">ADOPTION AND STATUTORY SIGN-OFF RESOLUTION</w:t>
       </w:r>
     </w:p>
     <w:p>
@@ -3076,7 +2751,7 @@
           <w:sz w:val="20"/>
           <w:szCs w:val="20"/>
         </w:rPr>
-        <w:t xml:space="preserve">This Constitution of the School Governing Body was formally reviewed, accepted, approved, and signed at a duly constituted meeting of the Governing Body of Lady Grey Arts Academy:</w:t>
+        <w:t xml:space="preserve">Signed on behalf of the School Governing Body in witness and execution of the unanimous resolution adopting the 2026 SGB Constitution:</w:t>
       </w:r>
     </w:p>
     <w:tbl>
@@ -3105,7 +2780,7 @@
         </w:trPr>
         <w:tc>
           <w:tcPr>
-            <w:tcW w:type="dxa" w:w="3401"/>
+            <w:tcW w:type="dxa" w:w="3288"/>
             <w:tcBorders>
               <w:top w:val="single" w:color="94A3B8" w:sz="6"/>
               <w:left w:val="single" w:color="94A3B8" w:sz="6"/>
@@ -3113,28 +2788,28 @@
               <w:right w:val="single" w:color="94A3B8" w:sz="6"/>
             </w:tcBorders>
             <w:tcMar>
-              <w:top w:type="dxa" w:w="100"/>
-              <w:left w:type="dxa" w:w="160"/>
-              <w:bottom w:type="dxa" w:w="100"/>
-              <w:right w:type="dxa" w:w="160"/>
+              <w:top w:type="dxa" w:w="160"/>
+              <w:left w:type="dxa" w:w="200"/>
+              <w:bottom w:type="dxa" w:w="160"/>
+              <w:right w:type="dxa" w:w="200"/>
             </w:tcMar>
           </w:tcPr>
           <w:p>
             <w:pPr>
-              <w:spacing w:after="0" w:before="180"/>
+              <w:spacing w:after="240" w:before="0"/>
             </w:pPr>
           </w:p>
           <w:p>
             <w:pPr>
               <w:pBdr>
-                <w:bottom w:val="single" w:color="0C2340" w:sz="8"/>
+                <w:bottom w:val="single" w:color="0C2340" w:sz="10"/>
               </w:pBdr>
-              <w:spacing w:after="10" w:before="0"/>
-            </w:pPr>
-          </w:p>
-          <w:p>
-            <w:pPr>
-              <w:spacing w:after="90" w:before="0"/>
+              <w:spacing w:after="30" w:before="0"/>
+            </w:pPr>
+          </w:p>
+          <w:p>
+            <w:pPr>
+              <w:spacing w:after="180" w:before="0"/>
             </w:pPr>
             <w:r>
               <w:rPr>
@@ -3142,15 +2817,15 @@
                 <w:b/>
                 <w:bCs/>
                 <w:color w:val="64748B"/>
-                <w:sz w:val="14"/>
-                <w:szCs w:val="14"/>
+                <w:sz w:val="13"/>
+                <w:szCs w:val="13"/>
               </w:rPr>
               <w:t xml:space="preserve">SIGNATURE</w:t>
             </w:r>
           </w:p>
           <w:p>
             <w:pPr>
-              <w:spacing w:after="15" w:before="0"/>
+              <w:spacing w:after="120" w:before="0"/>
             </w:pPr>
             <w:r>
               <w:rPr>
@@ -3158,15 +2833,15 @@
                 <w:b/>
                 <w:bCs/>
                 <w:color w:val="1A1A1A"/>
-                <w:sz w:val="20"/>
-                <w:szCs w:val="20"/>
+                <w:sz w:val="17"/>
+                <w:szCs w:val="17"/>
               </w:rPr>
               <w:t xml:space="preserve">Mr. K. Dyasi</w:t>
             </w:r>
           </w:p>
           <w:p>
             <w:pPr>
-              <w:spacing w:after="20" w:before="0"/>
+              <w:spacing w:after="160" w:before="0"/>
             </w:pPr>
             <w:r>
               <w:rPr>
@@ -3174,15 +2849,15 @@
                 <w:b/>
                 <w:bCs/>
                 <w:color w:val="0C2340"/>
-                <w:sz w:val="19"/>
-                <w:szCs w:val="19"/>
+                <w:sz w:val="16"/>
+                <w:szCs w:val="16"/>
               </w:rPr>
               <w:t xml:space="preserve">SGB CHAIRPERSON</w:t>
             </w:r>
           </w:p>
           <w:p>
             <w:pPr>
-              <w:spacing w:after="0" w:before="40"/>
+              <w:spacing w:after="60" w:before="0"/>
               <w:jc w:val="right"/>
             </w:pPr>
             <w:r>
@@ -3191,17 +2866,19 @@
                 <w:b/>
                 <w:bCs/>
                 <w:color w:val="64748B"/>
-                <w:sz w:val="18"/>
-                <w:szCs w:val="18"/>
+                <w:sz w:val="15"/>
+                <w:szCs w:val="15"/>
               </w:rPr>
               <w:t xml:space="preserve">DATE: </w:t>
             </w:r>
             <w:r>
               <w:rPr>
                 <w:rFonts w:ascii="Arial" w:cs="Arial" w:eastAsia="Arial" w:hAnsi="Arial"/>
+                <w:b/>
+                <w:bCs/>
                 <w:color w:val="1A1A1A"/>
-                <w:sz w:val="18"/>
-                <w:szCs w:val="18"/>
+                <w:sz w:val="15"/>
+                <w:szCs w:val="15"/>
               </w:rPr>
               <w:t xml:space="preserve">28/01/2026</w:t>
             </w:r>
@@ -3209,7 +2886,7 @@
         </w:tc>
         <w:tc>
           <w:tcPr>
-            <w:tcW w:type="dxa" w:w="283"/>
+            <w:tcW w:type="dxa" w:w="453"/>
             <w:tcBorders>
               <w:top w:val="none"/>
               <w:left w:val="none"/>
@@ -3231,7 +2908,7 @@
         </w:tc>
         <w:tc>
           <w:tcPr>
-            <w:tcW w:type="dxa" w:w="3401"/>
+            <w:tcW w:type="dxa" w:w="3288"/>
             <w:tcBorders>
               <w:top w:val="single" w:color="94A3B8" w:sz="6"/>
               <w:left w:val="single" w:color="94A3B8" w:sz="6"/>
@@ -3239,28 +2916,28 @@
               <w:right w:val="single" w:color="94A3B8" w:sz="6"/>
             </w:tcBorders>
             <w:tcMar>
-              <w:top w:type="dxa" w:w="100"/>
-              <w:left w:type="dxa" w:w="160"/>
-              <w:bottom w:type="dxa" w:w="100"/>
-              <w:right w:type="dxa" w:w="160"/>
+              <w:top w:type="dxa" w:w="160"/>
+              <w:left w:type="dxa" w:w="200"/>
+              <w:bottom w:type="dxa" w:w="160"/>
+              <w:right w:type="dxa" w:w="200"/>
             </w:tcMar>
           </w:tcPr>
           <w:p>
             <w:pPr>
-              <w:spacing w:after="0" w:before="180"/>
+              <w:spacing w:after="240" w:before="0"/>
             </w:pPr>
           </w:p>
           <w:p>
             <w:pPr>
               <w:pBdr>
-                <w:bottom w:val="single" w:color="0C2340" w:sz="8"/>
+                <w:bottom w:val="single" w:color="0C2340" w:sz="10"/>
               </w:pBdr>
-              <w:spacing w:after="10" w:before="0"/>
-            </w:pPr>
-          </w:p>
-          <w:p>
-            <w:pPr>
-              <w:spacing w:after="90" w:before="0"/>
+              <w:spacing w:after="30" w:before="0"/>
+            </w:pPr>
+          </w:p>
+          <w:p>
+            <w:pPr>
+              <w:spacing w:after="180" w:before="0"/>
             </w:pPr>
             <w:r>
               <w:rPr>
@@ -3268,15 +2945,15 @@
                 <w:b/>
                 <w:bCs/>
                 <w:color w:val="64748B"/>
-                <w:sz w:val="14"/>
-                <w:szCs w:val="14"/>
+                <w:sz w:val="13"/>
+                <w:szCs w:val="13"/>
               </w:rPr>
               <w:t xml:space="preserve">SIGNATURE</w:t>
             </w:r>
           </w:p>
           <w:p>
             <w:pPr>
-              <w:spacing w:after="15" w:before="0"/>
+              <w:spacing w:after="120" w:before="0"/>
             </w:pPr>
             <w:r>
               <w:rPr>
@@ -3284,15 +2961,15 @@
                 <w:b/>
                 <w:bCs/>
                 <w:color w:val="1A1A1A"/>
-                <w:sz w:val="20"/>
-                <w:szCs w:val="20"/>
+                <w:sz w:val="17"/>
+                <w:szCs w:val="17"/>
               </w:rPr>
               <w:t xml:space="preserve">Mr. A. Gushmani</w:t>
             </w:r>
           </w:p>
           <w:p>
             <w:pPr>
-              <w:spacing w:after="20" w:before="0"/>
+              <w:spacing w:after="160" w:before="0"/>
             </w:pPr>
             <w:r>
               <w:rPr>
@@ -3300,15 +2977,15 @@
                 <w:b/>
                 <w:bCs/>
                 <w:color w:val="0C2340"/>
-                <w:sz w:val="19"/>
-                <w:szCs w:val="19"/>
+                <w:sz w:val="16"/>
+                <w:szCs w:val="16"/>
               </w:rPr>
               <w:t xml:space="preserve">SGB TREASURER</w:t>
             </w:r>
           </w:p>
           <w:p>
             <w:pPr>
-              <w:spacing w:after="0" w:before="40"/>
+              <w:spacing w:after="60" w:before="0"/>
               <w:jc w:val="right"/>
             </w:pPr>
             <w:r>
@@ -3317,17 +2994,19 @@
                 <w:b/>
                 <w:bCs/>
                 <w:color w:val="64748B"/>
-                <w:sz w:val="18"/>
-                <w:szCs w:val="18"/>
+                <w:sz w:val="15"/>
+                <w:szCs w:val="15"/>
               </w:rPr>
               <w:t xml:space="preserve">DATE: </w:t>
             </w:r>
             <w:r>
               <w:rPr>
                 <w:rFonts w:ascii="Arial" w:cs="Arial" w:eastAsia="Arial" w:hAnsi="Arial"/>
+                <w:b/>
+                <w:bCs/>
                 <w:color w:val="1A1A1A"/>
-                <w:sz w:val="18"/>
-                <w:szCs w:val="18"/>
+                <w:sz w:val="15"/>
+                <w:szCs w:val="15"/>
               </w:rPr>
               <w:t xml:space="preserve">28/01/2026</w:t>
             </w:r>
@@ -3335,7 +3014,7 @@
         </w:tc>
         <w:tc>
           <w:tcPr>
-            <w:tcW w:type="dxa" w:w="283"/>
+            <w:tcW w:type="dxa" w:w="453"/>
             <w:tcBorders>
               <w:top w:val="none"/>
               <w:left w:val="none"/>
@@ -3357,7 +3036,7 @@
         </w:tc>
         <w:tc>
           <w:tcPr>
-            <w:tcW w:type="dxa" w:w="3401"/>
+            <w:tcW w:type="dxa" w:w="3288"/>
             <w:tcBorders>
               <w:top w:val="single" w:color="94A3B8" w:sz="6"/>
               <w:left w:val="single" w:color="94A3B8" w:sz="6"/>
@@ -3365,28 +3044,28 @@
               <w:right w:val="single" w:color="94A3B8" w:sz="6"/>
             </w:tcBorders>
             <w:tcMar>
-              <w:top w:type="dxa" w:w="100"/>
-              <w:left w:type="dxa" w:w="160"/>
-              <w:bottom w:type="dxa" w:w="100"/>
-              <w:right w:type="dxa" w:w="160"/>
+              <w:top w:type="dxa" w:w="160"/>
+              <w:left w:type="dxa" w:w="200"/>
+              <w:bottom w:type="dxa" w:w="160"/>
+              <w:right w:type="dxa" w:w="200"/>
             </w:tcMar>
           </w:tcPr>
           <w:p>
             <w:pPr>
-              <w:spacing w:after="0" w:before="180"/>
+              <w:spacing w:after="240" w:before="0"/>
             </w:pPr>
           </w:p>
           <w:p>
             <w:pPr>
               <w:pBdr>
-                <w:bottom w:val="single" w:color="0C2340" w:sz="8"/>
+                <w:bottom w:val="single" w:color="0C2340" w:sz="10"/>
               </w:pBdr>
-              <w:spacing w:after="10" w:before="0"/>
-            </w:pPr>
-          </w:p>
-          <w:p>
-            <w:pPr>
-              <w:spacing w:after="90" w:before="0"/>
+              <w:spacing w:after="30" w:before="0"/>
+            </w:pPr>
+          </w:p>
+          <w:p>
+            <w:pPr>
+              <w:spacing w:after="180" w:before="0"/>
             </w:pPr>
             <w:r>
               <w:rPr>
@@ -3394,15 +3073,15 @@
                 <w:b/>
                 <w:bCs/>
                 <w:color w:val="64748B"/>
-                <w:sz w:val="14"/>
-                <w:szCs w:val="14"/>
+                <w:sz w:val="13"/>
+                <w:szCs w:val="13"/>
               </w:rPr>
               <w:t xml:space="preserve">SIGNATURE</w:t>
             </w:r>
           </w:p>
           <w:p>
             <w:pPr>
-              <w:spacing w:after="15" w:before="0"/>
+              <w:spacing w:after="120" w:before="0"/>
             </w:pPr>
             <w:r>
               <w:rPr>
@@ -3410,15 +3089,15 @@
                 <w:b/>
                 <w:bCs/>
                 <w:color w:val="1A1A1A"/>
-                <w:sz w:val="20"/>
-                <w:szCs w:val="20"/>
+                <w:sz w:val="17"/>
+                <w:szCs w:val="17"/>
               </w:rPr>
               <w:t xml:space="preserve">Ms. M. Botha</w:t>
             </w:r>
           </w:p>
           <w:p>
             <w:pPr>
-              <w:spacing w:after="20" w:before="0"/>
+              <w:spacing w:after="160" w:before="0"/>
             </w:pPr>
             <w:r>
               <w:rPr>
@@ -3426,15 +3105,15 @@
                 <w:b/>
                 <w:bCs/>
                 <w:color w:val="0C2340"/>
-                <w:sz w:val="19"/>
-                <w:szCs w:val="19"/>
+                <w:sz w:val="16"/>
+                <w:szCs w:val="16"/>
               </w:rPr>
               <w:t xml:space="preserve">SCHOOL PRINCIPAL</w:t>
             </w:r>
           </w:p>
           <w:p>
             <w:pPr>
-              <w:spacing w:after="0" w:before="40"/>
+              <w:spacing w:after="60" w:before="0"/>
               <w:jc w:val="right"/>
             </w:pPr>
             <w:r>
@@ -3443,17 +3122,19 @@
                 <w:b/>
                 <w:bCs/>
                 <w:color w:val="64748B"/>
-                <w:sz w:val="18"/>
-                <w:szCs w:val="18"/>
+                <w:sz w:val="15"/>
+                <w:szCs w:val="15"/>
               </w:rPr>
               <w:t xml:space="preserve">DATE: </w:t>
             </w:r>
             <w:r>
               <w:rPr>
                 <w:rFonts w:ascii="Arial" w:cs="Arial" w:eastAsia="Arial" w:hAnsi="Arial"/>
+                <w:b/>
+                <w:bCs/>
                 <w:color w:val="1A1A1A"/>
-                <w:sz w:val="18"/>
-                <w:szCs w:val="18"/>
+                <w:sz w:val="15"/>
+                <w:szCs w:val="15"/>
               </w:rPr>
               <w:t xml:space="preserve">28/01/2026</w:t>
             </w:r>
@@ -3468,7 +3149,7 @@
     </w:p>
     <w:tbl>
       <w:tblPr>
-        <w:tblW w:type="dxa" w:w="3590"/>
+        <w:tblW w:type="dxa" w:w="4535"/>
         <w:jc w:val="left"/>
         <w:tblBorders>
           <w:top w:val="dashed" w:color="94A3B8" w:sz="6"/>
@@ -3485,21 +3166,22 @@
       <w:tr>
         <w:trPr>
           <w:cantSplit/>
+          <w:trHeight w:val="2948" w:hRule="atLeast"/>
         </w:trPr>
         <w:tc>
           <w:tcPr>
-            <w:tcW w:type="dxa" w:w="3590"/>
+            <w:tcW w:type="dxa" w:w="4535"/>
             <w:shd w:fill="F8FAFC" w:val="clear"/>
             <w:tcMar>
               <w:top w:type="dxa" w:w="100"/>
               <w:left w:type="dxa" w:w="140"/>
-              <w:bottom w:type="dxa" w:w="100"/>
+              <w:bottom w:type="dxa" w:w="80"/>
               <w:right w:type="dxa" w:w="140"/>
             </w:tcMar>
           </w:tcPr>
           <w:p>
             <w:pPr>
-              <w:spacing w:after="30" w:before="60"/>
+              <w:spacing w:after="30" w:before="80"/>
               <w:jc w:val="center"/>
             </w:pPr>
             <w:r>
@@ -3508,15 +3190,15 @@
                 <w:b/>
                 <w:bCs/>
                 <w:color w:val="475569"/>
-                <w:sz w:val="15"/>
-                <w:szCs w:val="15"/>
+                <w:sz w:val="16"/>
+                <w:szCs w:val="16"/>
               </w:rPr>
               <w:t xml:space="preserve">OFFICIAL SCHOOL STAMP</w:t>
             </w:r>
           </w:p>
           <w:p>
             <w:pPr>
-              <w:spacing w:after="80" w:before="80"/>
+              <w:spacing w:after="40" w:before="2450"/>
               <w:jc w:val="center"/>
             </w:pPr>
             <w:r>
@@ -3585,6 +3267,7 @@
       <w:tr>
         <w:trPr>
           <w:cantSplit/>
+          <w:trHeight w:val="2948" w:hRule="atLeast"/>
         </w:trPr>
         <w:tc>
           <w:tcPr>
@@ -3599,13 +3282,13 @@
             <w:tcMar>
               <w:top w:type="dxa" w:w="120"/>
               <w:left w:type="dxa" w:w="160"/>
-              <w:bottom w:type="dxa" w:w="120"/>
+              <w:bottom w:type="dxa" w:w="80"/>
               <w:right w:type="dxa" w:w="160"/>
             </w:tcMar>
           </w:tcPr>
           <w:p>
             <w:pPr>
-              <w:spacing w:after="40" w:before="80"/>
+              <w:spacing w:after="30" w:before="80"/>
               <w:jc w:val="center"/>
             </w:pPr>
             <w:r>
@@ -3614,15 +3297,15 @@
                 <w:b/>
                 <w:bCs/>
                 <w:color w:val="475569"/>
-                <w:sz w:val="15"/>
-                <w:szCs w:val="15"/>
+                <w:sz w:val="16"/>
+                <w:szCs w:val="16"/>
               </w:rPr>
               <w:t xml:space="preserve">OFFICIAL DISTRICT / CIRCUIT STAMP</w:t>
             </w:r>
           </w:p>
           <w:p>
             <w:pPr>
-              <w:spacing w:after="160" w:before="180"/>
+              <w:spacing w:after="40" w:before="2450"/>
               <w:jc w:val="center"/>
             </w:pPr>
             <w:r>
@@ -3668,28 +3351,28 @@
               <w:right w:val="single" w:color="94A3B8" w:sz="6"/>
             </w:tcBorders>
             <w:tcMar>
-              <w:top w:type="dxa" w:w="100"/>
+              <w:top w:type="dxa" w:w="120"/>
               <w:left w:type="dxa" w:w="160"/>
-              <w:bottom w:type="dxa" w:w="100"/>
+              <w:bottom w:type="dxa" w:w="120"/>
               <w:right w:type="dxa" w:w="160"/>
             </w:tcMar>
           </w:tcPr>
           <w:p>
             <w:pPr>
-              <w:spacing w:after="0" w:before="180"/>
+              <w:spacing w:after="300" w:before="0"/>
             </w:pPr>
           </w:p>
           <w:p>
             <w:pPr>
               <w:pBdr>
-                <w:bottom w:val="single" w:color="0C2340" w:sz="8"/>
+                <w:bottom w:val="single" w:color="0C2340" w:sz="10"/>
               </w:pBdr>
-              <w:spacing w:after="10" w:before="0"/>
-            </w:pPr>
-          </w:p>
-          <w:p>
-            <w:pPr>
-              <w:spacing w:after="90" w:before="0"/>
+              <w:spacing w:after="30" w:before="0"/>
+            </w:pPr>
+          </w:p>
+          <w:p>
+            <w:pPr>
+              <w:spacing w:after="300" w:before="0"/>
             </w:pPr>
             <w:r>
               <w:rPr>
@@ -3697,18 +3380,15 @@
                 <w:b/>
                 <w:bCs/>
                 <w:color w:val="64748B"/>
-                <w:sz w:val="14"/>
-                <w:szCs w:val="14"/>
+                <w:sz w:val="13"/>
+                <w:szCs w:val="13"/>
               </w:rPr>
               <w:t xml:space="preserve">SIGNATURE</w:t>
             </w:r>
           </w:p>
           <w:p>
             <w:pPr>
-              <w:tabs>
-                <w:tab w:val="right" w:pos="4924" w:leader="underscore"/>
-              </w:tabs>
-              <w:spacing w:after="15" w:before="0"/>
+              <w:spacing w:after="240" w:before="0"/>
             </w:pPr>
             <w:r>
               <w:rPr>
@@ -3716,15 +3396,24 @@
                 <w:b/>
                 <w:bCs/>
                 <w:color w:val="64748B"/>
-                <w:sz w:val="18"/>
-                <w:szCs w:val="18"/>
+                <w:sz w:val="15"/>
+                <w:szCs w:val="15"/>
               </w:rPr>
-              <w:t xml:space="preserve">NAME:	</w:t>
+              <w:t xml:space="preserve">NAME: </w:t>
             </w:r>
-          </w:p>
-          <w:p>
-            <w:pPr>
-              <w:spacing w:after="20" w:before="0"/>
+            <w:r>
+              <w:rPr>
+                <w:rFonts w:ascii="Arial" w:cs="Arial" w:eastAsia="Arial" w:hAnsi="Arial"/>
+                <w:color w:val="94A3B8"/>
+                <w:sz w:val="14"/>
+                <w:szCs w:val="14"/>
+              </w:rPr>
+              <w:t xml:space="preserve">__________________________________________________________</w:t>
+            </w:r>
+          </w:p>
+          <w:p>
+            <w:pPr>
+              <w:spacing w:after="300" w:before="0"/>
             </w:pPr>
             <w:r>
               <w:rPr>
@@ -3732,16 +3421,15 @@
                 <w:b/>
                 <w:bCs/>
                 <w:color w:val="0C2340"/>
-                <w:sz w:val="19"/>
-                <w:szCs w:val="19"/>
+                <w:sz w:val="16"/>
+                <w:szCs w:val="16"/>
               </w:rPr>
               <w:t xml:space="preserve">CIRCUIT MANAGER</w:t>
             </w:r>
           </w:p>
           <w:p>
             <w:pPr>
-              <w:spacing w:after="0" w:before="40"/>
-              <w:jc w:val="right"/>
+              <w:spacing w:after="120" w:before="0"/>
             </w:pPr>
             <w:r>
               <w:rPr>
@@ -3749,8 +3437,8 @@
                 <w:b/>
                 <w:bCs/>
                 <w:color w:val="64748B"/>
-                <w:sz w:val="18"/>
-                <w:szCs w:val="18"/>
+                <w:sz w:val="15"/>
+                <w:szCs w:val="15"/>
               </w:rPr>
               <w:t xml:space="preserve">DATE: </w:t>
             </w:r>
@@ -3758,18 +3446,17 @@
               <w:rPr>
                 <w:rFonts w:ascii="Arial" w:cs="Arial" w:eastAsia="Arial" w:hAnsi="Arial"/>
                 <w:color w:val="94A3B8"/>
-                <w:sz w:val="18"/>
-                <w:szCs w:val="18"/>
+                <w:sz w:val="14"/>
+                <w:szCs w:val="14"/>
               </w:rPr>
-              <w:t xml:space="preserve">________________________</w:t>
+              <w:t xml:space="preserve">__________________________________________________________</w:t>
             </w:r>
           </w:p>
         </w:tc>
       </w:tr>
     </w:tbl>
     <w:sectPr>
-      <w:headerReference w:type="default" r:id="rId7"/>
-      <w:footerReference w:type="default" r:id="rId8"/>
+      <w:footerReference w:type="default" r:id="rId7"/>
       <w:pgSz w:w="11905" w:h="16837" w:orient="portrait"/>
       <w:pgMar w:top="566" w:right="566" w:bottom="566" w:left="566" w:header="453" w:footer="453" w:gutter="0"/>
       <w:pgNumType/>
@@ -3902,48 +3589,6 @@
     </w:p>
   </w:footnote>
 </w:footnotes>
-</file>
-
-<file path=word/header1.xml><?xml version="1.0" encoding="utf-8"?>
-<w:hdr xmlns:wpc="http://schemas.microsoft.com/office/word/2010/wordprocessingCanvas" xmlns:mc="http://schemas.openxmlformats.org/markup-compatibility/2006" xmlns:o="urn:schemas-microsoft-com:office:office" xmlns:r="http://schemas.openxmlformats.org/officeDocument/2006/relationships" xmlns:m="http://schemas.openxmlformats.org/officeDocument/2006/math" xmlns:v="urn:schemas-microsoft-com:vml" xmlns:wp14="http://schemas.microsoft.com/office/word/2010/wordprocessingDrawing" xmlns:wp="http://schemas.openxmlformats.org/drawingml/2006/wordprocessingDrawing" xmlns:w10="urn:schemas-microsoft-com:office:word" xmlns:w="http://schemas.openxmlformats.org/wordprocessingml/2006/main" xmlns:w14="http://schemas.microsoft.com/office/word/2010/wordml" xmlns:w15="http://schemas.microsoft.com/office/word/2012/wordml" xmlns:wpg="http://schemas.microsoft.com/office/word/2010/wordprocessingGroup" xmlns:wpi="http://schemas.microsoft.com/office/word/2010/wordprocessingInk" xmlns:wne="http://schemas.microsoft.com/office/word/2006/wordml" xmlns:wps="http://schemas.microsoft.com/office/word/2010/wordprocessingShape" xmlns:cx="http://schemas.microsoft.com/office/drawing/2014/chartex" xmlns:cx1="http://schemas.microsoft.com/office/drawing/2015/9/8/chartex" xmlns:cx2="http://schemas.microsoft.com/office/drawing/2015/10/21/chartex" xmlns:cx3="http://schemas.microsoft.com/office/drawing/2016/5/9/chartex" xmlns:cx4="http://schemas.microsoft.com/office/drawing/2016/5/10/chartex" xmlns:cx5="http://schemas.microsoft.com/office/drawing/2016/5/11/chartex" xmlns:cx6="http://schemas.microsoft.com/office/drawing/2016/5/12/chartex" xmlns:cx7="http://schemas.microsoft.com/office/drawing/2016/5/13/chartex" xmlns:cx8="http://schemas.microsoft.com/office/drawing/2016/5/14/chartex" xmlns:w16cid="http://schemas.microsoft.com/office/word/2016/wordml/cid" xmlns:w16se="http://schemas.microsoft.com/office/word/2015/wordml/symex">
-  <w:p>
-    <w:pPr>
-      <w:pBdr>
-        <w:bottom w:val="single" w:color="CBD5E1" w:sz="6"/>
-      </w:pBdr>
-      <w:tabs>
-        <w:tab w:val="right" w:pos="10771"/>
-      </w:tabs>
-      <w:spacing w:after="80" w:before="0"/>
-    </w:pPr>
-    <w:r>
-      <w:rPr>
-        <w:rFonts w:ascii="Arial" w:cs="Arial" w:eastAsia="Arial" w:hAnsi="Arial"/>
-        <w:b/>
-        <w:bCs/>
-        <w:color w:val="0C2340"/>
-        <w:sz w:val="16"/>
-        <w:szCs w:val="16"/>
-      </w:rPr>
-      <w:t xml:space="preserve">LADY GREY ARTS ACADEMY • CONSTITUTION OF THE SCHOOL GOVERNING BODY</w:t>
-    </w:r>
-    <w:r>
-      <w:rPr>
-        <w:rFonts w:ascii="Arial" w:cs="Arial" w:eastAsia="Arial" w:hAnsi="Arial"/>
-      </w:rPr>
-      <w:t xml:space="preserve">	</w:t>
-    </w:r>
-    <w:r>
-      <w:rPr>
-        <w:rFonts w:ascii="Arial" w:cs="Arial" w:eastAsia="Arial" w:hAnsi="Arial"/>
-        <w:color w:val="64748B"/>
-        <w:sz w:val="14"/>
-        <w:szCs w:val="14"/>
-      </w:rPr>
-      <w:t xml:space="preserve">SGB</w:t>
-    </w:r>
-  </w:p>
-</w:hdr>
 </file>
 
 <file path=word/numbering.xml><?xml version="1.0" encoding="utf-8"?>
